--- a/data/revised_2026-10_full/tracked/v2/Physics/SS1.3_Temperature_and_Thermal_Expansion/Physics_Temperature_and_Thermal_Expansion_CBE_LessonSequence_TRACKED.docx
+++ b/data/revised_2026-10_full/tracked/v2/Physics/SS1.3_Temperature_and_Thermal_Expansion/Physics_Temperature_and_Thermal_Expansion_CBE_LessonSequence_TRACKED.docx
@@ -372,7 +372,7 @@
               </w:rPr>
               <w:t xml:space="preserve">Sub-Strand 1.</w:t>
             </w:r>
-            <w:del w:id="9001" w:author="Claude (AI) - proposed" w:date="2026-10-15T08:04:15Z">
+            <w:del w:id="9001" w:author="Claude (AI) - proposed" w:date="2026-10-18T00:32:01Z">
               <w:r>
                 <w:rPr>
                   <w:rFonts w:ascii="Arial" w:cs="Arial" w:eastAsia="Arial" w:hAnsi="Arial"/>
@@ -387,7 +387,7 @@
                 <w:delText xml:space="preserve">4</w:delText>
               </w:r>
             </w:del>
-            <w:ins w:id="9002" w:author="Claude (AI) - proposed" w:date="2026-10-15T08:04:15Z">
+            <w:ins w:id="9002" w:author="Claude (AI) - proposed" w:date="2026-10-18T00:32:01Z">
               <w:r>
                 <w:rPr>
                   <w:rFonts w:ascii="Arial" w:cs="Arial" w:eastAsia="Arial" w:hAnsi="Arial"/>
@@ -483,7 +483,7 @@
               </w:rPr>
               <w:t xml:space="preserve">6 lessons</w:t>
             </w:r>
-            <w:ins w:id="9003" w:author="Claude (AI) - proposed" w:date="2026-10-15T08:04:15Z">
+            <w:ins w:id="9003" w:author="Claude (AI) - proposed" w:date="2026-10-18T00:32:01Z">
               <w:r>
                 <w:rPr>
                   <w:rFonts w:ascii="Arial" w:cs="Arial" w:eastAsia="Arial" w:hAnsi="Arial"/>
@@ -511,7 +511,7 @@
               </w:rPr>
               <w:t xml:space="preserve"> × 40 minutes = </w:t>
             </w:r>
-            <w:del w:id="9004" w:author="Claude (AI) - proposed" w:date="2026-10-15T08:04:15Z">
+            <w:del w:id="9004" w:author="Claude (AI) - proposed" w:date="2026-10-18T00:32:01Z">
               <w:r>
                 <w:rPr>
                   <w:rFonts w:ascii="Arial" w:cs="Arial" w:eastAsia="Arial" w:hAnsi="Arial"/>
@@ -526,7 +526,7 @@
                 <w:delText xml:space="preserve">240</w:delText>
               </w:r>
             </w:del>
-            <w:ins w:id="9005" w:author="Claude (AI) - proposed" w:date="2026-10-15T08:04:15Z">
+            <w:ins w:id="9005" w:author="Claude (AI) - proposed" w:date="2026-10-18T00:32:01Z">
               <w:r>
                 <w:rPr>
                   <w:rFonts w:ascii="Arial" w:cs="Arial" w:eastAsia="Arial" w:hAnsi="Arial"/>
@@ -609,10 +609,10 @@
               <w:ind w:left="360" w:hanging="180"/>
               <w:jc w:val="left"/>
               <w:rPr>
-                <w:ins w:id="9007" w:author="Claude (AI) - proposed" w:date="2026-10-15T08:04:15Z"/>
-              </w:rPr>
-            </w:pPr>
-            <w:ins w:id="9006" w:author="Claude (AI) - proposed" w:date="2026-10-15T08:04:15Z">
+                <w:ins w:id="9007" w:author="Claude (AI) - proposed" w:date="2026-10-18T00:32:01Z"/>
+              </w:rPr>
+            </w:pPr>
+            <w:ins w:id="9006" w:author="Claude (AI) - proposed" w:date="2026-10-18T00:32:01Z">
               <w:r>
                 <w:rPr>
                   <w:rFonts w:ascii="Arial" w:cs="Arial" w:eastAsia="Arial" w:hAnsi="Arial"/>
@@ -634,10 +634,10 @@
               <w:ind w:left="360" w:hanging="180"/>
               <w:jc w:val="left"/>
               <w:rPr>
-                <w:del w:id="9009" w:author="Claude (AI) - proposed" w:date="2026-10-15T08:04:15Z"/>
-              </w:rPr>
-            </w:pPr>
-            <w:del w:id="9008" w:author="Claude (AI) - proposed" w:date="2026-10-15T08:04:15Z">
+                <w:del w:id="9009" w:author="Claude (AI) - proposed" w:date="2026-10-18T00:32:01Z"/>
+              </w:rPr>
+            </w:pPr>
+            <w:del w:id="9008" w:author="Claude (AI) - proposed" w:date="2026-10-18T00:32:01Z">
               <w:r>
                 <w:rPr>
                   <w:rFonts w:ascii="Arial" w:cs="Arial" w:eastAsia="Arial" w:hAnsi="Arial"/>
@@ -659,10 +659,10 @@
               <w:ind w:left="360" w:hanging="180"/>
               <w:jc w:val="left"/>
               <w:rPr>
-                <w:del w:id="9011" w:author="Claude (AI) - proposed" w:date="2026-10-15T08:04:15Z"/>
-              </w:rPr>
-            </w:pPr>
-            <w:del w:id="9010" w:author="Claude (AI) - proposed" w:date="2026-10-15T08:04:15Z">
+                <w:del w:id="9011" w:author="Claude (AI) - proposed" w:date="2026-10-18T00:32:01Z"/>
+              </w:rPr>
+            </w:pPr>
+            <w:del w:id="9010" w:author="Claude (AI) - proposed" w:date="2026-10-18T00:32:01Z">
               <w:r>
                 <w:rPr>
                   <w:rFonts w:ascii="Arial" w:cs="Arial" w:eastAsia="Arial" w:hAnsi="Arial"/>
@@ -684,10 +684,10 @@
               <w:ind w:left="360" w:hanging="180"/>
               <w:jc w:val="left"/>
               <w:rPr>
-                <w:del w:id="9013" w:author="Claude (AI) - proposed" w:date="2026-10-15T08:04:15Z"/>
-              </w:rPr>
-            </w:pPr>
-            <w:del w:id="9012" w:author="Claude (AI) - proposed" w:date="2026-10-15T08:04:15Z">
+                <w:del w:id="9013" w:author="Claude (AI) - proposed" w:date="2026-10-18T00:32:01Z"/>
+              </w:rPr>
+            </w:pPr>
+            <w:del w:id="9012" w:author="Claude (AI) - proposed" w:date="2026-10-18T00:32:01Z">
               <w:r>
                 <w:rPr>
                   <w:rFonts w:ascii="Arial" w:cs="Arial" w:eastAsia="Arial" w:hAnsi="Arial"/>
@@ -709,10 +709,10 @@
               <w:ind w:left="360" w:hanging="180"/>
               <w:jc w:val="left"/>
               <w:rPr>
-                <w:del w:id="9015" w:author="Claude (AI) - proposed" w:date="2026-10-15T08:04:15Z"/>
-              </w:rPr>
-            </w:pPr>
-            <w:del w:id="9014" w:author="Claude (AI) - proposed" w:date="2026-10-15T08:04:15Z">
+                <w:del w:id="9015" w:author="Claude (AI) - proposed" w:date="2026-10-18T00:32:01Z"/>
+              </w:rPr>
+            </w:pPr>
+            <w:del w:id="9014" w:author="Claude (AI) - proposed" w:date="2026-10-18T00:32:01Z">
               <w:r>
                 <w:rPr>
                   <w:rFonts w:ascii="Arial" w:cs="Arial" w:eastAsia="Arial" w:hAnsi="Arial"/>
@@ -734,10 +734,10 @@
               <w:ind w:left="360" w:hanging="180"/>
               <w:jc w:val="left"/>
               <w:rPr>
-                <w:del w:id="9017" w:author="Claude (AI) - proposed" w:date="2026-10-15T08:04:15Z"/>
-              </w:rPr>
-            </w:pPr>
-            <w:del w:id="9016" w:author="Claude (AI) - proposed" w:date="2026-10-15T08:04:15Z">
+                <w:del w:id="9017" w:author="Claude (AI) - proposed" w:date="2026-10-18T00:32:01Z"/>
+              </w:rPr>
+            </w:pPr>
+            <w:del w:id="9016" w:author="Claude (AI) - proposed" w:date="2026-10-18T00:32:01Z">
               <w:r>
                 <w:rPr>
                   <w:rFonts w:ascii="Arial" w:cs="Arial" w:eastAsia="Arial" w:hAnsi="Arial"/>
@@ -759,10 +759,10 @@
               <w:ind w:left="360" w:hanging="180"/>
               <w:jc w:val="left"/>
               <w:rPr>
-                <w:del w:id="9019" w:author="Claude (AI) - proposed" w:date="2026-10-15T08:04:15Z"/>
-              </w:rPr>
-            </w:pPr>
-            <w:del w:id="9018" w:author="Claude (AI) - proposed" w:date="2026-10-15T08:04:15Z">
+                <w:del w:id="9019" w:author="Claude (AI) - proposed" w:date="2026-10-18T00:32:01Z"/>
+              </w:rPr>
+            </w:pPr>
+            <w:del w:id="9018" w:author="Claude (AI) - proposed" w:date="2026-10-18T00:32:01Z">
               <w:r>
                 <w:rPr>
                   <w:rFonts w:ascii="Arial" w:cs="Arial" w:eastAsia="Arial" w:hAnsi="Arial"/>
@@ -784,10 +784,10 @@
               <w:ind w:left="360" w:hanging="180"/>
               <w:jc w:val="left"/>
               <w:rPr>
-                <w:del w:id="9021" w:author="Claude (AI) - proposed" w:date="2026-10-15T08:04:15Z"/>
-              </w:rPr>
-            </w:pPr>
-            <w:del w:id="9020" w:author="Claude (AI) - proposed" w:date="2026-10-15T08:04:15Z">
+                <w:del w:id="9021" w:author="Claude (AI) - proposed" w:date="2026-10-18T00:32:01Z"/>
+              </w:rPr>
+            </w:pPr>
+            <w:del w:id="9020" w:author="Claude (AI) - proposed" w:date="2026-10-18T00:32:01Z">
               <w:r>
                 <w:rPr>
                   <w:rFonts w:ascii="Arial" w:cs="Arial" w:eastAsia="Arial" w:hAnsi="Arial"/>
@@ -809,10 +809,10 @@
               <w:ind w:left="360" w:hanging="180"/>
               <w:jc w:val="left"/>
               <w:rPr>
-                <w:del w:id="9023" w:author="Claude (AI) - proposed" w:date="2026-10-15T08:04:15Z"/>
-              </w:rPr>
-            </w:pPr>
-            <w:del w:id="9022" w:author="Claude (AI) - proposed" w:date="2026-10-15T08:04:15Z">
+                <w:del w:id="9023" w:author="Claude (AI) - proposed" w:date="2026-10-18T00:32:01Z"/>
+              </w:rPr>
+            </w:pPr>
+            <w:del w:id="9022" w:author="Claude (AI) - proposed" w:date="2026-10-18T00:32:01Z">
               <w:r>
                 <w:rPr>
                   <w:rFonts w:ascii="Arial" w:cs="Arial" w:eastAsia="Arial" w:hAnsi="Arial"/>
@@ -847,7 +847,7 @@
               </w:rPr>
               <w:t xml:space="preserve">–  </w:t>
             </w:r>
-            <w:del w:id="9024" w:author="Claude (AI) - proposed" w:date="2026-10-15T08:04:15Z">
+            <w:del w:id="9024" w:author="Claude (AI) - proposed" w:date="2026-10-18T00:32:01Z">
               <w:r>
                 <w:rPr>
                   <w:rFonts w:ascii="Arial" w:cs="Arial" w:eastAsia="Arial" w:hAnsi="Arial"/>
@@ -862,7 +862,7 @@
                 <w:delText xml:space="preserve">Real and apparent expansion of liquids</w:delText>
               </w:r>
             </w:del>
-            <w:ins w:id="9025" w:author="Claude (AI) - proposed" w:date="2026-10-15T08:04:15Z">
+            <w:ins w:id="9025" w:author="Claude (AI) - proposed" w:date="2026-10-18T00:32:01Z">
               <w:r>
                 <w:rPr>
                   <w:rFonts w:ascii="Arial" w:cs="Arial" w:eastAsia="Arial" w:hAnsi="Arial"/>
@@ -884,10 +884,10 @@
               <w:ind w:left="360" w:hanging="180"/>
               <w:jc w:val="left"/>
               <w:rPr>
-                <w:ins w:id="9027" w:author="Claude (AI) - proposed" w:date="2026-10-15T08:04:15Z"/>
-              </w:rPr>
-            </w:pPr>
-            <w:ins w:id="9026" w:author="Claude (AI) - proposed" w:date="2026-10-15T08:04:15Z">
+                <w:ins w:id="9027" w:author="Claude (AI) - proposed" w:date="2026-10-18T00:32:01Z"/>
+              </w:rPr>
+            </w:pPr>
+            <w:ins w:id="9026" w:author="Claude (AI) - proposed" w:date="2026-10-18T00:32:01Z">
               <w:r>
                 <w:rPr>
                   <w:rFonts w:ascii="Arial" w:cs="Arial" w:eastAsia="Arial" w:hAnsi="Arial"/>
@@ -909,10 +909,10 @@
               <w:ind w:left="360" w:hanging="180"/>
               <w:jc w:val="left"/>
               <w:rPr>
-                <w:ins w:id="9029" w:author="Claude (AI) - proposed" w:date="2026-10-15T08:04:15Z"/>
-              </w:rPr>
-            </w:pPr>
-            <w:ins w:id="9028" w:author="Claude (AI) - proposed" w:date="2026-10-15T08:04:15Z">
+                <w:ins w:id="9029" w:author="Claude (AI) - proposed" w:date="2026-10-18T00:32:01Z"/>
+              </w:rPr>
+            </w:pPr>
+            <w:ins w:id="9028" w:author="Claude (AI) - proposed" w:date="2026-10-18T00:32:01Z">
               <w:r>
                 <w:rPr>
                   <w:rFonts w:ascii="Arial" w:cs="Arial" w:eastAsia="Arial" w:hAnsi="Arial"/>
@@ -934,10 +934,10 @@
               <w:ind w:left="360" w:hanging="180"/>
               <w:jc w:val="left"/>
               <w:rPr>
-                <w:ins w:id="9031" w:author="Claude (AI) - proposed" w:date="2026-10-15T08:04:15Z"/>
-              </w:rPr>
-            </w:pPr>
-            <w:ins w:id="9030" w:author="Claude (AI) - proposed" w:date="2026-10-15T08:04:15Z">
+                <w:ins w:id="9031" w:author="Claude (AI) - proposed" w:date="2026-10-18T00:32:01Z"/>
+              </w:rPr>
+            </w:pPr>
+            <w:ins w:id="9030" w:author="Claude (AI) - proposed" w:date="2026-10-18T00:32:01Z">
               <w:r>
                 <w:rPr>
                   <w:rFonts w:ascii="Arial" w:cs="Arial" w:eastAsia="Arial" w:hAnsi="Arial"/>
@@ -959,10 +959,10 @@
               <w:ind w:left="360" w:hanging="180"/>
               <w:jc w:val="left"/>
               <w:rPr>
-                <w:del w:id="9033" w:author="Claude (AI) - proposed" w:date="2026-10-15T08:04:15Z"/>
-              </w:rPr>
-            </w:pPr>
-            <w:del w:id="9032" w:author="Claude (AI) - proposed" w:date="2026-10-15T08:04:15Z">
+                <w:del w:id="9033" w:author="Claude (AI) - proposed" w:date="2026-10-18T00:32:01Z"/>
+              </w:rPr>
+            </w:pPr>
+            <w:del w:id="9032" w:author="Claude (AI) - proposed" w:date="2026-10-18T00:32:01Z">
               <w:r>
                 <w:rPr>
                   <w:rFonts w:ascii="Arial" w:cs="Arial" w:eastAsia="Arial" w:hAnsi="Arial"/>
@@ -1045,7 +1045,7 @@
               </w:rPr>
               <w:t xml:space="preserve">By the end of the sub</w:t>
             </w:r>
-            <w:del w:id="9034" w:author="Claude (AI) - proposed" w:date="2026-10-15T08:04:15Z">
+            <w:del w:id="9034" w:author="Claude (AI) - proposed" w:date="2026-10-18T00:32:01Z">
               <w:r>
                 <w:rPr>
                   <w:rFonts w:ascii="Arial" w:cs="Arial" w:eastAsia="Arial" w:hAnsi="Arial"/>
@@ -1060,7 +1060,7 @@
                 <w:delText xml:space="preserve">-</w:delText>
               </w:r>
             </w:del>
-            <w:ins w:id="9035" w:author="Claude (AI) - proposed" w:date="2026-10-15T08:04:15Z">
+            <w:ins w:id="9035" w:author="Claude (AI) - proposed" w:date="2026-10-18T00:32:01Z">
               <w:r>
                 <w:rPr>
                   <w:rFonts w:ascii="Arial" w:cs="Arial" w:eastAsia="Arial" w:hAnsi="Arial"/>
@@ -1095,10 +1095,10 @@
               <w:spacing w:after="40" w:before="0"/>
               <w:jc w:val="left"/>
               <w:rPr>
-                <w:ins w:id="9037" w:author="Claude (AI) - proposed" w:date="2026-10-15T08:04:15Z"/>
-              </w:rPr>
-            </w:pPr>
-            <w:ins w:id="9036" w:author="Claude (AI) - proposed" w:date="2026-10-15T08:04:15Z">
+                <w:ins w:id="9037" w:author="Claude (AI) - proposed" w:date="2026-10-18T00:32:01Z"/>
+              </w:rPr>
+            </w:pPr>
+            <w:ins w:id="9036" w:author="Claude (AI) - proposed" w:date="2026-10-18T00:32:01Z">
               <w:r>
                 <w:rPr>
                   <w:rFonts w:ascii="Arial" w:cs="Arial" w:eastAsia="Arial" w:hAnsi="Arial"/>
@@ -1120,10 +1120,10 @@
               <w:spacing w:after="40" w:before="0"/>
               <w:jc w:val="left"/>
               <w:rPr>
-                <w:ins w:id="9039" w:author="Claude (AI) - proposed" w:date="2026-10-15T08:04:15Z"/>
-              </w:rPr>
-            </w:pPr>
-            <w:ins w:id="9038" w:author="Claude (AI) - proposed" w:date="2026-10-15T08:04:15Z">
+                <w:ins w:id="9039" w:author="Claude (AI) - proposed" w:date="2026-10-18T00:32:01Z"/>
+              </w:rPr>
+            </w:pPr>
+            <w:ins w:id="9038" w:author="Claude (AI) - proposed" w:date="2026-10-18T00:32:01Z">
               <w:r>
                 <w:rPr>
                   <w:rFonts w:ascii="Arial" w:cs="Arial" w:eastAsia="Arial" w:hAnsi="Arial"/>
@@ -1145,10 +1145,10 @@
               <w:spacing w:after="40" w:before="0"/>
               <w:jc w:val="left"/>
               <w:rPr>
-                <w:del w:id="9041" w:author="Claude (AI) - proposed" w:date="2026-10-15T08:04:15Z"/>
-              </w:rPr>
-            </w:pPr>
-            <w:del w:id="9040" w:author="Claude (AI) - proposed" w:date="2026-10-15T08:04:15Z">
+                <w:del w:id="9041" w:author="Claude (AI) - proposed" w:date="2026-10-18T00:32:01Z"/>
+              </w:rPr>
+            </w:pPr>
+            <w:del w:id="9040" w:author="Claude (AI) - proposed" w:date="2026-10-18T00:32:01Z">
               <w:r>
                 <w:rPr>
                   <w:rFonts w:ascii="Arial" w:cs="Arial" w:eastAsia="Arial" w:hAnsi="Arial"/>
@@ -1170,10 +1170,10 @@
               <w:spacing w:after="40" w:before="0"/>
               <w:jc w:val="left"/>
               <w:rPr>
-                <w:del w:id="9043" w:author="Claude (AI) - proposed" w:date="2026-10-15T08:04:15Z"/>
-              </w:rPr>
-            </w:pPr>
-            <w:del w:id="9042" w:author="Claude (AI) - proposed" w:date="2026-10-15T08:04:15Z">
+                <w:del w:id="9043" w:author="Claude (AI) - proposed" w:date="2026-10-18T00:32:01Z"/>
+              </w:rPr>
+            </w:pPr>
+            <w:del w:id="9042" w:author="Claude (AI) - proposed" w:date="2026-10-18T00:32:01Z">
               <w:r>
                 <w:rPr>
                   <w:rFonts w:ascii="Arial" w:cs="Arial" w:eastAsia="Arial" w:hAnsi="Arial"/>
@@ -1195,10 +1195,10 @@
               <w:spacing w:after="40" w:before="0"/>
               <w:jc w:val="left"/>
               <w:rPr>
-                <w:del w:id="9045" w:author="Claude (AI) - proposed" w:date="2026-10-15T08:04:15Z"/>
-              </w:rPr>
-            </w:pPr>
-            <w:del w:id="9044" w:author="Claude (AI) - proposed" w:date="2026-10-15T08:04:15Z">
+                <w:del w:id="9045" w:author="Claude (AI) - proposed" w:date="2026-10-18T00:32:01Z"/>
+              </w:rPr>
+            </w:pPr>
+            <w:del w:id="9044" w:author="Claude (AI) - proposed" w:date="2026-10-18T00:32:01Z">
               <w:r>
                 <w:rPr>
                   <w:rFonts w:ascii="Arial" w:cs="Arial" w:eastAsia="Arial" w:hAnsi="Arial"/>
@@ -1220,10 +1220,10 @@
               <w:spacing w:after="40" w:before="0"/>
               <w:jc w:val="left"/>
               <w:rPr>
-                <w:del w:id="9047" w:author="Claude (AI) - proposed" w:date="2026-10-15T08:04:15Z"/>
-              </w:rPr>
-            </w:pPr>
-            <w:del w:id="9046" w:author="Claude (AI) - proposed" w:date="2026-10-15T08:04:15Z">
+                <w:del w:id="9047" w:author="Claude (AI) - proposed" w:date="2026-10-18T00:32:01Z"/>
+              </w:rPr>
+            </w:pPr>
+            <w:del w:id="9046" w:author="Claude (AI) - proposed" w:date="2026-10-18T00:32:01Z">
               <w:r>
                 <w:rPr>
                   <w:rFonts w:ascii="Arial" w:cs="Arial" w:eastAsia="Arial" w:hAnsi="Arial"/>
@@ -1245,7 +1245,7 @@
               <w:spacing w:after="40" w:before="0"/>
               <w:jc w:val="left"/>
             </w:pPr>
-            <w:del w:id="9048" w:author="Claude (AI) - proposed" w:date="2026-10-15T08:04:15Z">
+            <w:del w:id="9048" w:author="Claude (AI) - proposed" w:date="2026-10-18T00:32:01Z">
               <w:r>
                 <w:rPr>
                   <w:rFonts w:ascii="Arial" w:cs="Arial" w:eastAsia="Arial" w:hAnsi="Arial"/>
@@ -1260,7 +1260,7 @@
                 <w:delText xml:space="preserve">e) investigate the expansion of liquids and distinguish between real and apparent expansion</w:delText>
               </w:r>
             </w:del>
-            <w:ins w:id="9049" w:author="Claude (AI) - proposed" w:date="2026-10-15T08:04:15Z">
+            <w:ins w:id="9049" w:author="Claude (AI) - proposed" w:date="2026-10-18T00:32:01Z">
               <w:r>
                 <w:rPr>
                   <w:rFonts w:ascii="Arial" w:cs="Arial" w:eastAsia="Arial" w:hAnsi="Arial"/>
@@ -1295,10 +1295,10 @@
               <w:spacing w:after="40" w:before="0"/>
               <w:jc w:val="left"/>
               <w:rPr>
-                <w:del w:id="9051" w:author="Claude (AI) - proposed" w:date="2026-10-15T08:04:15Z"/>
-              </w:rPr>
-            </w:pPr>
-            <w:del w:id="9050" w:author="Claude (AI) - proposed" w:date="2026-10-15T08:04:15Z">
+                <w:del w:id="9051" w:author="Claude (AI) - proposed" w:date="2026-10-18T00:32:01Z"/>
+              </w:rPr>
+            </w:pPr>
+            <w:del w:id="9050" w:author="Claude (AI) - proposed" w:date="2026-10-18T00:32:01Z">
               <w:r>
                 <w:rPr>
                   <w:rFonts w:ascii="Arial" w:cs="Arial" w:eastAsia="Arial" w:hAnsi="Arial"/>
@@ -1320,10 +1320,10 @@
               <w:spacing w:after="40" w:before="0"/>
               <w:jc w:val="left"/>
               <w:rPr>
-                <w:del w:id="9053" w:author="Claude (AI) - proposed" w:date="2026-10-15T08:04:15Z"/>
-              </w:rPr>
-            </w:pPr>
-            <w:del w:id="9052" w:author="Claude (AI) - proposed" w:date="2026-10-15T08:04:15Z">
+                <w:del w:id="9053" w:author="Claude (AI) - proposed" w:date="2026-10-18T00:32:01Z"/>
+              </w:rPr>
+            </w:pPr>
+            <w:del w:id="9052" w:author="Claude (AI) - proposed" w:date="2026-10-18T00:32:01Z">
               <w:r>
                 <w:rPr>
                   <w:rFonts w:ascii="Arial" w:cs="Arial" w:eastAsia="Arial" w:hAnsi="Arial"/>
@@ -1345,7 +1345,7 @@
               <w:spacing w:after="40" w:before="0"/>
               <w:jc w:val="left"/>
             </w:pPr>
-            <w:del w:id="9054" w:author="Claude (AI) - proposed" w:date="2026-10-15T08:04:15Z">
+            <w:del w:id="9054" w:author="Claude (AI) - proposed" w:date="2026-10-18T00:32:01Z">
               <w:r>
                 <w:rPr>
                   <w:rFonts w:ascii="Arial" w:cs="Arial" w:eastAsia="Arial" w:hAnsi="Arial"/>
@@ -1360,7 +1360,7 @@
                 <w:delText xml:space="preserve">h) appreciate the role</w:delText>
               </w:r>
             </w:del>
-            <w:ins w:id="9055" w:author="Claude (AI) - proposed" w:date="2026-10-15T08:04:15Z">
+            <w:ins w:id="9055" w:author="Claude (AI) - proposed" w:date="2026-10-18T00:32:01Z">
               <w:r>
                 <w:rPr>
                   <w:rFonts w:ascii="Arial" w:cs="Arial" w:eastAsia="Arial" w:hAnsi="Arial"/>
@@ -1388,7 +1388,7 @@
               </w:rPr>
               <w:t xml:space="preserve"> of thermal expansion in </w:t>
             </w:r>
-            <w:del w:id="9056" w:author="Claude (AI) - proposed" w:date="2026-10-15T08:04:15Z">
+            <w:del w:id="9056" w:author="Claude (AI) - proposed" w:date="2026-10-18T00:32:01Z">
               <w:r>
                 <w:rPr>
                   <w:rFonts w:ascii="Arial" w:cs="Arial" w:eastAsia="Arial" w:hAnsi="Arial"/>
@@ -1403,7 +1403,7 @@
                 <w:delText xml:space="preserve">engineering design and environmental systems.</w:delText>
               </w:r>
             </w:del>
-            <w:ins w:id="9057" w:author="Claude (AI) - proposed" w:date="2026-10-15T08:04:15Z">
+            <w:ins w:id="9057" w:author="Claude (AI) - proposed" w:date="2026-10-18T00:32:01Z">
               <w:r>
                 <w:rPr>
                   <w:rFonts w:ascii="Arial" w:cs="Arial" w:eastAsia="Arial" w:hAnsi="Arial"/>
@@ -1425,10 +1425,10 @@
               <w:spacing w:after="40" w:before="0"/>
               <w:jc w:val="left"/>
               <w:rPr>
-                <w:ins w:id="9059" w:author="Claude (AI) - proposed" w:date="2026-10-15T08:04:15Z"/>
-              </w:rPr>
-            </w:pPr>
-            <w:ins w:id="9058" w:author="Claude (AI) - proposed" w:date="2026-10-15T08:04:15Z">
+                <w:ins w:id="9059" w:author="Claude (AI) - proposed" w:date="2026-10-18T00:32:01Z"/>
+              </w:rPr>
+            </w:pPr>
+            <w:ins w:id="9058" w:author="Claude (AI) - proposed" w:date="2026-10-18T00:32:01Z">
               <w:r>
                 <w:rPr>
                   <w:rFonts w:ascii="Arial" w:cs="Arial" w:eastAsia="Arial" w:hAnsi="Arial"/>
@@ -1498,10 +1498,10 @@
               <w:ind w:left="360" w:hanging="180"/>
               <w:jc w:val="left"/>
               <w:rPr>
-                <w:ins w:id="9061" w:author="Claude (AI) - proposed" w:date="2026-10-15T08:04:15Z"/>
-              </w:rPr>
-            </w:pPr>
-            <w:ins w:id="9060" w:author="Claude (AI) - proposed" w:date="2026-10-15T08:04:15Z">
+                <w:ins w:id="9061" w:author="Claude (AI) - proposed" w:date="2026-10-18T00:32:01Z"/>
+              </w:rPr>
+            </w:pPr>
+            <w:ins w:id="9060" w:author="Claude (AI) - proposed" w:date="2026-10-18T00:32:01Z">
               <w:r>
                 <w:rPr>
                   <w:rFonts w:ascii="Arial" w:cs="Arial" w:eastAsia="Arial" w:hAnsi="Arial"/>
@@ -1523,10 +1523,10 @@
               <w:ind w:left="360" w:hanging="180"/>
               <w:jc w:val="left"/>
               <w:rPr>
-                <w:ins w:id="9063" w:author="Claude (AI) - proposed" w:date="2026-10-15T08:04:15Z"/>
-              </w:rPr>
-            </w:pPr>
-            <w:ins w:id="9062" w:author="Claude (AI) - proposed" w:date="2026-10-15T08:04:15Z">
+                <w:ins w:id="9063" w:author="Claude (AI) - proposed" w:date="2026-10-18T00:32:01Z"/>
+              </w:rPr>
+            </w:pPr>
+            <w:ins w:id="9062" w:author="Claude (AI) - proposed" w:date="2026-10-18T00:32:01Z">
               <w:r>
                 <w:rPr>
                   <w:rFonts w:ascii="Arial" w:cs="Arial" w:eastAsia="Arial" w:hAnsi="Arial"/>
@@ -1548,10 +1548,10 @@
               <w:ind w:left="360" w:hanging="180"/>
               <w:jc w:val="left"/>
               <w:rPr>
-                <w:del w:id="9065" w:author="Claude (AI) - proposed" w:date="2026-10-15T08:04:15Z"/>
-              </w:rPr>
-            </w:pPr>
-            <w:del w:id="9064" w:author="Claude (AI) - proposed" w:date="2026-10-15T08:04:15Z">
+                <w:del w:id="9065" w:author="Claude (AI) - proposed" w:date="2026-10-18T00:32:01Z"/>
+              </w:rPr>
+            </w:pPr>
+            <w:del w:id="9064" w:author="Claude (AI) - proposed" w:date="2026-10-18T00:32:01Z">
               <w:r>
                 <w:rPr>
                   <w:rFonts w:ascii="Arial" w:cs="Arial" w:eastAsia="Arial" w:hAnsi="Arial"/>
@@ -1573,10 +1573,10 @@
               <w:ind w:left="360" w:hanging="180"/>
               <w:jc w:val="left"/>
               <w:rPr>
-                <w:del w:id="9067" w:author="Claude (AI) - proposed" w:date="2026-10-15T08:04:15Z"/>
-              </w:rPr>
-            </w:pPr>
-            <w:del w:id="9066" w:author="Claude (AI) - proposed" w:date="2026-10-15T08:04:15Z">
+                <w:del w:id="9067" w:author="Claude (AI) - proposed" w:date="2026-10-18T00:32:01Z"/>
+              </w:rPr>
+            </w:pPr>
+            <w:del w:id="9066" w:author="Claude (AI) - proposed" w:date="2026-10-18T00:32:01Z">
               <w:r>
                 <w:rPr>
                   <w:rFonts w:ascii="Arial" w:cs="Arial" w:eastAsia="Arial" w:hAnsi="Arial"/>
@@ -1598,10 +1598,10 @@
               <w:ind w:left="360" w:hanging="180"/>
               <w:jc w:val="left"/>
               <w:rPr>
-                <w:del w:id="9069" w:author="Claude (AI) - proposed" w:date="2026-10-15T08:04:15Z"/>
-              </w:rPr>
-            </w:pPr>
-            <w:del w:id="9068" w:author="Claude (AI) - proposed" w:date="2026-10-15T08:04:15Z">
+                <w:del w:id="9069" w:author="Claude (AI) - proposed" w:date="2026-10-18T00:32:01Z"/>
+              </w:rPr>
+            </w:pPr>
+            <w:del w:id="9068" w:author="Claude (AI) - proposed" w:date="2026-10-18T00:32:01Z">
               <w:r>
                 <w:rPr>
                   <w:rFonts w:ascii="Arial" w:cs="Arial" w:eastAsia="Arial" w:hAnsi="Arial"/>
@@ -1623,10 +1623,10 @@
               <w:ind w:left="360" w:hanging="180"/>
               <w:jc w:val="left"/>
               <w:rPr>
-                <w:del w:id="9071" w:author="Claude (AI) - proposed" w:date="2026-10-15T08:04:15Z"/>
-              </w:rPr>
-            </w:pPr>
-            <w:del w:id="9070" w:author="Claude (AI) - proposed" w:date="2026-10-15T08:04:15Z">
+                <w:del w:id="9071" w:author="Claude (AI) - proposed" w:date="2026-10-18T00:32:01Z"/>
+              </w:rPr>
+            </w:pPr>
+            <w:del w:id="9070" w:author="Claude (AI) - proposed" w:date="2026-10-18T00:32:01Z">
               <w:r>
                 <w:rPr>
                   <w:rFonts w:ascii="Arial" w:cs="Arial" w:eastAsia="Arial" w:hAnsi="Arial"/>
@@ -1696,10 +1696,10 @@
               <w:ind w:left="360" w:hanging="180"/>
               <w:jc w:val="left"/>
               <w:rPr>
-                <w:del w:id="9073" w:author="Claude (AI) - proposed" w:date="2026-10-15T08:04:15Z"/>
-              </w:rPr>
-            </w:pPr>
-            <w:del w:id="9072" w:author="Claude (AI) - proposed" w:date="2026-10-15T08:04:15Z">
+                <w:del w:id="9073" w:author="Claude (AI) - proposed" w:date="2026-10-18T00:32:01Z"/>
+              </w:rPr>
+            </w:pPr>
+            <w:del w:id="9072" w:author="Claude (AI) - proposed" w:date="2026-10-18T00:32:01Z">
               <w:r>
                 <w:rPr>
                   <w:rFonts w:ascii="Arial" w:cs="Arial" w:eastAsia="Arial" w:hAnsi="Arial"/>
@@ -1721,7 +1721,7 @@
               <w:ind w:left="360" w:hanging="180"/>
               <w:jc w:val="left"/>
             </w:pPr>
-            <w:del w:id="9074" w:author="Claude (AI) - proposed" w:date="2026-10-15T08:04:15Z">
+            <w:del w:id="9074" w:author="Claude (AI) - proposed" w:date="2026-10-18T00:32:01Z">
               <w:r>
                 <w:rPr>
                   <w:rFonts w:ascii="Arial" w:cs="Arial" w:eastAsia="Arial" w:hAnsi="Arial"/>
@@ -1736,7 +1736,7 @@
                 <w:delText xml:space="preserve">–  Respect: the learner listens to and values the contributions of group members when discussing observations on thermal expansion, appreciating that peers may arrive at explanations through different reasoning paths.</w:delText>
               </w:r>
             </w:del>
-            <w:ins w:id="9075" w:author="Claude (AI) - proposed" w:date="2026-10-15T08:04:15Z">
+            <w:ins w:id="9075" w:author="Claude (AI) - proposed" w:date="2026-10-18T00:32:01Z">
               <w:r>
                 <w:rPr>
                   <w:rFonts w:ascii="Arial" w:cs="Arial" w:eastAsia="Arial" w:hAnsi="Arial"/>
@@ -1758,10 +1758,10 @@
               <w:ind w:left="360" w:hanging="180"/>
               <w:jc w:val="left"/>
               <w:rPr>
-                <w:ins w:id="9077" w:author="Claude (AI) - proposed" w:date="2026-10-15T08:04:15Z"/>
-              </w:rPr>
-            </w:pPr>
-            <w:ins w:id="9076" w:author="Claude (AI) - proposed" w:date="2026-10-15T08:04:15Z">
+                <w:ins w:id="9077" w:author="Claude (AI) - proposed" w:date="2026-10-18T00:32:01Z"/>
+              </w:rPr>
+            </w:pPr>
+            <w:ins w:id="9076" w:author="Claude (AI) - proposed" w:date="2026-10-18T00:32:01Z">
               <w:r>
                 <w:rPr>
                   <w:rFonts w:ascii="Arial" w:cs="Arial" w:eastAsia="Arial" w:hAnsi="Arial"/>
@@ -1783,10 +1783,10 @@
               <w:ind w:left="360" w:hanging="180"/>
               <w:jc w:val="left"/>
               <w:rPr>
-                <w:del w:id="9079" w:author="Claude (AI) - proposed" w:date="2026-10-15T08:04:15Z"/>
-              </w:rPr>
-            </w:pPr>
-            <w:del w:id="9078" w:author="Claude (AI) - proposed" w:date="2026-10-15T08:04:15Z">
+                <w:del w:id="9079" w:author="Claude (AI) - proposed" w:date="2026-10-18T00:32:01Z"/>
+              </w:rPr>
+            </w:pPr>
+            <w:del w:id="9078" w:author="Claude (AI) - proposed" w:date="2026-10-18T00:32:01Z">
               <w:r>
                 <w:rPr>
                   <w:rFonts w:ascii="Arial" w:cs="Arial" w:eastAsia="Arial" w:hAnsi="Arial"/>
@@ -1808,10 +1808,10 @@
               <w:ind w:left="360" w:hanging="180"/>
               <w:jc w:val="left"/>
               <w:rPr>
-                <w:del w:id="9081" w:author="Claude (AI) - proposed" w:date="2026-10-15T08:04:15Z"/>
-              </w:rPr>
-            </w:pPr>
-            <w:del w:id="9080" w:author="Claude (AI) - proposed" w:date="2026-10-15T08:04:15Z">
+                <w:del w:id="9081" w:author="Claude (AI) - proposed" w:date="2026-10-18T00:32:01Z"/>
+              </w:rPr>
+            </w:pPr>
+            <w:del w:id="9080" w:author="Claude (AI) - proposed" w:date="2026-10-18T00:32:01Z">
               <w:r>
                 <w:rPr>
                   <w:rFonts w:ascii="Arial" w:cs="Arial" w:eastAsia="Arial" w:hAnsi="Arial"/>
@@ -2049,10 +2049,10 @@
               <w:ind w:left="360" w:hanging="180"/>
               <w:jc w:val="left"/>
               <w:rPr>
-                <w:ins w:id="9083" w:author="Claude (AI) - proposed" w:date="2026-10-15T08:04:15Z"/>
-              </w:rPr>
-            </w:pPr>
-            <w:ins w:id="9082" w:author="Claude (AI) - proposed" w:date="2026-10-15T08:04:15Z">
+                <w:ins w:id="9083" w:author="Claude (AI) - proposed" w:date="2026-10-18T00:32:01Z"/>
+              </w:rPr>
+            </w:pPr>
+            <w:ins w:id="9082" w:author="Claude (AI) - proposed" w:date="2026-10-18T00:32:01Z">
               <w:r>
                 <w:rPr>
                   <w:rFonts w:ascii="Arial" w:cs="Arial" w:eastAsia="Arial" w:hAnsi="Arial"/>
@@ -2074,10 +2074,10 @@
               <w:ind w:left="360" w:hanging="180"/>
               <w:jc w:val="left"/>
               <w:rPr>
-                <w:del w:id="9085" w:author="Claude (AI) - proposed" w:date="2026-10-15T08:04:15Z"/>
-              </w:rPr>
-            </w:pPr>
-            <w:del w:id="9084" w:author="Claude (AI) - proposed" w:date="2026-10-15T08:04:15Z">
+                <w:del w:id="9085" w:author="Claude (AI) - proposed" w:date="2026-10-18T00:32:01Z"/>
+              </w:rPr>
+            </w:pPr>
+            <w:del w:id="9084" w:author="Claude (AI) - proposed" w:date="2026-10-18T00:32:01Z">
               <w:r>
                 <w:rPr>
                   <w:rFonts w:ascii="Arial" w:cs="Arial" w:eastAsia="Arial" w:hAnsi="Arial"/>
@@ -2099,10 +2099,10 @@
               <w:ind w:left="360" w:hanging="180"/>
               <w:jc w:val="left"/>
               <w:rPr>
-                <w:del w:id="9087" w:author="Claude (AI) - proposed" w:date="2026-10-15T08:04:15Z"/>
-              </w:rPr>
-            </w:pPr>
-            <w:del w:id="9086" w:author="Claude (AI) - proposed" w:date="2026-10-15T08:04:15Z">
+                <w:del w:id="9087" w:author="Claude (AI) - proposed" w:date="2026-10-18T00:32:01Z"/>
+              </w:rPr>
+            </w:pPr>
+            <w:del w:id="9086" w:author="Claude (AI) - proposed" w:date="2026-10-18T00:32:01Z">
               <w:r>
                 <w:rPr>
                   <w:rFonts w:ascii="Arial" w:cs="Arial" w:eastAsia="Arial" w:hAnsi="Arial"/>
@@ -2124,10 +2124,10 @@
               <w:ind w:left="360" w:hanging="180"/>
               <w:jc w:val="left"/>
               <w:rPr>
-                <w:del w:id="9089" w:author="Claude (AI) - proposed" w:date="2026-10-15T08:04:15Z"/>
-              </w:rPr>
-            </w:pPr>
-            <w:del w:id="9088" w:author="Claude (AI) - proposed" w:date="2026-10-15T08:04:15Z">
+                <w:del w:id="9089" w:author="Claude (AI) - proposed" w:date="2026-10-18T00:32:01Z"/>
+              </w:rPr>
+            </w:pPr>
+            <w:del w:id="9088" w:author="Claude (AI) - proposed" w:date="2026-10-18T00:32:01Z">
               <w:r>
                 <w:rPr>
                   <w:rFonts w:ascii="Arial" w:cs="Arial" w:eastAsia="Arial" w:hAnsi="Arial"/>
@@ -2149,10 +2149,10 @@
               <w:ind w:left="360" w:hanging="180"/>
               <w:jc w:val="left"/>
               <w:rPr>
-                <w:del w:id="9091" w:author="Claude (AI) - proposed" w:date="2026-10-15T08:04:15Z"/>
-              </w:rPr>
-            </w:pPr>
-            <w:del w:id="9090" w:author="Claude (AI) - proposed" w:date="2026-10-15T08:04:15Z">
+                <w:del w:id="9091" w:author="Claude (AI) - proposed" w:date="2026-10-18T00:32:01Z"/>
+              </w:rPr>
+            </w:pPr>
+            <w:del w:id="9090" w:author="Claude (AI) - proposed" w:date="2026-10-18T00:32:01Z">
               <w:r>
                 <w:rPr>
                   <w:rFonts w:ascii="Arial" w:cs="Arial" w:eastAsia="Arial" w:hAnsi="Arial"/>
@@ -2498,10 +2498,10 @@
               <w:spacing w:after="40" w:before="0"/>
               <w:jc w:val="left"/>
               <w:rPr>
-                <w:ins w:id="9093" w:author="Claude (AI) - proposed" w:date="2026-10-15T08:04:15Z"/>
-              </w:rPr>
-            </w:pPr>
-            <w:ins w:id="9092" w:author="Claude (AI) - proposed" w:date="2026-10-15T08:04:15Z">
+                <w:ins w:id="9093" w:author="Claude (AI) - proposed" w:date="2026-10-18T00:32:01Z"/>
+              </w:rPr>
+            </w:pPr>
+            <w:ins w:id="9092" w:author="Claude (AI) - proposed" w:date="2026-10-18T00:32:01Z">
               <w:r>
                 <w:rPr>
                   <w:rFonts w:ascii="Arial" w:cs="Arial" w:eastAsia="Arial" w:hAnsi="Arial"/>
@@ -2523,10 +2523,10 @@
               <w:spacing w:after="40" w:before="0"/>
               <w:jc w:val="left"/>
               <w:rPr>
-                <w:ins w:id="9095" w:author="Claude (AI) - proposed" w:date="2026-10-15T08:04:15Z"/>
-              </w:rPr>
-            </w:pPr>
-            <w:ins w:id="9094" w:author="Claude (AI) - proposed" w:date="2026-10-15T08:04:15Z">
+                <w:ins w:id="9095" w:author="Claude (AI) - proposed" w:date="2026-10-18T00:32:01Z"/>
+              </w:rPr>
+            </w:pPr>
+            <w:ins w:id="9094" w:author="Claude (AI) - proposed" w:date="2026-10-18T00:32:01Z">
               <w:r>
                 <w:rPr>
                   <w:rFonts w:ascii="Arial" w:cs="Arial" w:eastAsia="Arial" w:hAnsi="Arial"/>
@@ -2548,10 +2548,10 @@
               <w:spacing w:after="40" w:before="0"/>
               <w:jc w:val="left"/>
               <w:rPr>
-                <w:del w:id="9097" w:author="Claude (AI) - proposed" w:date="2026-10-15T08:04:15Z"/>
-              </w:rPr>
-            </w:pPr>
-            <w:del w:id="9096" w:author="Claude (AI) - proposed" w:date="2026-10-15T08:04:15Z">
+                <w:del w:id="9097" w:author="Claude (AI) - proposed" w:date="2026-10-18T00:32:01Z"/>
+              </w:rPr>
+            </w:pPr>
+            <w:del w:id="9096" w:author="Claude (AI) - proposed" w:date="2026-10-18T00:32:01Z">
               <w:r>
                 <w:rPr>
                   <w:rFonts w:ascii="Arial" w:cs="Arial" w:eastAsia="Arial" w:hAnsi="Arial"/>
@@ -2573,10 +2573,10 @@
               <w:spacing w:after="40" w:before="0"/>
               <w:jc w:val="left"/>
               <w:rPr>
-                <w:del w:id="9099" w:author="Claude (AI) - proposed" w:date="2026-10-15T08:04:15Z"/>
-              </w:rPr>
-            </w:pPr>
-            <w:del w:id="9098" w:author="Claude (AI) - proposed" w:date="2026-10-15T08:04:15Z">
+                <w:del w:id="9099" w:author="Claude (AI) - proposed" w:date="2026-10-18T00:32:01Z"/>
+              </w:rPr>
+            </w:pPr>
+            <w:del w:id="9098" w:author="Claude (AI) - proposed" w:date="2026-10-18T00:32:01Z">
               <w:r>
                 <w:rPr>
                   <w:rFonts w:ascii="Arial" w:cs="Arial" w:eastAsia="Arial" w:hAnsi="Arial"/>
@@ -2867,7 +2867,7 @@
               </w:rPr>
               <w:t xml:space="preserve">Lesson 4 — Superficial and Volumetric Expansion (From Length to Volume): Learners extend the linear expansion concept mathematically to area (β ≈ 2α) and volume (γ ≈ 3α) expansion, then investigate volumetric expansion of water experimentally using a flask-and-capillary-tube setup. Plotting a temperature–volume graph for water reveals the </w:t>
             </w:r>
-            <w:del w:id="9100" w:author="Claude (AI) - proposed" w:date="2026-10-15T08:04:15Z">
+            <w:del w:id="9100" w:author="Claude (AI) - proposed" w:date="2026-10-18T00:32:01Z">
               <w:r>
                 <w:rPr>
                   <w:rFonts w:ascii="Arial" w:cs="Arial" w:eastAsia="Arial" w:hAnsi="Arial"/>
@@ -2882,7 +2882,7 @@
                 <w:delText xml:space="preserve">anomalous</w:delText>
               </w:r>
             </w:del>
-            <w:ins w:id="9101" w:author="Claude (AI) - proposed" w:date="2026-10-15T08:04:15Z">
+            <w:ins w:id="9101" w:author="Claude (AI) - proposed" w:date="2026-10-18T00:32:01Z">
               <w:r>
                 <w:rPr>
                   <w:rFonts w:ascii="Arial" w:cs="Arial" w:eastAsia="Arial" w:hAnsi="Arial"/>
@@ -2910,7 +2910,7 @@
               </w:rPr>
               <w:t xml:space="preserve"> expansion below 4 °C</w:t>
             </w:r>
-            <w:del w:id="9102" w:author="Claude (AI) - proposed" w:date="2026-10-15T08:04:15Z">
+            <w:del w:id="9102" w:author="Claude (AI) - proposed" w:date="2026-10-18T00:32:01Z">
               <w:r>
                 <w:rPr>
                   <w:rFonts w:ascii="Arial" w:cs="Arial" w:eastAsia="Arial" w:hAnsi="Arial"/>
@@ -2925,7 +2925,7 @@
                 <w:delText xml:space="preserve"> —</w:delText>
               </w:r>
             </w:del>
-            <w:ins w:id="9103" w:author="Claude (AI) - proposed" w:date="2026-10-15T08:04:15Z">
+            <w:ins w:id="9103" w:author="Claude (AI) - proposed" w:date="2026-10-18T00:32:01Z">
               <w:r>
                 <w:rPr>
                   <w:rFonts w:ascii="Arial" w:cs="Arial" w:eastAsia="Arial" w:hAnsi="Arial"/>
@@ -2993,7 +2993,7 @@
               </w:rPr>
               <w:t xml:space="preserve">Lesson 5 — Applications of Thermal Expansion (Engineering Solutions): Learners research and present real Kenyan applications: expansion joints on the Thika Superhighway, bimetallic strip thermostats in electric irons, fitting of metal tyres on wooden cart wheels, riveting in metal roofing. They evaluate how engineers calculate required gap sizes using the linear expansion formula and propose a design solution for a 10 m steel bridge beam in Kisumu exposed to a </w:t>
             </w:r>
-            <w:ins w:id="9104" w:author="Claude (AI) - proposed" w:date="2026-10-15T08:04:15Z">
+            <w:ins w:id="9104" w:author="Claude (AI) - proposed" w:date="2026-10-18T00:32:01Z">
               <w:r>
                 <w:rPr>
                   <w:rFonts w:ascii="Arial" w:cs="Arial" w:eastAsia="Arial" w:hAnsi="Arial"/>
@@ -3021,7 +3021,7 @@
               </w:rPr>
               <w:t xml:space="preserve">35 °C</w:t>
             </w:r>
-            <w:del w:id="9105" w:author="Claude (AI) - proposed" w:date="2026-10-15T08:04:15Z">
+            <w:del w:id="9105" w:author="Claude (AI) - proposed" w:date="2026-10-18T00:32:01Z">
               <w:r>
                 <w:rPr>
                   <w:rFonts w:ascii="Arial" w:cs="Arial" w:eastAsia="Arial" w:hAnsi="Arial"/>
@@ -3036,7 +3036,7 @@
                 <w:delText xml:space="preserve"> seasonal temperature range</w:delText>
               </w:r>
             </w:del>
-            <w:ins w:id="9106" w:author="Claude (AI) - proposed" w:date="2026-10-15T08:04:15Z">
+            <w:ins w:id="9106" w:author="Claude (AI) - proposed" w:date="2026-10-18T00:32:01Z">
               <w:r>
                 <w:rPr>
                   <w:rFonts w:ascii="Arial" w:cs="Arial" w:eastAsia="Arial" w:hAnsi="Arial"/>
@@ -3354,7 +3354,7 @@
         </w:rPr>
         <w:t xml:space="preserve">© 2026 SeaVuria and ARES. This work is licensed under a </w:t>
       </w:r>
-      <w:hyperlink w:history="1" r:id="rIdd1qccq0f0zzyuzs-arvoc">
+      <w:hyperlink w:history="1" r:id="rIdn5wpliln7y2mn6xtpe07t">
         <w:r>
           <w:rPr>
             <w:rFonts w:ascii="Arial" w:cs="Arial" w:eastAsia="Arial" w:hAnsi="Arial"/>
@@ -3374,7 +3374,7 @@
         </w:rPr>
         <w:t xml:space="preserve"> (</w:t>
       </w:r>
-      <w:hyperlink w:history="1" r:id="rIdzoautv-f04itsfhyceyxe">
+      <w:hyperlink w:history="1" r:id="rIdxujhqehnvex-cmhr7j4ox">
         <w:r>
           <w:rPr>
             <w:rFonts w:ascii="Arial" w:cs="Arial" w:eastAsia="Arial" w:hAnsi="Arial"/>
@@ -3394,7 +3394,7 @@
         </w:rPr>
         <w:t xml:space="preserve">). To view a copy of this license, visit </w:t>
       </w:r>
-      <w:hyperlink w:history="1" r:id="rIdo1c9kt9l_y3625xxdnvz6">
+      <w:hyperlink w:history="1" r:id="rIddkxxeakrko3hc5kdf5fij">
         <w:r>
           <w:rPr>
             <w:rFonts w:ascii="Arial" w:cs="Arial" w:eastAsia="Arial" w:hAnsi="Arial"/>
@@ -4433,7 +4433,7 @@
             <w:pPr>
               <w:spacing w:after="20" w:before="0"/>
             </w:pPr>
-            <w:hyperlink w:history="1" r:id="rIdwlzse9e_yug9hrokyxjgq">
+            <w:hyperlink w:history="1" r:id="rIduztbmp3ua8sgwym5oig5r">
               <w:r>
                 <w:rPr>
                   <w:rFonts w:ascii="Arial" w:cs="Arial" w:eastAsia="Arial" w:hAnsi="Arial"/>
@@ -4466,7 +4466,7 @@
               <w:spacing w:after="10" w:before="0"/>
               <w:ind w:left="120"/>
             </w:pPr>
-            <w:hyperlink w:history="1" r:id="rIdk4knfixaghpwjxbkkmmg8">
+            <w:hyperlink w:history="1" r:id="rId0wcrkqxokixexpuztsegf">
               <w:r>
                 <w:rPr>
                   <w:rFonts w:ascii="Arial" w:cs="Arial" w:eastAsia="Arial" w:hAnsi="Arial"/>
@@ -4511,7 +4511,7 @@
             <w:pPr>
               <w:spacing w:after="20" w:before="0"/>
             </w:pPr>
-            <w:hyperlink w:history="1" r:id="rIdycrklacyqymtsafnutwv5">
+            <w:hyperlink w:history="1" r:id="rIdnbb4na2roeo1lcy4gnytf">
               <w:r>
                 <w:rPr>
                   <w:rFonts w:ascii="Arial" w:cs="Arial" w:eastAsia="Arial" w:hAnsi="Arial"/>
@@ -4544,7 +4544,7 @@
               <w:spacing w:after="10" w:before="0"/>
               <w:ind w:left="120"/>
             </w:pPr>
-            <w:hyperlink w:history="1" r:id="rIdtifhuyhp5ceels3r0jsrw">
+            <w:hyperlink w:history="1" r:id="rId-ojajtbo46gfjpr562a3k">
               <w:r>
                 <w:rPr>
                   <w:rFonts w:ascii="Arial" w:cs="Arial" w:eastAsia="Arial" w:hAnsi="Arial"/>
@@ -4904,7 +4904,7 @@
             <w:pPr>
               <w:spacing w:after="20" w:before="0"/>
             </w:pPr>
-            <w:hyperlink w:history="1" r:id="rId9cdz5edy3otzvmdalns0k">
+            <w:hyperlink w:history="1" r:id="rId73mvubhrmzthcrwrminbi">
               <w:r>
                 <w:rPr>
                   <w:rFonts w:ascii="Arial" w:cs="Arial" w:eastAsia="Arial" w:hAnsi="Arial"/>
@@ -4937,7 +4937,7 @@
               <w:spacing w:after="10" w:before="0"/>
               <w:ind w:left="120"/>
             </w:pPr>
-            <w:hyperlink w:history="1" r:id="rId2vnhr8f1tcff_ebshwjj_">
+            <w:hyperlink w:history="1" r:id="rId8rh2kmctnetjpzcscm7ex">
               <w:r>
                 <w:rPr>
                   <w:rFonts w:ascii="Arial" w:cs="Arial" w:eastAsia="Arial" w:hAnsi="Arial"/>
@@ -4982,7 +4982,7 @@
             <w:pPr>
               <w:spacing w:after="20" w:before="0"/>
             </w:pPr>
-            <w:hyperlink w:history="1" r:id="rIdwvspbjvcgr4gcv7rdswgq">
+            <w:hyperlink w:history="1" r:id="rIdnyceohlxk8p9egki6j2ua">
               <w:r>
                 <w:rPr>
                   <w:rFonts w:ascii="Arial" w:cs="Arial" w:eastAsia="Arial" w:hAnsi="Arial"/>
@@ -5015,7 +5015,7 @@
               <w:spacing w:after="10" w:before="0"/>
               <w:ind w:left="120"/>
             </w:pPr>
-            <w:hyperlink w:history="1" r:id="rIdmgsvfoxgacowyjnjzl_uu">
+            <w:hyperlink w:history="1" r:id="rIdbiuq179y9_gsl0uc1cnz2">
               <w:r>
                 <w:rPr>
                   <w:rFonts w:ascii="Arial" w:cs="Arial" w:eastAsia="Arial" w:hAnsi="Arial"/>
@@ -5060,7 +5060,7 @@
               </w:rPr>
               <w:t xml:space="preserve">Pairs receive the labelled A3 cross-section diagram and a structured 'Observation Record' sheet with four sections: (1) Describe the crack pattern — where did the glass break first?, (2) Describe the ice plug — what does its shape tell you about the direction of expansion?, (3) Study the molecular diagrams — what differences do you notice between the liquid water arrangement and the ice crystal arrangement?, (4) Record one thing you see that surprises you. Pairs spend 10 minutes completing the Observation Record in silence, then the teacher guides a whole-class gallery-walk style debrief. The teacher also reads aloud a short contextual passage (120 words) describing how</w:t>
             </w:r>
-            <w:del w:id="9107" w:author="Claude (AI) - proposed" w:date="2026-10-15T08:04:15Z">
+            <w:del w:id="9107" w:author="Claude (AI) - proposed" w:date="2026-10-18T00:32:01Z">
               <w:r>
                 <w:rPr>
                   <w:rFonts w:ascii="Arial" w:cs="Arial" w:eastAsia="Arial" w:hAnsi="Arial"/>
@@ -5075,7 +5075,7 @@
                 <w:delText xml:space="preserve"> Kenyan households in Nairobi and Eldoret have found cracked clay water pots and metal jerricans during unusually cold highland nights</w:delText>
               </w:r>
             </w:del>
-            <w:ins w:id="9108" w:author="Claude (AI) - proposed" w:date="2026-10-15T08:04:15Z">
+            <w:ins w:id="9108" w:author="Claude (AI) - proposed" w:date="2026-10-18T00:32:01Z">
               <w:r>
                 <w:rPr>
                   <w:rFonts w:ascii="Arial" w:cs="Arial" w:eastAsia="Arial" w:hAnsi="Arial"/>
@@ -5216,7 +5216,7 @@
               </w:rPr>
               <w:t xml:space="preserve">KENYAN CONTEXT BRIDGE (28–30 min): Read aloud: 'In </w:t>
             </w:r>
-            <w:del w:id="9109" w:author="Claude (AI) - proposed" w:date="2026-10-15T08:04:15Z">
+            <w:del w:id="9109" w:author="Claude (AI) - proposed" w:date="2026-10-18T00:32:01Z">
               <w:r>
                 <w:rPr>
                   <w:rFonts w:ascii="Arial" w:cs="Arial" w:eastAsia="Arial" w:hAnsi="Arial"/>
@@ -5231,7 +5231,7 @@
                 <w:delText xml:space="preserve">Eldoret and Kericho, where highland temperatures can drop below 4°C in July, some families have found their sealed clay water pots cracked by morning. Drivers in the Aberdare highlands have found water-filled radiator pipes split overnight</w:delText>
               </w:r>
             </w:del>
-            <w:ins w:id="9110" w:author="Claude (AI) - proposed" w:date="2026-10-15T08:04:15Z">
+            <w:ins w:id="9110" w:author="Claude (AI) - proposed" w:date="2026-10-18T00:32:01Z">
               <w:r>
                 <w:rPr>
                   <w:rFonts w:ascii="Arial" w:cs="Arial" w:eastAsia="Arial" w:hAnsi="Arial"/>
@@ -5421,7 +5421,7 @@
             <w:pPr>
               <w:spacing w:after="20" w:before="0"/>
             </w:pPr>
-            <w:hyperlink w:history="1" r:id="rIdsrn00phjyedjc5qnqo5ki">
+            <w:hyperlink w:history="1" r:id="rIdpccxzrbmmraescke46kld">
               <w:r>
                 <w:rPr>
                   <w:rFonts w:ascii="Arial" w:cs="Arial" w:eastAsia="Arial" w:hAnsi="Arial"/>
@@ -5454,7 +5454,7 @@
               <w:spacing w:after="10" w:before="0"/>
               <w:ind w:left="120"/>
             </w:pPr>
-            <w:hyperlink w:history="1" r:id="rId5abmx2mpppo9ler9-aoie">
+            <w:hyperlink w:history="1" r:id="rId0zhqf99nmf9cekqwt2xz8">
               <w:r>
                 <w:rPr>
                   <w:rFonts w:ascii="Arial" w:cs="Arial" w:eastAsia="Arial" w:hAnsi="Arial"/>
@@ -5499,7 +5499,7 @@
             <w:pPr>
               <w:spacing w:after="20" w:before="0"/>
             </w:pPr>
-            <w:hyperlink w:history="1" r:id="rId8g3khmyfgydx6eucd4xmq">
+            <w:hyperlink w:history="1" r:id="rIdkdbmqjdca-lxj_tsshoua">
               <w:r>
                 <w:rPr>
                   <w:rFonts w:ascii="Arial" w:cs="Arial" w:eastAsia="Arial" w:hAnsi="Arial"/>
@@ -5548,7 +5548,7 @@
               <w:spacing w:after="10" w:before="0"/>
               <w:ind w:left="120"/>
             </w:pPr>
-            <w:hyperlink w:history="1" r:id="rIdv72lj_jyvm5zvq169rz6z">
+            <w:hyperlink w:history="1" r:id="rIduuwdxg2swes-gezjgihhb">
               <w:r>
                 <w:rPr>
                   <w:rFonts w:ascii="Arial" w:cs="Arial" w:eastAsia="Arial" w:hAnsi="Arial"/>
@@ -5746,7 +5746,7 @@
               </w:rPr>
               <w:t xml:space="preserve">CONNECT TO PHENOMENON (55–58 min): Cold-call 1 learner: 'Using the vocabulary term anomalous expansion of water, explain in one sentence why the bottle cracked.' WAIT 15 seconds. After response say: 'We have named the behaviour. Now we need to explain it fully — and that is what the next four lessons will do.' Write 'ANOMALOUS EXPANSION OF WATER' on the DQB anchor strip.</w:t>
             </w:r>
-            <w:ins w:id="9111" w:author="Claude (AI) - proposed" w:date="2026-10-15T08:04:15Z">
+            <w:ins w:id="9111" w:author="Claude (AI) - proposed" w:date="2026-10-18T00:32:01Z">
               <w:r>
                 <w:rPr>
                   <w:rFonts w:ascii="Arial" w:cs="Arial" w:eastAsia="Arial" w:hAnsi="Arial"/>
@@ -5827,7 +5827,7 @@
               </w:rPr>
               <w:t xml:space="preserve">OBSERVABLE INDICATOR: During the application sketch, the teacher looks for two categories: (A) learners who draw particles converging monotonically through freezing — this is the most common response and represents the key misconception to be addressed in Lesson </w:t>
             </w:r>
-            <w:del w:id="9112" w:author="Claude (AI) - proposed" w:date="2026-10-15T08:04:15Z">
+            <w:del w:id="9112" w:author="Claude (AI) - proposed" w:date="2026-10-18T00:32:01Z">
               <w:r>
                 <w:rPr>
                   <w:rFonts w:ascii="Arial" w:cs="Arial" w:eastAsia="Arial" w:hAnsi="Arial"/>
@@ -5842,7 +5842,7 @@
                 <w:delText xml:space="preserve">2</w:delText>
               </w:r>
             </w:del>
-            <w:ins w:id="9113" w:author="Claude (AI) - proposed" w:date="2026-10-15T08:04:15Z">
+            <w:ins w:id="9113" w:author="Claude (AI) - proposed" w:date="2026-10-18T00:32:01Z">
               <w:r>
                 <w:rPr>
                   <w:rFonts w:ascii="Arial" w:cs="Arial" w:eastAsia="Arial" w:hAnsi="Arial"/>
@@ -5870,7 +5870,7 @@
               </w:rPr>
               <w:t xml:space="preserve">; (B) learners who draw particles diverging below 4°C — this indicates stronger prior knowledge. The teacher uses the sticky-note pair comparison to tally the proportion of Category A vs B sketches. If more than 80% are Category A, the teacher notes this for Lesson 2 planning and says to the class: 'Most of you drew the particles getting closer all the way down — that is exactly what happens in almost every substance. Water is the exception. We will find out why </w:t>
             </w:r>
-            <w:del w:id="9114" w:author="Claude (AI) - proposed" w:date="2026-10-15T08:04:15Z">
+            <w:del w:id="9114" w:author="Claude (AI) - proposed" w:date="2026-10-18T00:32:01Z">
               <w:r>
                 <w:rPr>
                   <w:rFonts w:ascii="Arial" w:cs="Arial" w:eastAsia="Arial" w:hAnsi="Arial"/>
@@ -5885,7 +5885,7 @@
                 <w:delText xml:space="preserve">next lesson</w:delText>
               </w:r>
             </w:del>
-            <w:ins w:id="9115" w:author="Claude (AI) - proposed" w:date="2026-10-15T08:04:15Z">
+            <w:ins w:id="9115" w:author="Claude (AI) - proposed" w:date="2026-10-18T00:32:01Z">
               <w:r>
                 <w:rPr>
                   <w:rFonts w:ascii="Arial" w:cs="Arial" w:eastAsia="Arial" w:hAnsi="Arial"/>
@@ -5969,7 +5969,7 @@
             <w:pPr>
               <w:spacing w:after="20" w:before="0"/>
             </w:pPr>
-            <w:hyperlink w:history="1" r:id="rId-1hdyhpmcjmnd62_tn_mf">
+            <w:hyperlink w:history="1" r:id="rIdsijw28zkvpn0pl3ois1ux">
               <w:r>
                 <w:rPr>
                   <w:rFonts w:ascii="Arial" w:cs="Arial" w:eastAsia="Arial" w:hAnsi="Arial"/>
@@ -6002,7 +6002,7 @@
               <w:spacing w:after="10" w:before="0"/>
               <w:ind w:left="120"/>
             </w:pPr>
-            <w:hyperlink w:history="1" r:id="rId5iyhwd07gr94eeb1pyfni">
+            <w:hyperlink w:history="1" r:id="rIdb74xz4e4tw7yfamzddaso">
               <w:r>
                 <w:rPr>
                   <w:rFonts w:ascii="Arial" w:cs="Arial" w:eastAsia="Arial" w:hAnsi="Arial"/>
@@ -6047,7 +6047,7 @@
             <w:pPr>
               <w:spacing w:after="20" w:before="0"/>
             </w:pPr>
-            <w:hyperlink w:history="1" r:id="rIdurzhxvzzoc19bklkgwtct">
+            <w:hyperlink w:history="1" r:id="rIdnts3p4nqowhycltdg8brr">
               <w:r>
                 <w:rPr>
                   <w:rFonts w:ascii="Arial" w:cs="Arial" w:eastAsia="Arial" w:hAnsi="Arial"/>
@@ -6096,7 +6096,7 @@
               <w:spacing w:after="10" w:before="0"/>
               <w:ind w:left="120"/>
             </w:pPr>
-            <w:hyperlink w:history="1" r:id="rId7pc7kw2bjo9md3pabvwpr">
+            <w:hyperlink w:history="1" r:id="rIdrdt75os6lioiep9cfxfoj">
               <w:r>
                 <w:rPr>
                   <w:rFonts w:ascii="Arial" w:cs="Arial" w:eastAsia="Arial" w:hAnsi="Arial"/>
@@ -6416,7 +6416,7 @@
             <w:pPr>
               <w:spacing w:after="20" w:before="0"/>
             </w:pPr>
-            <w:hyperlink w:history="1" r:id="rIdt2t4aa7fbo3kjjwq-s5ap">
+            <w:hyperlink w:history="1" r:id="rIdan_4ytbsa4axjsbvjfog4">
               <w:r>
                 <w:rPr>
                   <w:rFonts w:ascii="Arial" w:cs="Arial" w:eastAsia="Arial" w:hAnsi="Arial"/>
@@ -6449,7 +6449,7 @@
               <w:spacing w:after="10" w:before="0"/>
               <w:ind w:left="120"/>
             </w:pPr>
-            <w:hyperlink w:history="1" r:id="rIdevn8tpax8tpqhtmbi14kz">
+            <w:hyperlink w:history="1" r:id="rId01psic9vjz9ka-z2km2dy">
               <w:r>
                 <w:rPr>
                   <w:rFonts w:ascii="Arial" w:cs="Arial" w:eastAsia="Arial" w:hAnsi="Arial"/>
@@ -6494,7 +6494,7 @@
             <w:pPr>
               <w:spacing w:after="20" w:before="0"/>
             </w:pPr>
-            <w:hyperlink w:history="1" r:id="rIdwrulpnat31dn_pnqprdve">
+            <w:hyperlink w:history="1" r:id="rIdh8gnlloj3_cix_glmuddf">
               <w:r>
                 <w:rPr>
                   <w:rFonts w:ascii="Arial" w:cs="Arial" w:eastAsia="Arial" w:hAnsi="Arial"/>
@@ -6543,7 +6543,7 @@
               <w:spacing w:after="10" w:before="0"/>
               <w:ind w:left="120"/>
             </w:pPr>
-            <w:hyperlink w:history="1" r:id="rIdaeypeqsprkplsl6xhdggj">
+            <w:hyperlink w:history="1" r:id="rIdd5xq1c3gdfg5f7ybgefls">
               <w:r>
                 <w:rPr>
                   <w:rFonts w:ascii="Arial" w:cs="Arial" w:eastAsia="Arial" w:hAnsi="Arial"/>
@@ -6862,7 +6862,7 @@
               </w:rPr>
               <w:t xml:space="preserve">After this lesson, review the collected Predict cards and Observation Record sheets and ask yourself: (1) What percentage of learners drew molecules moving further apart in their baseline model Panel B? If fewer than 40%, the molecular diagram in Lesson 2 needs more scaffolding time. (2) Were any of the DQB Priority Questions about the application of thermal expansion in Kenyan infrastructure (roads, bridges, railway lines, the SGR)? If not, plan to introduce this context explicitly at the start of Lesson 2 so learners can see the relevance beyond the bottle. (3) Did any learners challenge the 'anomalous' framing and suggest that maybe all liquids expand when frozen? If so, elevate that question — it is scientifically rich and can anchor a peer debate in Lesson </w:t>
             </w:r>
-            <w:del w:id="9116" w:author="Claude (AI) - proposed" w:date="2026-10-15T08:04:15Z">
+            <w:del w:id="9116" w:author="Claude (AI) - proposed" w:date="2026-10-18T00:32:01Z">
               <w:r>
                 <w:rPr>
                   <w:rFonts w:ascii="Arial" w:cs="Arial" w:eastAsia="Arial" w:hAnsi="Arial"/>
@@ -6877,7 +6877,7 @@
                 <w:delText xml:space="preserve">3</w:delText>
               </w:r>
             </w:del>
-            <w:ins w:id="9117" w:author="Claude (AI) - proposed" w:date="2026-10-15T08:04:15Z">
+            <w:ins w:id="9117" w:author="Claude (AI) - proposed" w:date="2026-10-18T00:32:01Z">
               <w:r>
                 <w:rPr>
                   <w:rFonts w:ascii="Arial" w:cs="Arial" w:eastAsia="Arial" w:hAnsi="Arial"/>
@@ -7191,7 +7191,7 @@
         </w:rPr>
         <w:t xml:space="preserve">© 2026 SeaVuria and ARES. Aligned with KICD objectives. Developed by SeaVuria; technical implementation by ARES (with AI assistance from Claude). Licensed under </w:t>
       </w:r>
-      <w:hyperlink w:history="1" r:id="rId1axy_vdahodvgdfsmbfra">
+      <w:hyperlink w:history="1" r:id="rIdae8oxbwgyjmim6qmcujh_">
         <w:r>
           <w:rPr>
             <w:rFonts w:ascii="Arial" w:cs="Arial" w:eastAsia="Arial" w:hAnsi="Arial"/>
@@ -7212,7 +7212,7 @@
         </w:rPr>
         <w:t xml:space="preserve"> (</w:t>
       </w:r>
-      <w:hyperlink w:history="1" r:id="rIdgxve1ut95lb3c_dqtitqa">
+      <w:hyperlink w:history="1" r:id="rIdkde6qjvlnsfqq8kxf1pc-">
         <w:r>
           <w:rPr>
             <w:rFonts w:ascii="Arial" w:cs="Arial" w:eastAsia="Arial" w:hAnsi="Arial"/>
@@ -7720,10 +7720,10 @@
               <w:spacing w:after="40" w:before="0"/>
               <w:jc w:val="left"/>
               <w:rPr>
-                <w:ins w:id="9119" w:author="Claude (AI) - proposed" w:date="2026-10-15T08:04:15Z"/>
-              </w:rPr>
-            </w:pPr>
-            <w:ins w:id="9118" w:author="Claude (AI) - proposed" w:date="2026-10-15T08:04:15Z">
+                <w:ins w:id="9119" w:author="Claude (AI) - proposed" w:date="2026-10-18T00:32:01Z"/>
+              </w:rPr>
+            </w:pPr>
+            <w:ins w:id="9118" w:author="Claude (AI) - proposed" w:date="2026-10-18T00:32:01Z">
               <w:r>
                 <w:rPr>
                   <w:rFonts w:ascii="Arial" w:cs="Arial" w:eastAsia="Arial" w:hAnsi="Arial"/>
@@ -7745,10 +7745,10 @@
               <w:spacing w:after="40" w:before="0"/>
               <w:jc w:val="left"/>
               <w:rPr>
-                <w:del w:id="9121" w:author="Claude (AI) - proposed" w:date="2026-10-15T08:04:15Z"/>
-              </w:rPr>
-            </w:pPr>
-            <w:del w:id="9120" w:author="Claude (AI) - proposed" w:date="2026-10-15T08:04:15Z">
+                <w:del w:id="9121" w:author="Claude (AI) - proposed" w:date="2026-10-18T00:32:01Z"/>
+              </w:rPr>
+            </w:pPr>
+            <w:del w:id="9120" w:author="Claude (AI) - proposed" w:date="2026-10-18T00:32:01Z">
               <w:r>
                 <w:rPr>
                   <w:rFonts w:ascii="Arial" w:cs="Arial" w:eastAsia="Arial" w:hAnsi="Arial"/>
@@ -7899,7 +7899,7 @@
               </w:rPr>
               <w:t xml:space="preserve">Handle glass thermometers with care — if a thermometer breaks, do NOT touch the liquid; inform the teacher immediately. Mercury thermometers should NOT be used; use alcohol (red-liquid) thermometers only. </w:t>
             </w:r>
-            <w:ins w:id="9122" w:author="Claude (AI) - proposed" w:date="2026-10-15T08:04:15Z">
+            <w:ins w:id="9122" w:author="Claude (AI) - proposed" w:date="2026-10-18T00:32:01Z">
               <w:r>
                 <w:rPr>
                   <w:rFonts w:ascii="Arial" w:cs="Arial" w:eastAsia="Arial" w:hAnsi="Arial"/>
@@ -8310,7 +8310,7 @@
             <w:pPr>
               <w:spacing w:after="20" w:before="0"/>
             </w:pPr>
-            <w:hyperlink w:history="1" r:id="rIdlqemulta_bzdgq5x6d8w1">
+            <w:hyperlink w:history="1" r:id="rIddwzsgi2ff6cvryuu5daxv">
               <w:r>
                 <w:rPr>
                   <w:rFonts w:ascii="Arial" w:cs="Arial" w:eastAsia="Arial" w:hAnsi="Arial"/>
@@ -8359,7 +8359,7 @@
               <w:spacing w:after="10" w:before="0"/>
               <w:ind w:left="120"/>
             </w:pPr>
-            <w:hyperlink w:history="1" r:id="rIdum6urndu7bpf9rbfiq9iv">
+            <w:hyperlink w:history="1" r:id="rIdhf_c2ou6phjlawtztw7rm">
               <w:r>
                 <w:rPr>
                   <w:rFonts w:ascii="Arial" w:cs="Arial" w:eastAsia="Arial" w:hAnsi="Arial"/>
@@ -8404,7 +8404,7 @@
             <w:pPr>
               <w:spacing w:after="20" w:before="0"/>
             </w:pPr>
-            <w:hyperlink w:history="1" r:id="rIdpgweb1wjw-pufu2gpzxb7">
+            <w:hyperlink w:history="1" r:id="rIdua-2erd-adq3guvpq80sn">
               <w:r>
                 <w:rPr>
                   <w:rFonts w:ascii="Arial" w:cs="Arial" w:eastAsia="Arial" w:hAnsi="Arial"/>
@@ -8437,7 +8437,7 @@
               <w:spacing w:after="10" w:before="0"/>
               <w:ind w:left="120"/>
             </w:pPr>
-            <w:hyperlink w:history="1" r:id="rId6gzklgboqy0zl69yu-obv">
+            <w:hyperlink w:history="1" r:id="rIdp-vngm97nzuds9pfj0qw2">
               <w:r>
                 <w:rPr>
                   <w:rFonts w:ascii="Arial" w:cs="Arial" w:eastAsia="Arial" w:hAnsi="Arial"/>
@@ -8637,7 +8637,7 @@
             <w:pPr>
               <w:spacing w:after="20" w:before="0"/>
             </w:pPr>
-            <w:hyperlink w:history="1" r:id="rId854x6fdwy6-nta3v2_0an">
+            <w:hyperlink w:history="1" r:id="rIdiukbrwjf9pzpbscjy6q6f">
               <w:r>
                 <w:rPr>
                   <w:rFonts w:ascii="Arial" w:cs="Arial" w:eastAsia="Arial" w:hAnsi="Arial"/>
@@ -8686,7 +8686,7 @@
               <w:spacing w:after="10" w:before="0"/>
               <w:ind w:left="120"/>
             </w:pPr>
-            <w:hyperlink w:history="1" r:id="rId0m8gk1xtdwfjqw2jtuyla">
+            <w:hyperlink w:history="1" r:id="rIdvezenkaqjqxyhs_d7wh3i">
               <w:r>
                 <w:rPr>
                   <w:rFonts w:ascii="Arial" w:cs="Arial" w:eastAsia="Arial" w:hAnsi="Arial"/>
@@ -8731,7 +8731,7 @@
             <w:pPr>
               <w:spacing w:after="20" w:before="0"/>
             </w:pPr>
-            <w:hyperlink w:history="1" r:id="rIdqiqgofuakzmbmzjrow2fu">
+            <w:hyperlink w:history="1" r:id="rIdob0tj73yihezjeadoedbk">
               <w:r>
                 <w:rPr>
                   <w:rFonts w:ascii="Arial" w:cs="Arial" w:eastAsia="Arial" w:hAnsi="Arial"/>
@@ -8764,7 +8764,7 @@
               <w:spacing w:after="10" w:before="0"/>
               <w:ind w:left="120"/>
             </w:pPr>
-            <w:hyperlink w:history="1" r:id="rIdzhhmfwoxt-bsku1gcau0a">
+            <w:hyperlink w:history="1" r:id="rIdvnf9k0cal-tfvgp92uzpu">
               <w:r>
                 <w:rPr>
                   <w:rFonts w:ascii="Arial" w:cs="Arial" w:eastAsia="Arial" w:hAnsi="Arial"/>
@@ -8809,7 +8809,7 @@
               </w:rPr>
               <w:t xml:space="preserve">Learners rotate through three stations in groups of four, spending approximately 7 minutes at each station. Station A (Liquid-in-Glass Thermometer): Groups measure and record the temperature of (i) a cup of room-temperature water, (ii) a cup of cold water with ice, and (iii) their own palm. They sketch the thermometer and label: bulb, capillary tube, scale, and alcohol column. Station B (Clinical Thermometer): Groups examine a clinical thermometer, identify the constriction (kink), record the resting reading, and discuss why the constriction is a design feature. They record: 'What stops the </w:t>
             </w:r>
-            <w:del w:id="9123" w:author="Claude (AI) - proposed" w:date="2026-10-15T08:04:15Z">
+            <w:del w:id="9123" w:author="Claude (AI) - proposed" w:date="2026-10-18T00:32:01Z">
               <w:r>
                 <w:rPr>
                   <w:rFonts w:ascii="Arial" w:cs="Arial" w:eastAsia="Arial" w:hAnsi="Arial"/>
@@ -8824,7 +8824,7 @@
                 <w:delText xml:space="preserve">mercury/alcohol</w:delText>
               </w:r>
             </w:del>
-            <w:ins w:id="9124" w:author="Claude (AI) - proposed" w:date="2026-10-15T08:04:15Z">
+            <w:ins w:id="9124" w:author="Claude (AI) - proposed" w:date="2026-10-18T00:32:01Z">
               <w:r>
                 <w:rPr>
                   <w:rFonts w:ascii="Arial" w:cs="Arial" w:eastAsia="Arial" w:hAnsi="Arial"/>
@@ -8852,7 +8852,7 @@
               </w:rPr>
               <w:t xml:space="preserve"> column from falling back before a nurse reads it?' Station C (Bimetallic Strip — Teacher-Supervised Demo): Teacher heats one end of a bimetallic strip with a candle or spirit lamp; learners observe and record the direction of bending. They match the bending direction to the metal with higher thermal expansion (</w:t>
             </w:r>
-            <w:ins w:id="9125" w:author="Claude (AI) - proposed" w:date="2026-10-15T08:04:15Z">
+            <w:ins w:id="9125" w:author="Claude (AI) - proposed" w:date="2026-10-18T00:32:01Z">
               <w:r>
                 <w:rPr>
                   <w:rFonts w:ascii="Arial" w:cs="Arial" w:eastAsia="Arial" w:hAnsi="Arial"/>
@@ -8880,7 +8880,7 @@
               </w:rPr>
               <w:t xml:space="preserve">the strip bends toward the </w:t>
             </w:r>
-            <w:del w:id="9126" w:author="Claude (AI) - proposed" w:date="2026-10-15T08:04:15Z">
+            <w:del w:id="9126" w:author="Claude (AI) - proposed" w:date="2026-10-18T00:32:01Z">
               <w:r>
                 <w:rPr>
                   <w:rFonts w:ascii="Arial" w:cs="Arial" w:eastAsia="Arial" w:hAnsi="Arial"/>
@@ -8895,7 +8895,7 @@
                 <w:delText xml:space="preserve">copper</w:delText>
               </w:r>
             </w:del>
-            <w:ins w:id="9127" w:author="Claude (AI) - proposed" w:date="2026-10-15T08:04:15Z">
+            <w:ins w:id="9127" w:author="Claude (AI) - proposed" w:date="2026-10-18T00:32:01Z">
               <w:r>
                 <w:rPr>
                   <w:rFonts w:ascii="Arial" w:cs="Arial" w:eastAsia="Arial" w:hAnsi="Arial"/>
@@ -8956,7 +8956,7 @@
               </w:rPr>
               <w:t xml:space="preserve">Teacher sets up stations before class and posts a laminated instruction card at each</w:t>
             </w:r>
-            <w:ins w:id="9128" w:author="Claude (AI) - proposed" w:date="2026-10-15T08:04:15Z">
+            <w:ins w:id="9128" w:author="Claude (AI) - proposed" w:date="2026-10-18T00:32:01Z">
               <w:r>
                 <w:rPr>
                   <w:rFonts w:ascii="Arial" w:cs="Arial" w:eastAsia="Arial" w:hAnsi="Arial"/>
@@ -8984,7 +8984,7 @@
               </w:rPr>
               <w:t xml:space="preserve">. At the start: 'You have exactly 7 minutes at each station — I will call time. Your job is to observe, record, and ask questions — not to reach conclusions yet. Fill in every cell of your observation table before you rotate.' During Station C, teacher narrates the demo: 'Watch the strip carefully — I am heating the </w:t>
             </w:r>
-            <w:del w:id="9129" w:author="Claude (AI) - proposed" w:date="2026-10-15T08:04:15Z">
+            <w:del w:id="9129" w:author="Claude (AI) - proposed" w:date="2026-10-18T00:32:01Z">
               <w:r>
                 <w:rPr>
                   <w:rFonts w:ascii="Arial" w:cs="Arial" w:eastAsia="Arial" w:hAnsi="Arial"/>
@@ -8999,7 +8999,7 @@
                 <w:delText xml:space="preserve">copper-brass junction</w:delText>
               </w:r>
             </w:del>
-            <w:ins w:id="9130" w:author="Claude (AI) - proposed" w:date="2026-10-15T08:04:15Z">
+            <w:ins w:id="9130" w:author="Claude (AI) - proposed" w:date="2026-10-18T00:32:01Z">
               <w:r>
                 <w:rPr>
                   <w:rFonts w:ascii="Arial" w:cs="Arial" w:eastAsia="Arial" w:hAnsi="Arial"/>
@@ -9027,7 +9027,7 @@
               </w:rPr>
               <w:t xml:space="preserve"> now. [WAIT 10 seconds after heating begins.] What do you notice? Call it out.' [Accept 3 verbal responses.] Teacher then asks: 'Which metal do you think is expanding more — the </w:t>
             </w:r>
-            <w:del w:id="9131" w:author="Claude (AI) - proposed" w:date="2026-10-15T08:04:15Z">
+            <w:del w:id="9131" w:author="Claude (AI) - proposed" w:date="2026-10-18T00:32:01Z">
               <w:r>
                 <w:rPr>
                   <w:rFonts w:ascii="Arial" w:cs="Arial" w:eastAsia="Arial" w:hAnsi="Arial"/>
@@ -9042,7 +9042,7 @@
                 <w:delText xml:space="preserve">copper</w:delText>
               </w:r>
             </w:del>
-            <w:ins w:id="9132" w:author="Claude (AI) - proposed" w:date="2026-10-15T08:04:15Z">
+            <w:ins w:id="9132" w:author="Claude (AI) - proposed" w:date="2026-10-18T00:32:01Z">
               <w:r>
                 <w:rPr>
                   <w:rFonts w:ascii="Arial" w:cs="Arial" w:eastAsia="Arial" w:hAnsi="Arial"/>
@@ -9192,7 +9192,7 @@
             <w:pPr>
               <w:spacing w:after="20" w:before="0"/>
             </w:pPr>
-            <w:hyperlink w:history="1" r:id="rIdjxstcgpgrzw738rdgubpa">
+            <w:hyperlink w:history="1" r:id="rIdao0s5nv7zw6s1acnscqjr">
               <w:r>
                 <w:rPr>
                   <w:rFonts w:ascii="Arial" w:cs="Arial" w:eastAsia="Arial" w:hAnsi="Arial"/>
@@ -9241,7 +9241,7 @@
               <w:spacing w:after="10" w:before="0"/>
               <w:ind w:left="120"/>
             </w:pPr>
-            <w:hyperlink w:history="1" r:id="rIdp80ibld_lp1ua7nbarzbk">
+            <w:hyperlink w:history="1" r:id="rIda01_oc0kheue8h39peayf">
               <w:r>
                 <w:rPr>
                   <w:rFonts w:ascii="Arial" w:cs="Arial" w:eastAsia="Arial" w:hAnsi="Arial"/>
@@ -9286,7 +9286,7 @@
             <w:pPr>
               <w:spacing w:after="20" w:before="0"/>
             </w:pPr>
-            <w:hyperlink w:history="1" r:id="rIdhroq2az3t99iawdqf1wep">
+            <w:hyperlink w:history="1" r:id="rId5emx1ledl-dov2sq6blzw">
               <w:r>
                 <w:rPr>
                   <w:rFonts w:ascii="Arial" w:cs="Arial" w:eastAsia="Arial" w:hAnsi="Arial"/>
@@ -9319,7 +9319,7 @@
               <w:spacing w:after="10" w:before="0"/>
               <w:ind w:left="120"/>
             </w:pPr>
-            <w:hyperlink w:history="1" r:id="rIdxksu39negqw0iol8pgrx9">
+            <w:hyperlink w:history="1" r:id="rId_yrxqxacykqmlks6jvnld">
               <w:r>
                 <w:rPr>
                   <w:rFonts w:ascii="Arial" w:cs="Arial" w:eastAsia="Arial" w:hAnsi="Arial"/>
@@ -9397,7 +9397,7 @@
               </w:rPr>
               <w:t xml:space="preserve">Teacher opens the Explain phase: 'Let us pull your observations together. I heard three different properties — liquid expansion, metal bending, and a constriction mechanism. Scientists call any physical property that changes predictably and measurably with temperature a THERMOMETRIC PROPERTY. Write that definition now.' [WAIT 20 seconds for writing.] Teacher writes on the board: THERMOMETRIC PROPERTY — a physical property that varies continuously, noticeably, and reproducibly with temperature. Teacher then transitions: 'We now have a measurement problem. Our thermometers give us numbers — but on which scale? And why does it matter for our bottle story?' Teacher distributes the Kenyan weather data cards and says: 'Work with your partner. Convert all four temperatures to Kelvin. You have 5 minutes.' [WAIT 5 minutes, circulate, look for arithmetic errors — especially with negative Celsius values.] Teacher then cold-calls FIVE pairs on Q3, specifically seeking the particle-level language: 'I want to hear the word KINETIC ENERGY in your answer — if it is not there yet, add it.' Teacher narrates the connection: 'At 291 Kelvin in Nairobi, water molecules are moving fast and far apart enough to stay liquid. As the water cools to 273 Kelvin (0 °C) and freezes in the freezer, they slow down so much that they lock into a hexagonal crystal lattice — and that lattice takes up MORE space. That is why the bottle cracked.' Teacher draws a quick particle diagram on the board: liquid water molecules (close, disordered, fast arrows) vs. ice lattice (spaced, ordered, slow arrows), referencing the cross-section diagram from Lesson 1.</w:t>
             </w:r>
-            <w:ins w:id="9133" w:author="Claude (AI) - proposed" w:date="2026-10-15T08:04:15Z">
+            <w:ins w:id="9133" w:author="Claude (AI) - proposed" w:date="2026-10-18T00:32:01Z">
               <w:r>
                 <w:rPr>
                   <w:rFonts w:ascii="Arial" w:cs="Arial" w:eastAsia="Arial" w:hAnsi="Arial"/>
@@ -9478,7 +9478,7 @@
               </w:rPr>
               <w:t xml:space="preserve">Teacher collects one paired worksheet per group at the end of the Explain phase. Observable indicators: (1) all four Celsius-to-Kelvin conversions are correct, including the negative value (−18 °C = 255 K); (2) Q3 answer includes reference to particle motion or kinetic energy, not just 'cold water'; (3) learner can articulate why 0 K is a meaningful lower bound in a way that connects to the phenomenon. Common error to flag: learners who write 273 − 18 = 255 correctly but state '255 K is very close to absolute zero' — these learners need a sense-of-scale intervention (0 K vs. 255 K is still a large difference on the absolute scale).</w:t>
             </w:r>
-            <w:ins w:id="9134" w:author="Claude (AI) - proposed" w:date="2026-10-15T08:04:15Z">
+            <w:ins w:id="9134" w:author="Claude (AI) - proposed" w:date="2026-10-18T00:32:01Z">
               <w:r>
                 <w:rPr>
                   <w:rFonts w:ascii="Arial" w:cs="Arial" w:eastAsia="Arial" w:hAnsi="Arial"/>
@@ -9549,7 +9549,7 @@
             <w:pPr>
               <w:spacing w:after="20" w:before="0"/>
             </w:pPr>
-            <w:hyperlink w:history="1" r:id="rIdb06o8ltbkh5bupp-5u186">
+            <w:hyperlink w:history="1" r:id="rIdojgdelcftfk-ymsxenksx">
               <w:r>
                 <w:rPr>
                   <w:rFonts w:ascii="Arial" w:cs="Arial" w:eastAsia="Arial" w:hAnsi="Arial"/>
@@ -9598,7 +9598,7 @@
               <w:spacing w:after="10" w:before="0"/>
               <w:ind w:left="120"/>
             </w:pPr>
-            <w:hyperlink w:history="1" r:id="rIdc5mjilosckmgki8pa5cap">
+            <w:hyperlink w:history="1" r:id="rIdfgwqlhae4yzjr0o1coz1m">
               <w:r>
                 <w:rPr>
                   <w:rFonts w:ascii="Arial" w:cs="Arial" w:eastAsia="Arial" w:hAnsi="Arial"/>
@@ -9643,7 +9643,7 @@
             <w:pPr>
               <w:spacing w:after="20" w:before="0"/>
             </w:pPr>
-            <w:hyperlink w:history="1" r:id="rIdsp1kgg7lc-mfniclnkliw">
+            <w:hyperlink w:history="1" r:id="rIdlm_k782fumbzvnxvvzq5h">
               <w:r>
                 <w:rPr>
                   <w:rFonts w:ascii="Arial" w:cs="Arial" w:eastAsia="Arial" w:hAnsi="Arial"/>
@@ -9676,7 +9676,7 @@
               <w:spacing w:after="10" w:before="0"/>
               <w:ind w:left="120"/>
             </w:pPr>
-            <w:hyperlink w:history="1" r:id="rIds8qf5zb6teflsofwm1nkl">
+            <w:hyperlink w:history="1" r:id="rId1nmxav3o7e5q0swkvbd8a">
               <w:r>
                 <w:rPr>
                   <w:rFonts w:ascii="Arial" w:cs="Arial" w:eastAsia="Arial" w:hAnsi="Arial"/>
@@ -9754,7 +9754,7 @@
               </w:rPr>
               <w:t xml:space="preserve">Teacher distributes two sticky notes (different colours: one for questions, one for 'I now understand') to each learner. 'You have 3 minutes — write one genuine question the lesson raised for you and one thing you can now explain that you could not explain at the start of today.' [WAIT 3 minutes.] Teacher invites learners to place notes on the DQB. Teacher reads aloud THREE new questions chosen for their scientific depth — specifically ones that anticipate upcoming lessons (anomalous expansion of water, particle kinetic energy theory): 'This question — why does the ice lattice take more space — is exactly what Lesson </w:t>
             </w:r>
-            <w:del w:id="9135" w:author="Claude (AI) - proposed" w:date="2026-10-15T08:04:15Z">
+            <w:del w:id="9135" w:author="Claude (AI) - proposed" w:date="2026-10-18T00:32:01Z">
               <w:r>
                 <w:rPr>
                   <w:rFonts w:ascii="Arial" w:cs="Arial" w:eastAsia="Arial" w:hAnsi="Arial"/>
@@ -9769,7 +9769,7 @@
                 <w:delText xml:space="preserve">3</w:delText>
               </w:r>
             </w:del>
-            <w:ins w:id="9136" w:author="Claude (AI) - proposed" w:date="2026-10-15T08:04:15Z">
+            <w:ins w:id="9136" w:author="Claude (AI) - proposed" w:date="2026-10-18T00:32:01Z">
               <w:r>
                 <w:rPr>
                   <w:rFonts w:ascii="Arial" w:cs="Arial" w:eastAsia="Arial" w:hAnsi="Arial"/>
@@ -9919,7 +9919,7 @@
             <w:pPr>
               <w:spacing w:after="20" w:before="0"/>
             </w:pPr>
-            <w:hyperlink w:history="1" r:id="rId7ecwp0alueesnydqrzxra">
+            <w:hyperlink w:history="1" r:id="rIdczi7vb2q4flavhacj1tyx">
               <w:r>
                 <w:rPr>
                   <w:rFonts w:ascii="Arial" w:cs="Arial" w:eastAsia="Arial" w:hAnsi="Arial"/>
@@ -9968,7 +9968,7 @@
               <w:spacing w:after="10" w:before="0"/>
               <w:ind w:left="120"/>
             </w:pPr>
-            <w:hyperlink w:history="1" r:id="rIduizz8sqryg7eby55qslpo">
+            <w:hyperlink w:history="1" r:id="rIdwjgnq5_kqove93vwz4e9f">
               <w:r>
                 <w:rPr>
                   <w:rFonts w:ascii="Arial" w:cs="Arial" w:eastAsia="Arial" w:hAnsi="Arial"/>
@@ -10013,7 +10013,7 @@
             <w:pPr>
               <w:spacing w:after="20" w:before="0"/>
             </w:pPr>
-            <w:hyperlink w:history="1" r:id="rIdrn4yyzqjpjbnttaplz70d">
+            <w:hyperlink w:history="1" r:id="rId3idy9slbuzqvocd8wyske">
               <w:r>
                 <w:rPr>
                   <w:rFonts w:ascii="Arial" w:cs="Arial" w:eastAsia="Arial" w:hAnsi="Arial"/>
@@ -10046,7 +10046,7 @@
               <w:spacing w:after="10" w:before="0"/>
               <w:ind w:left="120"/>
             </w:pPr>
-            <w:hyperlink w:history="1" r:id="rIddwvjnea4auoyunxcpuqzn">
+            <w:hyperlink w:history="1" r:id="rIdl4bo5jtjcqrgnhnv8ca2u">
               <w:r>
                 <w:rPr>
                   <w:rFonts w:ascii="Arial" w:cs="Arial" w:eastAsia="Arial" w:hAnsi="Arial"/>
@@ -10111,7 +10111,7 @@
               <w:spacing w:after="40" w:before="0"/>
               <w:jc w:val="left"/>
             </w:pPr>
-            <w:del w:id="9137" w:author="Claude (AI) - proposed" w:date="2026-10-15T08:04:15Z">
+            <w:del w:id="9137" w:author="Claude (AI) - proposed" w:date="2026-10-18T00:32:01Z">
               <w:r>
                 <w:rPr>
                   <w:rFonts w:ascii="Arial" w:cs="Arial" w:eastAsia="Arial" w:hAnsi="Arial"/>
@@ -10126,7 +10126,7 @@
                 <w:delText xml:space="preserve">Teacher distributes learners' Lesson 1 model sketches (collected and stored</w:delText>
               </w:r>
             </w:del>
-            <w:ins w:id="9138" w:author="Claude (AI) - proposed" w:date="2026-10-15T08:04:15Z">
+            <w:ins w:id="9138" w:author="Claude (AI) - proposed" w:date="2026-10-18T00:32:01Z">
               <w:r>
                 <w:rPr>
                   <w:rFonts w:ascii="Arial" w:cs="Arial" w:eastAsia="Arial" w:hAnsi="Arial"/>
@@ -10154,7 +10154,7 @@
               </w:rPr>
               <w:t xml:space="preserve">). 'Your model from last lesson showed the physical cracking of the bottle. Today you have new tools — temperature values in Kelvin, particle diagrams, and thermometer knowledge. You have 6 minutes to annotate your model with at least THREE new pieces of evidence from today's lesson.' [WAIT 6 minutes, circulate, prompt with: 'Where is the temperature label? Where are the particles? Which thermometer would you use — show it.'] After peer sharing (2 minutes), teacher cold-calls TWO pairs to describe one revision they made: 'Tell us what you added and WHY it makes your model more complete.' Teacher closes by connecting forward: 'Your model now shows WHAT temperature the water was at and HOW we measured it. Lesson </w:t>
             </w:r>
-            <w:del w:id="9139" w:author="Claude (AI) - proposed" w:date="2026-10-15T08:04:15Z">
+            <w:del w:id="9139" w:author="Claude (AI) - proposed" w:date="2026-10-18T00:32:01Z">
               <w:r>
                 <w:rPr>
                   <w:rFonts w:ascii="Arial" w:cs="Arial" w:eastAsia="Arial" w:hAnsi="Arial"/>
@@ -10169,7 +10169,7 @@
                 <w:delText xml:space="preserve">3</w:delText>
               </w:r>
             </w:del>
-            <w:ins w:id="9140" w:author="Claude (AI) - proposed" w:date="2026-10-15T08:04:15Z">
+            <w:ins w:id="9140" w:author="Claude (AI) - proposed" w:date="2026-10-18T00:32:01Z">
               <w:r>
                 <w:rPr>
                   <w:rFonts w:ascii="Arial" w:cs="Arial" w:eastAsia="Arial" w:hAnsi="Arial"/>
@@ -10358,7 +10358,7 @@
               </w:rPr>
               <w:t xml:space="preserve">After the lesson, reflect on the following questions and record your responses in your professional journal: (1) During the station rotations, which thermometer type generated the most learner confusion, and what question or re-explanation would you prepare for next time? (2) When learners converted −18 °C to Kelvin, how many made the error of subtracting (273 − 18) rather than adding (−18 + 273)? What quick-fix activity could address this before Lesson 3? (3) Review the DQB sticky notes — are the new learner questions pointing toward anomalous water expansion (the </w:t>
             </w:r>
-            <w:del w:id="9141" w:author="Claude (AI) - proposed" w:date="2026-10-15T08:04:15Z">
+            <w:del w:id="9141" w:author="Claude (AI) - proposed" w:date="2026-10-18T00:32:01Z">
               <w:r>
                 <w:rPr>
                   <w:rFonts w:ascii="Arial" w:cs="Arial" w:eastAsia="Arial" w:hAnsi="Arial"/>
@@ -10373,7 +10373,7 @@
                 <w:delText xml:space="preserve">next lesson's focus</w:delText>
               </w:r>
             </w:del>
-            <w:ins w:id="9142" w:author="Claude (AI) - proposed" w:date="2026-10-15T08:04:15Z">
+            <w:ins w:id="9142" w:author="Claude (AI) - proposed" w:date="2026-10-18T00:32:01Z">
               <w:r>
                 <w:rPr>
                   <w:rFonts w:ascii="Arial" w:cs="Arial" w:eastAsia="Arial" w:hAnsi="Arial"/>
@@ -10531,7 +10531,7 @@
               </w:rPr>
               <w:t xml:space="preserve">At Station A, learners observed the red alcohol column in the liquid-in-glass thermometer rising when placed in warm water and falling in ice-cold water. At Station B, learners identified the constriction in the clinical thermometer that prevents the column from falling before a reading is taken. At Station C, learners observed the bimetallic strip bending toward the </w:t>
             </w:r>
-            <w:del w:id="9143" w:author="Claude (AI) - proposed" w:date="2026-10-15T08:04:15Z">
+            <w:del w:id="9143" w:author="Claude (AI) - proposed" w:date="2026-10-18T00:32:01Z">
               <w:r>
                 <w:rPr>
                   <w:rFonts w:ascii="Arial" w:cs="Arial" w:eastAsia="Arial" w:hAnsi="Arial"/>
@@ -10546,7 +10546,7 @@
                 <w:delText xml:space="preserve">copper</w:delText>
               </w:r>
             </w:del>
-            <w:ins w:id="9144" w:author="Claude (AI) - proposed" w:date="2026-10-15T08:04:15Z">
+            <w:ins w:id="9144" w:author="Claude (AI) - proposed" w:date="2026-10-18T00:32:01Z">
               <w:r>
                 <w:rPr>
                   <w:rFonts w:ascii="Arial" w:cs="Arial" w:eastAsia="Arial" w:hAnsi="Arial"/>
@@ -10574,7 +10574,7 @@
               </w:rPr>
               <w:t xml:space="preserve"> side when heated, indicating that brass expands more than </w:t>
             </w:r>
-            <w:del w:id="9145" w:author="Claude (AI) - proposed" w:date="2026-10-15T08:04:15Z">
+            <w:del w:id="9145" w:author="Claude (AI) - proposed" w:date="2026-10-18T00:32:01Z">
               <w:r>
                 <w:rPr>
                   <w:rFonts w:ascii="Arial" w:cs="Arial" w:eastAsia="Arial" w:hAnsi="Arial"/>
@@ -10589,7 +10589,7 @@
                 <w:delText xml:space="preserve">copper</w:delText>
               </w:r>
             </w:del>
-            <w:ins w:id="9146" w:author="Claude (AI) - proposed" w:date="2026-10-15T08:04:15Z">
+            <w:ins w:id="9146" w:author="Claude (AI) - proposed" w:date="2026-10-18T00:32:01Z">
               <w:r>
                 <w:rPr>
                   <w:rFonts w:ascii="Arial" w:cs="Arial" w:eastAsia="Arial" w:hAnsi="Arial"/>
@@ -10773,7 +10773,7 @@
         </w:rPr>
         <w:t xml:space="preserve">© 2026 SeaVuria and ARES. Aligned with KICD objectives. Developed by SeaVuria; technical implementation by ARES (with AI assistance from Claude). Licensed under </w:t>
       </w:r>
-      <w:hyperlink w:history="1" r:id="rIdvlxih9hsnruuaqoc43dvk">
+      <w:hyperlink w:history="1" r:id="rIdnxobhyfvf6rfm2wm8a33w">
         <w:r>
           <w:rPr>
             <w:rFonts w:ascii="Arial" w:cs="Arial" w:eastAsia="Arial" w:hAnsi="Arial"/>
@@ -10794,7 +10794,7 @@
         </w:rPr>
         <w:t xml:space="preserve"> (</w:t>
       </w:r>
-      <w:hyperlink w:history="1" r:id="rIdgzpd_kzpjf4uu7aur9drg">
+      <w:hyperlink w:history="1" r:id="rIdaaaoo9djgs806lgbsvvpw">
         <w:r>
           <w:rPr>
             <w:rFonts w:ascii="Arial" w:cs="Arial" w:eastAsia="Arial" w:hAnsi="Arial"/>
@@ -11302,10 +11302,10 @@
               <w:spacing w:after="40" w:before="0"/>
               <w:jc w:val="left"/>
               <w:rPr>
-                <w:ins w:id="9148" w:author="Claude (AI) - proposed" w:date="2026-10-15T08:04:15Z"/>
-              </w:rPr>
-            </w:pPr>
-            <w:ins w:id="9147" w:author="Claude (AI) - proposed" w:date="2026-10-15T08:04:15Z">
+                <w:ins w:id="9148" w:author="Claude (AI) - proposed" w:date="2026-10-18T00:32:01Z"/>
+              </w:rPr>
+            </w:pPr>
+            <w:ins w:id="9147" w:author="Claude (AI) - proposed" w:date="2026-10-18T00:32:01Z">
               <w:r>
                 <w:rPr>
                   <w:rFonts w:ascii="Arial" w:cs="Arial" w:eastAsia="Arial" w:hAnsi="Arial"/>
@@ -11327,10 +11327,10 @@
               <w:spacing w:after="40" w:before="0"/>
               <w:jc w:val="left"/>
               <w:rPr>
-                <w:del w:id="9150" w:author="Claude (AI) - proposed" w:date="2026-10-15T08:04:15Z"/>
-              </w:rPr>
-            </w:pPr>
-            <w:del w:id="9149" w:author="Claude (AI) - proposed" w:date="2026-10-15T08:04:15Z">
+                <w:del w:id="9150" w:author="Claude (AI) - proposed" w:date="2026-10-18T00:32:01Z"/>
+              </w:rPr>
+            </w:pPr>
+            <w:del w:id="9149" w:author="Claude (AI) - proposed" w:date="2026-10-18T00:32:01Z">
               <w:r>
                 <w:rPr>
                   <w:rFonts w:ascii="Arial" w:cs="Arial" w:eastAsia="Arial" w:hAnsi="Arial"/>
@@ -11413,7 +11413,7 @@
               </w:rPr>
               <w:t xml:space="preserve">In Lesson 1, learners observed that the frozen water bottle cracked — evidence that water expanded on cooling. In Lesson 2, they </w:t>
             </w:r>
-            <w:del w:id="9151" w:author="Claude (AI) - proposed" w:date="2026-10-15T08:04:15Z">
+            <w:del w:id="9151" w:author="Claude (AI) - proposed" w:date="2026-10-18T00:32:01Z">
               <w:r>
                 <w:rPr>
                   <w:rFonts w:ascii="Arial" w:cs="Arial" w:eastAsia="Arial" w:hAnsi="Arial"/>
@@ -11428,7 +11428,7 @@
                 <w:delText xml:space="preserve">connected particle vibration to thermal expansion in general</w:delText>
               </w:r>
             </w:del>
-            <w:ins w:id="9152" w:author="Claude (AI) - proposed" w:date="2026-10-15T08:04:15Z">
+            <w:ins w:id="9152" w:author="Claude (AI) - proposed" w:date="2026-10-18T00:32:01Z">
               <w:r>
                 <w:rPr>
                   <w:rFonts w:ascii="Arial" w:cs="Arial" w:eastAsia="Arial" w:hAnsi="Arial"/>
@@ -11619,7 +11619,7 @@
               </w:rPr>
               <w:t xml:space="preserve">Learners begin by predicting whether a metal rod will change length when heated and by how much. They then conduct (or observe via teacher demonstration) a classic bar-and-gauge experiment — heating a steel or copper rod with a Bunsen burner and measuring the length change using a linear-expansion apparatus. From their data, learners derive the relationship ΔL = αL₀ΔT and look up coefficients of linear expansivity for common metals. The Explain phase anchors the formula in two Kenyan engineering contexts: (1) the deliberate expansion gaps left between rails on the Standard Gauge Railway (SGR) running from Mombasa to Nairobi, and (2) the visible sag in Kenya Power overhead cables on hot afternoons in Kisumu. Learners solve </w:t>
             </w:r>
-            <w:del w:id="9153" w:author="Claude (AI) - proposed" w:date="2026-10-15T08:04:15Z">
+            <w:del w:id="9153" w:author="Claude (AI) - proposed" w:date="2026-10-18T00:32:01Z">
               <w:r>
                 <w:rPr>
                   <w:rFonts w:ascii="Arial" w:cs="Arial" w:eastAsia="Arial" w:hAnsi="Arial"/>
@@ -11634,7 +11634,7 @@
                 <w:delText xml:space="preserve">structured problems in both contexts</w:delText>
               </w:r>
             </w:del>
-            <w:ins w:id="9154" w:author="Claude (AI) - proposed" w:date="2026-10-15T08:04:15Z">
+            <w:ins w:id="9154" w:author="Claude (AI) - proposed" w:date="2026-10-18T00:32:01Z">
               <w:r>
                 <w:rPr>
                   <w:rFonts w:ascii="Arial" w:cs="Arial" w:eastAsia="Arial" w:hAnsi="Arial"/>
@@ -11967,7 +11967,7 @@
               <w:spacing w:after="10" w:before="0"/>
               <w:ind w:left="120"/>
             </w:pPr>
-            <w:hyperlink w:history="1" r:id="rIdday5y-bh2jywwnxqy1g6a">
+            <w:hyperlink w:history="1" r:id="rId27_fowuqbs81qzbekygzn">
               <w:r>
                 <w:rPr>
                   <w:rFonts w:ascii="Arial" w:cs="Arial" w:eastAsia="Arial" w:hAnsi="Arial"/>
@@ -12027,7 +12027,7 @@
             <w:pPr>
               <w:spacing w:after="20" w:before="0"/>
             </w:pPr>
-            <w:hyperlink w:history="1" r:id="rIdyry0hktjcprkwhlm38gqs">
+            <w:hyperlink w:history="1" r:id="rIde9nvnclrrhz37o7jmefwv">
               <w:r>
                 <w:rPr>
                   <w:rFonts w:ascii="Arial" w:cs="Arial" w:eastAsia="Arial" w:hAnsi="Arial"/>
@@ -12076,7 +12076,7 @@
               <w:spacing w:after="10" w:before="0"/>
               <w:ind w:left="120"/>
             </w:pPr>
-            <w:hyperlink w:history="1" r:id="rIdijmxb2aa-tlqcwnh_legh">
+            <w:hyperlink w:history="1" r:id="rIda3ctfklpeypkaa9wtl_hy">
               <w:r>
                 <w:rPr>
                   <w:rFonts w:ascii="Arial" w:cs="Arial" w:eastAsia="Arial" w:hAnsi="Arial"/>
@@ -12293,7 +12293,7 @@
               <w:spacing w:after="10" w:before="0"/>
               <w:ind w:left="120"/>
             </w:pPr>
-            <w:hyperlink w:history="1" r:id="rId6tksoxovejguiciai98_m">
+            <w:hyperlink w:history="1" r:id="rIdbednogxdkmxkobb5cblgx">
               <w:r>
                 <w:rPr>
                   <w:rFonts w:ascii="Arial" w:cs="Arial" w:eastAsia="Arial" w:hAnsi="Arial"/>
@@ -12353,7 +12353,7 @@
             <w:pPr>
               <w:spacing w:after="20" w:before="0"/>
             </w:pPr>
-            <w:hyperlink w:history="1" r:id="rId5tggtgjj9yyz3fwtnje91">
+            <w:hyperlink w:history="1" r:id="rId_0pr7cnr0vu74mqbej9l2">
               <w:r>
                 <w:rPr>
                   <w:rFonts w:ascii="Arial" w:cs="Arial" w:eastAsia="Arial" w:hAnsi="Arial"/>
@@ -12402,7 +12402,7 @@
               <w:spacing w:after="10" w:before="0"/>
               <w:ind w:left="120"/>
             </w:pPr>
-            <w:hyperlink w:history="1" r:id="rIdizgfcrho9ixcww8zu4qg9">
+            <w:hyperlink w:history="1" r:id="rId90a99mdtayxvvyzembx2l">
               <w:r>
                 <w:rPr>
                   <w:rFonts w:ascii="Arial" w:cs="Arial" w:eastAsia="Arial" w:hAnsi="Arial"/>
@@ -12447,7 +12447,7 @@
               </w:rPr>
               <w:t xml:space="preserve">Groups of 4 conduct (or closely observe teacher demonstration of) the linear-expansion apparatus experiment. APPARATUS: steel or copper rod (~50 cm, known length L₀ recorded to 0.1 mm using a vernier calliper before heating), linear-expansion apparatus with a dial gauge or vernier scale, Bunsen burner, retort stand, thermometer (or temperature probe), heat-resistant mat, insulated gloves, clamp. PROCEDURE: (1) Learners measure and record the exact initial length L₀ of the rod at room temperature T₁ (~25 °C). (2) They heat the rod steadily with the Bunsen burner for 5 minutes, recording temperature at 1-minute intervals. (3) They read the dial gauge at each interval, recording the length change ΔL. (4) After heating stops, they record the maximum temperature T₂ and maximum ΔL. (5) They allow the rod to cool and observe whether it returns to original length. Learners complete a structured data table in their notebooks: | Time (min) | Temperature T (°C) | Length change ΔL (mm) | ΔT = T − T₁ (°C) |. If apparatus is limited, the teacher conducts the demonstration at the front while all groups record data simultaneously from the projected dial gauge reading. </w:t>
             </w:r>
-            <w:del w:id="9155" w:author="Claude (AI) - proposed" w:date="2026-10-15T08:04:15Z">
+            <w:del w:id="9155" w:author="Claude (AI) - proposed" w:date="2026-10-18T00:32:01Z">
               <w:r>
                 <w:rPr>
                   <w:rFonts w:ascii="Arial" w:cs="Arial" w:eastAsia="Arial" w:hAnsi="Arial"/>
@@ -12462,7 +12462,7 @@
                 <w:delText xml:space="preserve">A short (</w:delText>
               </w:r>
             </w:del>
-            <w:ins w:id="9156" w:author="Claude (AI) - proposed" w:date="2026-10-15T08:04:15Z">
+            <w:ins w:id="9156" w:author="Claude (AI) - proposed" w:date="2026-10-18T00:32:01Z">
               <w:r>
                 <w:rPr>
                   <w:rFonts w:ascii="Arial" w:cs="Arial" w:eastAsia="Arial" w:hAnsi="Arial"/>
@@ -12490,7 +12490,7 @@
               </w:rPr>
               <w:t xml:space="preserve">3-minute</w:t>
             </w:r>
-            <w:del w:id="9157" w:author="Claude (AI) - proposed" w:date="2026-10-15T08:04:15Z">
+            <w:del w:id="9157" w:author="Claude (AI) - proposed" w:date="2026-10-18T00:32:01Z">
               <w:r>
                 <w:rPr>
                   <w:rFonts w:ascii="Arial" w:cs="Arial" w:eastAsia="Arial" w:hAnsi="Arial"/>
@@ -12518,7 +12518,7 @@
               </w:rPr>
               <w:t xml:space="preserve"> video clip of thermal expansion of railway tracks </w:t>
             </w:r>
-            <w:del w:id="9158" w:author="Claude (AI) - proposed" w:date="2026-10-15T08:04:15Z">
+            <w:del w:id="9158" w:author="Claude (AI) - proposed" w:date="2026-10-18T00:32:01Z">
               <w:r>
                 <w:rPr>
                   <w:rFonts w:ascii="Arial" w:cs="Arial" w:eastAsia="Arial" w:hAnsi="Arial"/>
@@ -12546,7 +12546,7 @@
               </w:rPr>
               <w:t xml:space="preserve">is shown as supplementary evidence</w:t>
             </w:r>
-            <w:ins w:id="9159" w:author="Claude (AI) - proposed" w:date="2026-10-15T08:04:15Z">
+            <w:ins w:id="9159" w:author="Claude (AI) - proposed" w:date="2026-10-18T00:32:01Z">
               <w:r>
                 <w:rPr>
                   <w:rFonts w:ascii="Arial" w:cs="Arial" w:eastAsia="Arial" w:hAnsi="Arial"/>
@@ -12607,7 +12607,7 @@
               </w:rPr>
               <w:t xml:space="preserve">1. Before lighting burners, conduct a 60-second safety check: SAY: 'Show me — hair tied back? Thumbs up. Gloves on the desk and ready? Thumbs up. Rod is clamped — do not touch it with bare hands during or after heating. Agreed?' Wait for visible agreement from all groups. 2. SAY: 'Your job during heating is to be precise scientists. Read the dial gauge and thermometer simultaneously at each minute. One person reads, one person records, one person watches the flame, one person is the timekeeper. Rotate roles.' 3. Circulate every 90 seconds. At each group, ask: 'What is your current ΔL? What is your current temperature? Is the trend what you predicted?' WAIT 10 seconds per question. 4. After heating: SAY: 'Before we calculate anything, look at your data table. Describe the relationship between ΔT and ΔL in one sentence — is it linear, curved, random?' Cold-call 3 groups. WAIT 12 seconds. 5. </w:t>
             </w:r>
-            <w:del w:id="9160" w:author="Claude (AI) - proposed" w:date="2026-10-15T08:04:15Z">
+            <w:del w:id="9160" w:author="Claude (AI) - proposed" w:date="2026-10-18T00:32:01Z">
               <w:r>
                 <w:rPr>
                   <w:rFonts w:ascii="Arial" w:cs="Arial" w:eastAsia="Arial" w:hAnsi="Arial"/>
@@ -12622,7 +12622,7 @@
                 <w:delText xml:space="preserve">Play SGR</w:delText>
               </w:r>
             </w:del>
-            <w:ins w:id="9161" w:author="Claude (AI) - proposed" w:date="2026-10-15T08:04:15Z">
+            <w:ins w:id="9161" w:author="Claude (AI) - proposed" w:date="2026-10-18T00:32:01Z">
               <w:r>
                 <w:rPr>
                   <w:rFonts w:ascii="Arial" w:cs="Arial" w:eastAsia="Arial" w:hAnsi="Arial"/>
@@ -12789,7 +12789,7 @@
               <w:spacing w:after="10" w:before="0"/>
               <w:ind w:left="120"/>
             </w:pPr>
-            <w:hyperlink w:history="1" r:id="rIdilntmptst8ixxph7xkdxz">
+            <w:hyperlink w:history="1" r:id="rIdtscz7aqwh5b6wypncwj_u">
               <w:r>
                 <w:rPr>
                   <w:rFonts w:ascii="Arial" w:cs="Arial" w:eastAsia="Arial" w:hAnsi="Arial"/>
@@ -12849,7 +12849,7 @@
             <w:pPr>
               <w:spacing w:after="20" w:before="0"/>
             </w:pPr>
-            <w:hyperlink w:history="1" r:id="rId-70be5mnjcblfot52zner">
+            <w:hyperlink w:history="1" r:id="rIdu4kp4deo4hhiwm2qdgf3z">
               <w:r>
                 <w:rPr>
                   <w:rFonts w:ascii="Arial" w:cs="Arial" w:eastAsia="Arial" w:hAnsi="Arial"/>
@@ -12898,7 +12898,7 @@
               <w:spacing w:after="10" w:before="0"/>
               <w:ind w:left="120"/>
             </w:pPr>
-            <w:hyperlink w:history="1" r:id="rIdqnpagyevodpdh6wygd_qr">
+            <w:hyperlink w:history="1" r:id="rId8uropkqv9raclowle7flj">
               <w:r>
                 <w:rPr>
                   <w:rFonts w:ascii="Arial" w:cs="Arial" w:eastAsia="Arial" w:hAnsi="Arial"/>
@@ -12943,7 +12943,7 @@
               </w:rPr>
               <w:t xml:space="preserve">PART A — Deriving the Formula (10 min): Using their own data, learners calculate the ratio ΔL / (L₀ × ΔT) for each data row and observe that the value is approximately constant. The teacher introduces this constant as α (the coefficient of linear expansivity), leading to: ΔL = αL₀ΔT. Learners copy the formula, units (α in K⁻¹), and a reference table of α values for steel (11 × 10⁻⁶ K⁻¹), copper (17 × 10⁻⁶ K⁻¹), aluminium (23 × 10⁻⁶ K⁻¹), and glass (9 × 10⁻⁶ K⁻¹) into their notebooks. They use their own experimental data to estimate α for their rod and compare with the accepted value. PART B — SGR Problem (7 min): Learners solve in pairs: 'Each steel rail on the SGR between Mombasa and Nairobi is 25 m long at a laying temperature of 20 °C. The maximum rail temperature on the Tsavo plains reaches 65 °C. Calculate: (i) the expansion ΔL of one rail, (ii) the minimum gap that must be left between rails to prevent buckling. (α_steel = 11 × 10⁻⁶ K⁻¹).' PART C — Kenya Power Problem (</w:t>
             </w:r>
-            <w:del w:id="9162" w:author="Claude (AI) - proposed" w:date="2026-10-15T08:04:15Z">
+            <w:del w:id="9162" w:author="Claude (AI) - proposed" w:date="2026-10-18T00:32:01Z">
               <w:r>
                 <w:rPr>
                   <w:rFonts w:ascii="Arial" w:cs="Arial" w:eastAsia="Arial" w:hAnsi="Arial"/>
@@ -12958,7 +12958,7 @@
                 <w:delText xml:space="preserve">8 min</w:delText>
               </w:r>
             </w:del>
-            <w:ins w:id="9163" w:author="Claude (AI) - proposed" w:date="2026-10-15T08:04:15Z">
+            <w:ins w:id="9163" w:author="Claude (AI) - proposed" w:date="2026-10-18T00:32:01Z">
               <w:r>
                 <w:rPr>
                   <w:rFonts w:ascii="Arial" w:cs="Arial" w:eastAsia="Arial" w:hAnsi="Arial"/>
@@ -13019,7 +13019,7 @@
               </w:rPr>
               <w:t xml:space="preserve">1. SAY: 'Calculate ΔL divided by (L₀ times ΔT) for each row of your table. What do you notice about the answers?' WAIT 15 seconds. Cold-call 3 groups. Write calculated α values on the board. SAY: 'This nearly-constant value is what we call the coefficient of linear expansivity. Its symbol is α.' 2. Write the formula clearly: ΔL = αL₀ΔT. SAY: 'Each symbol tells a story — ΔL is how much it stretched, L₀ is how long it started, ΔT is how much the temperature changed, and α tells you how expansive the material is. Steel is stubborn — small α. Aluminium is more generous — bigger α.' 3. Distribute the α reference table. SAY: 'Find the accepted α for your rod material. How close was your experimental value? Calculate your percentage error.' 4. For the SGR problem: SAY: 'You have the formula. You have the numbers. Work in pairs — you have 7 minutes. Show every substitution step.' Circulate to 5 pairs. Do NOT give answers — ask: 'What is your L₀ here? What is your ΔT? Have you checked your units?' 5. Cold-call 1 pair to present their SGR solution on the board. SAY to class: 'Does everyone agree? If you got a different answer, where did the working diverge?' WAIT 12 seconds. 6. </w:t>
             </w:r>
-            <w:del w:id="9164" w:author="Claude (AI) - proposed" w:date="2026-10-15T08:04:15Z">
+            <w:del w:id="9164" w:author="Claude (AI) - proposed" w:date="2026-10-18T00:32:01Z">
               <w:r>
                 <w:rPr>
                   <w:rFonts w:ascii="Arial" w:cs="Arial" w:eastAsia="Arial" w:hAnsi="Arial"/>
@@ -13034,7 +13034,7 @@
                 <w:delText xml:space="preserve">For</w:delText>
               </w:r>
             </w:del>
-            <w:ins w:id="9165" w:author="Claude (AI) - proposed" w:date="2026-10-15T08:04:15Z">
+            <w:ins w:id="9165" w:author="Claude (AI) - proposed" w:date="2026-10-18T00:32:01Z">
               <w:r>
                 <w:rPr>
                   <w:rFonts w:ascii="Arial" w:cs="Arial" w:eastAsia="Arial" w:hAnsi="Arial"/>
@@ -13062,7 +13062,7 @@
               </w:rPr>
               <w:t xml:space="preserve"> the Kenya Power problem</w:t>
             </w:r>
-            <w:del w:id="9166" w:author="Claude (AI) - proposed" w:date="2026-10-15T08:04:15Z">
+            <w:del w:id="9166" w:author="Claude (AI) - proposed" w:date="2026-10-18T00:32:01Z">
               <w:r>
                 <w:rPr>
                   <w:rFonts w:ascii="Arial" w:cs="Arial" w:eastAsia="Arial" w:hAnsi="Arial"/>
@@ -13077,7 +13077,7 @@
                 <w:delText xml:space="preserve">: SAY: 'Now work individually — this is your chance to show me you can do this without a partner. 8 minutes.' Circulate actively. After 8 min, cold-call 1 learner for part (i) and a DIFFERENT learner for part (ii). SAY</w:delText>
               </w:r>
             </w:del>
-            <w:ins w:id="9167" w:author="Claude (AI) - proposed" w:date="2026-10-15T08:04:15Z">
+            <w:ins w:id="9167" w:author="Claude (AI) - proposed" w:date="2026-10-18T00:32:01Z">
               <w:r>
                 <w:rPr>
                   <w:rFonts w:ascii="Arial" w:cs="Arial" w:eastAsia="Arial" w:hAnsi="Arial"/>
@@ -13105,7 +13105,7 @@
               </w:rPr>
               <w:t xml:space="preserve">: 'The second part asks you to EXPLAIN, not calculate. A tight cable on a hot day — what happens? Why do engineers accept the sag?'</w:t>
             </w:r>
-            <w:del w:id="9168" w:author="Claude (AI) - proposed" w:date="2026-10-15T08:04:15Z">
+            <w:del w:id="9168" w:author="Claude (AI) - proposed" w:date="2026-10-18T00:32:01Z">
               <w:r>
                 <w:rPr>
                   <w:rFonts w:ascii="Arial" w:cs="Arial" w:eastAsia="Arial" w:hAnsi="Arial"/>
@@ -13272,7 +13272,7 @@
               <w:spacing w:after="10" w:before="0"/>
               <w:ind w:left="120"/>
             </w:pPr>
-            <w:hyperlink w:history="1" r:id="rIdzzmid3rngckdbs5we7qad">
+            <w:hyperlink w:history="1" r:id="rIdm-oni6frlfjjbdgv9n7ps">
               <w:r>
                 <w:rPr>
                   <w:rFonts w:ascii="Arial" w:cs="Arial" w:eastAsia="Arial" w:hAnsi="Arial"/>
@@ -13332,7 +13332,7 @@
             <w:pPr>
               <w:spacing w:after="20" w:before="0"/>
             </w:pPr>
-            <w:hyperlink w:history="1" r:id="rIdtzo9rimrx47kdgm-vlniu">
+            <w:hyperlink w:history="1" r:id="rIdqrpsc9rgkd57tqgrdwv7s">
               <w:r>
                 <w:rPr>
                   <w:rFonts w:ascii="Arial" w:cs="Arial" w:eastAsia="Arial" w:hAnsi="Arial"/>
@@ -13381,7 +13381,7 @@
               <w:spacing w:after="10" w:before="0"/>
               <w:ind w:left="120"/>
             </w:pPr>
-            <w:hyperlink w:history="1" r:id="rIdf-xxnpgvfmvf-h3y2keie">
+            <w:hyperlink w:history="1" r:id="rIdtt_gvv6dtnts6bspqbcfk">
               <w:r>
                 <w:rPr>
                   <w:rFonts w:ascii="Arial" w:cs="Arial" w:eastAsia="Arial" w:hAnsi="Arial"/>
@@ -13598,7 +13598,7 @@
               <w:spacing w:after="10" w:before="0"/>
               <w:ind w:left="120"/>
             </w:pPr>
-            <w:hyperlink w:history="1" r:id="rIdyjukwufytuy2xy1hvkm7m">
+            <w:hyperlink w:history="1" r:id="rIdmfictem153fm8ktkr-x6f">
               <w:r>
                 <w:rPr>
                   <w:rFonts w:ascii="Arial" w:cs="Arial" w:eastAsia="Arial" w:hAnsi="Arial"/>
@@ -13658,7 +13658,7 @@
             <w:pPr>
               <w:spacing w:after="20" w:before="0"/>
             </w:pPr>
-            <w:hyperlink w:history="1" r:id="rIdhy4poev6c7mn6jxuimfdc">
+            <w:hyperlink w:history="1" r:id="rIdiykw7s8nsptlch15sqesi">
               <w:r>
                 <w:rPr>
                   <w:rFonts w:ascii="Arial" w:cs="Arial" w:eastAsia="Arial" w:hAnsi="Arial"/>
@@ -13707,7 +13707,7 @@
               <w:spacing w:after="10" w:before="0"/>
               <w:ind w:left="120"/>
             </w:pPr>
-            <w:hyperlink w:history="1" r:id="rIdapfcmbwm9igzfzl71gt2o">
+            <w:hyperlink w:history="1" r:id="rIdzcpme3ubdjhupktj2rxol">
               <w:r>
                 <w:rPr>
                   <w:rFonts w:ascii="Arial" w:cs="Arial" w:eastAsia="Arial" w:hAnsi="Arial"/>
@@ -13851,7 +13851,7 @@
               </w:rPr>
               <w:t xml:space="preserve">OBSERVABLE INDICATOR: Panel 3 of the model must contain: (a) two side-by-side diagrams (T₁ vs. T₂) with visibly different lattice spacing and arrow sizes, (b) the annotation 'increased KE → larger amplitude,' (c) the formula ΔL = αL₀ΔT written as a label, and (d) a one-sentence model statement. Teacher does a rapid gallery walk (remaining 3 minutes of lesson), placing a small ✓ on complete models and a dot on incomplete ones — learners with a dot must complete for homework. </w:t>
             </w:r>
-            <w:ins w:id="9169" w:author="Claude (AI) - proposed" w:date="2026-10-15T08:04:15Z">
+            <w:ins w:id="9169" w:author="Claude (AI) - proposed" w:date="2026-10-18T00:32:01Z">
               <w:r>
                 <w:rPr>
                   <w:rFonts w:ascii="Arial" w:cs="Arial" w:eastAsia="Arial" w:hAnsi="Arial"/>
@@ -14094,7 +14094,7 @@
               </w:rPr>
               <w:t xml:space="preserve">6. PACING: The lesson is designed for 80 minutes across 5 phases. Which phase ran over time? The most common pressure point is Phase 3 (Explain) — if </w:t>
             </w:r>
-            <w:del w:id="9170" w:author="Claude (AI) - proposed" w:date="2026-10-15T08:04:15Z">
+            <w:del w:id="9170" w:author="Claude (AI) - proposed" w:date="2026-10-18T00:32:01Z">
               <w:r>
                 <w:rPr>
                   <w:rFonts w:ascii="Arial" w:cs="Arial" w:eastAsia="Arial" w:hAnsi="Arial"/>
@@ -14109,7 +14109,7 @@
                 <w:delText xml:space="preserve">problems</w:delText>
               </w:r>
             </w:del>
-            <w:ins w:id="9171" w:author="Claude (AI) - proposed" w:date="2026-10-15T08:04:15Z">
+            <w:ins w:id="9171" w:author="Claude (AI) - proposed" w:date="2026-10-18T00:32:01Z">
               <w:r>
                 <w:rPr>
                   <w:rFonts w:ascii="Arial" w:cs="Arial" w:eastAsia="Arial" w:hAnsi="Arial"/>
@@ -14137,7 +14137,7 @@
               </w:rPr>
               <w:t xml:space="preserve"> took longer than planned, </w:t>
             </w:r>
-            <w:del w:id="9172" w:author="Claude (AI) - proposed" w:date="2026-10-15T08:04:15Z">
+            <w:del w:id="9172" w:author="Claude (AI) - proposed" w:date="2026-10-18T00:32:01Z">
               <w:r>
                 <w:rPr>
                   <w:rFonts w:ascii="Arial" w:cs="Arial" w:eastAsia="Arial" w:hAnsi="Arial"/>
@@ -14152,7 +14152,7 @@
                 <w:delText xml:space="preserve">consider assigning the Kenya Power problem as a structured homework task with worked-solution feedback at the start of Lesson 4</w:delText>
               </w:r>
             </w:del>
-            <w:ins w:id="9173" w:author="Claude (AI) - proposed" w:date="2026-10-15T08:04:15Z">
+            <w:ins w:id="9173" w:author="Claude (AI) - proposed" w:date="2026-10-18T00:32:01Z">
               <w:r>
                 <w:rPr>
                   <w:rFonts w:ascii="Arial" w:cs="Arial" w:eastAsia="Arial" w:hAnsi="Arial"/>
@@ -14378,7 +14378,7 @@
               </w:rPr>
               <w:t xml:space="preserve">Learners derived the coefficient of linear expansivity (α) from their own data as the constant ratio ΔL / (L₀ΔT), and applied the formula ΔL = αL₀ΔT to calculate expansion in SGR steel rails (ΔL ≈ 12.4 mm per 25 m rail over a 45 °C rise) and </w:t>
             </w:r>
-            <w:ins w:id="9174" w:author="Claude (AI) - proposed" w:date="2026-10-15T08:04:15Z">
+            <w:ins w:id="9174" w:author="Claude (AI) - proposed" w:date="2026-10-18T00:32:01Z">
               <w:r>
                 <w:rPr>
                   <w:rFonts w:ascii="Arial" w:cs="Arial" w:eastAsia="Arial" w:hAnsi="Arial"/>
@@ -14494,7 +14494,7 @@
         </w:rPr>
         <w:t xml:space="preserve">© 2026 SeaVuria and ARES. Aligned with KICD objectives. Developed by SeaVuria; technical implementation by ARES (with AI assistance from Claude). Licensed under </w:t>
       </w:r>
-      <w:hyperlink w:history="1" r:id="rId-opavgdbcfbmdht9zfayk">
+      <w:hyperlink w:history="1" r:id="rIdc5mvzvwm3yghck2onyw5e">
         <w:r>
           <w:rPr>
             <w:rFonts w:ascii="Arial" w:cs="Arial" w:eastAsia="Arial" w:hAnsi="Arial"/>
@@ -14515,7 +14515,7 @@
         </w:rPr>
         <w:t xml:space="preserve"> (</w:t>
       </w:r>
-      <w:hyperlink w:history="1" r:id="rIdnj-quyihgbjlk_m4mghtg">
+      <w:hyperlink w:history="1" r:id="rIdwas8og8mt21hmhq2_zmzq">
         <w:r>
           <w:rPr>
             <w:rFonts w:ascii="Arial" w:cs="Arial" w:eastAsia="Arial" w:hAnsi="Arial"/>
@@ -14832,7 +14832,7 @@
               </w:rPr>
               <w:t xml:space="preserve">Learners will know that: (a) superficial (area) expansivity β ≈ 2α, and volumetric (cubic) expansivity γ ≈ 3α, where α is the linear expansivity of a material; (b) the formula for volumetric expansion is ΔV = γV₀ΔT; (c) water behaves anomalously — it expands as it cools below 4 °C, reaching maximum density at 4 °C; (d) </w:t>
             </w:r>
-            <w:del w:id="9175" w:author="Claude (AI) - proposed" w:date="2026-10-15T08:04:15Z">
+            <w:del w:id="9175" w:author="Claude (AI) - proposed" w:date="2026-10-18T00:32:01Z">
               <w:r>
                 <w:rPr>
                   <w:rFonts w:ascii="Arial" w:cs="Arial" w:eastAsia="Arial" w:hAnsi="Arial"/>
@@ -14847,7 +14847,7 @@
                 <w:delText xml:space="preserve">this anomalous expansion of water is the direct cause of the cracked frozen bottle in the anchoring phenomenon</w:delText>
               </w:r>
             </w:del>
-            <w:ins w:id="9176" w:author="Claude (AI) - proposed" w:date="2026-10-15T08:04:15Z">
+            <w:ins w:id="9176" w:author="Claude (AI) - proposed" w:date="2026-10-18T00:32:01Z">
               <w:r>
                 <w:rPr>
                   <w:rFonts w:ascii="Arial" w:cs="Arial" w:eastAsia="Arial" w:hAnsi="Arial"/>
@@ -15011,7 +15011,7 @@
               </w:rPr>
               <w:t xml:space="preserve">Learners will appreciate that: (a) anomalies in nature are not errors but gateways to deeper scientific understanding; (b) careful experimental observation — as modelled by Kenyan and global scientists — is essential to revealing truths that contradict everyday intuition; (c) the unique properties of water have profound consequences for life, ecosystems </w:t>
             </w:r>
-            <w:del w:id="9177" w:author="Claude (AI) - proposed" w:date="2026-10-15T08:04:15Z">
+            <w:del w:id="9177" w:author="Claude (AI) - proposed" w:date="2026-10-18T00:32:01Z">
               <w:r>
                 <w:rPr>
                   <w:rFonts w:ascii="Arial" w:cs="Arial" w:eastAsia="Arial" w:hAnsi="Arial"/>
@@ -15026,7 +15026,7 @@
                 <w:delText xml:space="preserve">like Lake Victoria</w:delText>
               </w:r>
             </w:del>
-            <w:ins w:id="9178" w:author="Claude (AI) - proposed" w:date="2026-10-15T08:04:15Z">
+            <w:ins w:id="9178" w:author="Claude (AI) - proposed" w:date="2026-10-18T00:32:01Z">
               <w:r>
                 <w:rPr>
                   <w:rFonts w:ascii="Arial" w:cs="Arial" w:eastAsia="Arial" w:hAnsi="Arial"/>
@@ -15109,10 +15109,10 @@
               <w:spacing w:after="40" w:before="0"/>
               <w:jc w:val="left"/>
               <w:rPr>
-                <w:ins w:id="9180" w:author="Claude (AI) - proposed" w:date="2026-10-15T08:04:15Z"/>
-              </w:rPr>
-            </w:pPr>
-            <w:ins w:id="9179" w:author="Claude (AI) - proposed" w:date="2026-10-15T08:04:15Z">
+                <w:ins w:id="9180" w:author="Claude (AI) - proposed" w:date="2026-10-18T00:32:01Z"/>
+              </w:rPr>
+            </w:pPr>
+            <w:ins w:id="9179" w:author="Claude (AI) - proposed" w:date="2026-10-18T00:32:01Z">
               <w:r>
                 <w:rPr>
                   <w:rFonts w:ascii="Arial" w:cs="Arial" w:eastAsia="Arial" w:hAnsi="Arial"/>
@@ -15134,10 +15134,10 @@
               <w:spacing w:after="40" w:before="0"/>
               <w:jc w:val="left"/>
               <w:rPr>
-                <w:del w:id="9182" w:author="Claude (AI) - proposed" w:date="2026-10-15T08:04:15Z"/>
-              </w:rPr>
-            </w:pPr>
-            <w:del w:id="9181" w:author="Claude (AI) - proposed" w:date="2026-10-15T08:04:15Z">
+                <w:del w:id="9182" w:author="Claude (AI) - proposed" w:date="2026-10-18T00:32:01Z"/>
+              </w:rPr>
+            </w:pPr>
+            <w:del w:id="9181" w:author="Claude (AI) - proposed" w:date="2026-10-18T00:32:01Z">
               <w:r>
                 <w:rPr>
                   <w:rFonts w:ascii="Arial" w:cs="Arial" w:eastAsia="Arial" w:hAnsi="Arial"/>
@@ -15220,7 +15220,7 @@
               </w:rPr>
               <w:t xml:space="preserve">In Lessons 1–3, learners established that solids expand linearly when heated and quantified this using the linear expansivity coefficient α. Lesson 4 scales this understanding to two and three dimensions, then pivots to water — the substance at the heart of the anchoring phenomenon. By plotting real experimental data showing water's volume increasing as temperature drops below 4 °C, learners </w:t>
             </w:r>
-            <w:del w:id="9183" w:author="Claude (AI) - proposed" w:date="2026-10-15T08:04:15Z">
+            <w:del w:id="9183" w:author="Claude (AI) - proposed" w:date="2026-10-18T00:32:01Z">
               <w:r>
                 <w:rPr>
                   <w:rFonts w:ascii="Arial" w:cs="Arial" w:eastAsia="Arial" w:hAnsi="Arial"/>
@@ -15235,7 +15235,7 @@
                 <w:delText xml:space="preserve">gain the decisive evidence needed to explain why the sealed bottle cracked: water's anomalous expansion</w:delText>
               </w:r>
             </w:del>
-            <w:ins w:id="9184" w:author="Claude (AI) - proposed" w:date="2026-10-15T08:04:15Z">
+            <w:ins w:id="9184" w:author="Claude (AI) - proposed" w:date="2026-10-18T00:32:01Z">
               <w:r>
                 <w:rPr>
                   <w:rFonts w:ascii="Arial" w:cs="Arial" w:eastAsia="Arial" w:hAnsi="Arial"/>
@@ -15263,7 +15263,7 @@
               </w:rPr>
               <w:t xml:space="preserve"> generated enough outward pressure to </w:t>
             </w:r>
-            <w:del w:id="9185" w:author="Claude (AI) - proposed" w:date="2026-10-15T08:04:15Z">
+            <w:del w:id="9185" w:author="Claude (AI) - proposed" w:date="2026-10-18T00:32:01Z">
               <w:r>
                 <w:rPr>
                   <w:rFonts w:ascii="Arial" w:cs="Arial" w:eastAsia="Arial" w:hAnsi="Arial"/>
@@ -15278,7 +15278,7 @@
                 <w:delText xml:space="preserve">shatter</w:delText>
               </w:r>
             </w:del>
-            <w:ins w:id="9186" w:author="Claude (AI) - proposed" w:date="2026-10-15T08:04:15Z">
+            <w:ins w:id="9186" w:author="Claude (AI) - proposed" w:date="2026-10-18T00:32:01Z">
               <w:r>
                 <w:rPr>
                   <w:rFonts w:ascii="Arial" w:cs="Arial" w:eastAsia="Arial" w:hAnsi="Arial"/>
@@ -15469,7 +15469,7 @@
               </w:rPr>
               <w:t xml:space="preserve">In this 80-minute lesson</w:t>
             </w:r>
-            <w:ins w:id="9187" w:author="Claude (AI) - proposed" w:date="2026-10-15T08:04:15Z">
+            <w:ins w:id="9187" w:author="Claude (AI) - proposed" w:date="2026-10-18T00:32:01Z">
               <w:r>
                 <w:rPr>
                   <w:rFonts w:ascii="Arial" w:cs="Arial" w:eastAsia="Arial" w:hAnsi="Arial"/>
@@ -15802,7 +15802,7 @@
               <w:spacing w:after="10" w:before="0"/>
               <w:ind w:left="120"/>
             </w:pPr>
-            <w:hyperlink w:history="1" r:id="rIdpyf2v_ihzr-ibj03ttgxm">
+            <w:hyperlink w:history="1" r:id="rId5n6yly2m-wqgsowfecdad">
               <w:r>
                 <w:rPr>
                   <w:rFonts w:ascii="Arial" w:cs="Arial" w:eastAsia="Arial" w:hAnsi="Arial"/>
@@ -15862,7 +15862,7 @@
             <w:pPr>
               <w:spacing w:after="20" w:before="0"/>
             </w:pPr>
-            <w:hyperlink w:history="1" r:id="rId2u_-admosefrraetggyva">
+            <w:hyperlink w:history="1" r:id="rIdenvbzeikfbxdujmv0a-jm">
               <w:r>
                 <w:rPr>
                   <w:rFonts w:ascii="Arial" w:cs="Arial" w:eastAsia="Arial" w:hAnsi="Arial"/>
@@ -15911,7 +15911,7 @@
               <w:spacing w:after="10" w:before="0"/>
               <w:ind w:left="120"/>
             </w:pPr>
-            <w:hyperlink w:history="1" r:id="rIdl5emd_5gks3z-mzc9u9sr">
+            <w:hyperlink w:history="1" r:id="rIdkxeskquynrgonoybgzhna">
               <w:r>
                 <w:rPr>
                   <w:rFonts w:ascii="Arial" w:cs="Arial" w:eastAsia="Arial" w:hAnsi="Arial"/>
@@ -16128,7 +16128,7 @@
               <w:spacing w:after="10" w:before="0"/>
               <w:ind w:left="120"/>
             </w:pPr>
-            <w:hyperlink w:history="1" r:id="rIdmbfiyjwibrt5ootpfbbkt">
+            <w:hyperlink w:history="1" r:id="rIdn1zujwgni7qwspu-vpegv">
               <w:r>
                 <w:rPr>
                   <w:rFonts w:ascii="Arial" w:cs="Arial" w:eastAsia="Arial" w:hAnsi="Arial"/>
@@ -16188,7 +16188,7 @@
             <w:pPr>
               <w:spacing w:after="20" w:before="0"/>
             </w:pPr>
-            <w:hyperlink w:history="1" r:id="rIdzukznfwfgieyznj1i_ca2">
+            <w:hyperlink w:history="1" r:id="rIdjkfcgoj4exb4vztn1rbyp">
               <w:r>
                 <w:rPr>
                   <w:rFonts w:ascii="Arial" w:cs="Arial" w:eastAsia="Arial" w:hAnsi="Arial"/>
@@ -16237,7 +16237,7 @@
               <w:spacing w:after="10" w:before="0"/>
               <w:ind w:left="120"/>
             </w:pPr>
-            <w:hyperlink w:history="1" r:id="rIdwonqhydvhf5j4ooxdu9f2">
+            <w:hyperlink w:history="1" r:id="rIdq1twn74hfcs_ebbloj1ia">
               <w:r>
                 <w:rPr>
                   <w:rFonts w:ascii="Arial" w:cs="Arial" w:eastAsia="Arial" w:hAnsi="Arial"/>
@@ -16282,7 +16282,7 @@
               </w:rPr>
               <w:t xml:space="preserve">PART A — Mathematical Extension (</w:t>
             </w:r>
-            <w:del w:id="9188" w:author="Claude (AI) - proposed" w:date="2026-10-15T08:04:15Z">
+            <w:del w:id="9188" w:author="Claude (AI) - proposed" w:date="2026-10-18T00:32:01Z">
               <w:r>
                 <w:rPr>
                   <w:rFonts w:ascii="Arial" w:cs="Arial" w:eastAsia="Arial" w:hAnsi="Arial"/>
@@ -16297,7 +16297,7 @@
                 <w:delText xml:space="preserve">20</w:delText>
               </w:r>
             </w:del>
-            <w:ins w:id="9189" w:author="Claude (AI) - proposed" w:date="2026-10-15T08:04:15Z">
+            <w:ins w:id="9189" w:author="Claude (AI) - proposed" w:date="2026-10-18T00:32:01Z">
               <w:r>
                 <w:rPr>
                   <w:rFonts w:ascii="Arial" w:cs="Arial" w:eastAsia="Arial" w:hAnsi="Arial"/>
@@ -16325,7 +16325,7 @@
               </w:rPr>
               <w:t xml:space="preserve"> min): Working in groups of 4, learners receive a printed 'Derivation Card' that guides them step-by-step to extend linear expansion to area and volume. Starting from L = L₀(1 + αΔT), they expand a square of side L₀ to show the new area A = L₀²(1 + αΔT)² ≈ L₀²(1 + 2αΔT) for small α, thus β ≈ 2α. They repeat for a cube to show γ ≈ 3α. Groups then solve </w:t>
             </w:r>
-            <w:del w:id="9190" w:author="Claude (AI) - proposed" w:date="2026-10-15T08:04:15Z">
+            <w:del w:id="9190" w:author="Claude (AI) - proposed" w:date="2026-10-18T00:32:01Z">
               <w:r>
                 <w:rPr>
                   <w:rFonts w:ascii="Arial" w:cs="Arial" w:eastAsia="Arial" w:hAnsi="Arial"/>
@@ -16340,7 +16340,7 @@
                 <w:delText xml:space="preserve">two contextual problems</w:delText>
               </w:r>
             </w:del>
-            <w:ins w:id="9191" w:author="Claude (AI) - proposed" w:date="2026-10-15T08:04:15Z">
+            <w:ins w:id="9191" w:author="Claude (AI) - proposed" w:date="2026-10-18T00:32:01Z">
               <w:r>
                 <w:rPr>
                   <w:rFonts w:ascii="Arial" w:cs="Arial" w:eastAsia="Arial" w:hAnsi="Arial"/>
@@ -16368,7 +16368,7 @@
               </w:rPr>
               <w:t xml:space="preserve">: (i) A rectangular concrete slab on the Nairobi Expressway is 12 m × 4 m at 15 °C; if α = 12 × 10⁻⁶ K⁻¹, what is the increase in area when the slab reaches 45 °C during the midday sun? (ii) </w:t>
             </w:r>
-            <w:ins w:id="9192" w:author="Claude (AI) - proposed" w:date="2026-10-15T08:04:15Z">
+            <w:ins w:id="9192" w:author="Claude (AI) - proposed" w:date="2026-10-18T00:32:01Z">
               <w:r>
                 <w:rPr>
                   <w:rFonts w:ascii="Arial" w:cs="Arial" w:eastAsia="Arial" w:hAnsi="Arial"/>
@@ -16396,7 +16396,7 @@
               </w:rPr>
               <w:t xml:space="preserve">A 2-litre aluminium sufuria (</w:t>
             </w:r>
-            <w:ins w:id="9193" w:author="Claude (AI) - proposed" w:date="2026-10-15T08:04:15Z">
+            <w:ins w:id="9193" w:author="Claude (AI) - proposed" w:date="2026-10-18T00:32:01Z">
               <w:r>
                 <w:rPr>
                   <w:rFonts w:ascii="Arial" w:cs="Arial" w:eastAsia="Arial" w:hAnsi="Arial"/>
@@ -16424,7 +16424,7 @@
               </w:rPr>
               <w:t xml:space="preserve">γ = 3 × </w:t>
             </w:r>
-            <w:del w:id="9194" w:author="Claude (AI) - proposed" w:date="2026-10-15T08:04:15Z">
+            <w:del w:id="9194" w:author="Claude (AI) - proposed" w:date="2026-10-18T00:32:01Z">
               <w:r>
                 <w:rPr>
                   <w:rFonts w:ascii="Arial" w:cs="Arial" w:eastAsia="Arial" w:hAnsi="Arial"/>
@@ -16439,7 +16439,7 @@
                 <w:delText xml:space="preserve">24</w:delText>
               </w:r>
             </w:del>
-            <w:ins w:id="9195" w:author="Claude (AI) - proposed" w:date="2026-10-15T08:04:15Z">
+            <w:ins w:id="9195" w:author="Claude (AI) - proposed" w:date="2026-10-18T00:32:01Z">
               <w:r>
                 <w:rPr>
                   <w:rFonts w:ascii="Arial" w:cs="Arial" w:eastAsia="Arial" w:hAnsi="Arial"/>
@@ -16467,7 +16467,7 @@
               </w:rPr>
               <w:t xml:space="preserve"> × 10⁻⁶ = </w:t>
             </w:r>
-            <w:del w:id="9196" w:author="Claude (AI) - proposed" w:date="2026-10-15T08:04:15Z">
+            <w:del w:id="9196" w:author="Claude (AI) - proposed" w:date="2026-10-18T00:32:01Z">
               <w:r>
                 <w:rPr>
                   <w:rFonts w:ascii="Arial" w:cs="Arial" w:eastAsia="Arial" w:hAnsi="Arial"/>
@@ -16482,7 +16482,7 @@
                 <w:delText xml:space="preserve">72</w:delText>
               </w:r>
             </w:del>
-            <w:ins w:id="9197" w:author="Claude (AI) - proposed" w:date="2026-10-15T08:04:15Z">
+            <w:ins w:id="9197" w:author="Claude (AI) - proposed" w:date="2026-10-18T00:32:01Z">
               <w:r>
                 <w:rPr>
                   <w:rFonts w:ascii="Arial" w:cs="Arial" w:eastAsia="Arial" w:hAnsi="Arial"/>
@@ -16510,7 +16510,7 @@
               </w:rPr>
               <w:t xml:space="preserve"> × 10⁻⁶ K⁻¹) is heated from 20 °C to 100 °C; by how much does its internal volume increase? </w:t>
             </w:r>
-            <w:del w:id="9198" w:author="Claude (AI) - proposed" w:date="2026-10-15T08:04:15Z">
+            <w:del w:id="9198" w:author="Claude (AI) - proposed" w:date="2026-10-18T00:32:01Z">
               <w:r>
                 <w:rPr>
                   <w:rFonts w:ascii="Arial" w:cs="Arial" w:eastAsia="Arial" w:hAnsi="Arial"/>
@@ -16525,7 +16525,7 @@
                 <w:delText xml:space="preserve">Groups</w:delText>
               </w:r>
             </w:del>
-            <w:ins w:id="9199" w:author="Claude (AI) - proposed" w:date="2026-10-15T08:04:15Z">
+            <w:ins w:id="9199" w:author="Claude (AI) - proposed" w:date="2026-10-18T00:32:01Z">
               <w:r>
                 <w:rPr>
                   <w:rFonts w:ascii="Arial" w:cs="Arial" w:eastAsia="Arial" w:hAnsi="Arial"/>
@@ -16553,7 +16553,7 @@
               </w:rPr>
               <w:t xml:space="preserve"> record derivations and </w:t>
             </w:r>
-            <w:del w:id="9200" w:author="Claude (AI) - proposed" w:date="2026-10-15T08:04:15Z">
+            <w:del w:id="9200" w:author="Claude (AI) - proposed" w:date="2026-10-18T00:32:01Z">
               <w:r>
                 <w:rPr>
                   <w:rFonts w:ascii="Arial" w:cs="Arial" w:eastAsia="Arial" w:hAnsi="Arial"/>
@@ -16568,7 +16568,7 @@
                 <w:delText xml:space="preserve">answers</w:delText>
               </w:r>
             </w:del>
-            <w:ins w:id="9201" w:author="Claude (AI) - proposed" w:date="2026-10-15T08:04:15Z">
+            <w:ins w:id="9201" w:author="Claude (AI) - proposed" w:date="2026-10-18T00:32:01Z">
               <w:r>
                 <w:rPr>
                   <w:rFonts w:ascii="Arial" w:cs="Arial" w:eastAsia="Arial" w:hAnsi="Arial"/>
@@ -16596,7 +16596,7 @@
               </w:rPr>
               <w:t xml:space="preserve"> on A3 whiteboards and hold them up for gallery comparison. PART B — Flask-and-Capillary Experiment (</w:t>
             </w:r>
-            <w:del w:id="9202" w:author="Claude (AI) - proposed" w:date="2026-10-15T08:04:15Z">
+            <w:del w:id="9202" w:author="Claude (AI) - proposed" w:date="2026-10-18T00:32:01Z">
               <w:r>
                 <w:rPr>
                   <w:rFonts w:ascii="Arial" w:cs="Arial" w:eastAsia="Arial" w:hAnsi="Arial"/>
@@ -16611,7 +16611,7 @@
                 <w:delText xml:space="preserve">30</w:delText>
               </w:r>
             </w:del>
-            <w:ins w:id="9203" w:author="Claude (AI) - proposed" w:date="2026-10-15T08:04:15Z">
+            <w:ins w:id="9203" w:author="Claude (AI) - proposed" w:date="2026-10-18T00:32:01Z">
               <w:r>
                 <w:rPr>
                   <w:rFonts w:ascii="Arial" w:cs="Arial" w:eastAsia="Arial" w:hAnsi="Arial"/>
@@ -16639,7 +16639,7 @@
               </w:rPr>
               <w:t xml:space="preserve"> min): Each group sets up a 250 ml round-bottomed flask filled to the brim with coloured water (food dye added for visibility), sealed with a one-hole rubber stopper through which a 30 cm glass capillary tube protrudes. The initial water column height in the capillary is measured at room temperature (~20 °C) and recorded. Groups then place the flask in a water bath and systematically cool it using ice, recording the capillary column height at 18 °C, 15 °C, 12 °C, 10 °C, 8 °C, 6 °C, 4 °C, 2 °C, and 0 °C (or as low as possible). </w:t>
             </w:r>
-            <w:del w:id="9204" w:author="Claude (AI) - proposed" w:date="2026-10-15T08:04:15Z">
+            <w:del w:id="9204" w:author="Claude (AI) - proposed" w:date="2026-10-18T00:32:01Z">
               <w:r>
                 <w:rPr>
                   <w:rFonts w:ascii="Arial" w:cs="Arial" w:eastAsia="Arial" w:hAnsi="Arial"/>
@@ -16667,7 +16667,7 @@
               </w:rPr>
               <w:t xml:space="preserve">Data are recorded in a shared table: Temperature (°C) | Capillary Height (mm) | Relative Volume Change (increase/decrease). Learners plot Temperature (x-axis) vs. Capillary Height (y-axis) on graph paper, drawing a best-fit curve. PART C — Video Corroboration (</w:t>
             </w:r>
-            <w:del w:id="9205" w:author="Claude (AI) - proposed" w:date="2026-10-15T08:04:15Z">
+            <w:del w:id="9205" w:author="Claude (AI) - proposed" w:date="2026-10-18T00:32:01Z">
               <w:r>
                 <w:rPr>
                   <w:rFonts w:ascii="Arial" w:cs="Arial" w:eastAsia="Arial" w:hAnsi="Arial"/>
@@ -16682,7 +16682,7 @@
                 <w:delText xml:space="preserve">5 min</w:delText>
               </w:r>
             </w:del>
-            <w:ins w:id="9206" w:author="Claude (AI) - proposed" w:date="2026-10-15T08:04:15Z">
+            <w:ins w:id="9206" w:author="Claude (AI) - proposed" w:date="2026-10-18T00:32:01Z">
               <w:r>
                 <w:rPr>
                   <w:rFonts w:ascii="Arial" w:cs="Arial" w:eastAsia="Arial" w:hAnsi="Arial"/>
@@ -16743,7 +16743,7 @@
               </w:rPr>
               <w:t xml:space="preserve">PART A: Distribute Derivation Cards. Say: 'You are not just memorising β = 2α — you are going to prove it yourselves using algebra you already know. Work as a group; every member must be able to explain every line.' [Circulate actively; when a group is stuck on the binomial expansion step, prompt: 'What happens to the αΔT squared term when α is a very small number like 10⁻⁵? Can you ignore it?'] [WAIT 10 seconds after prompting before providing further scaffolding.] After </w:t>
             </w:r>
-            <w:del w:id="9207" w:author="Claude (AI) - proposed" w:date="2026-10-15T08:04:15Z">
+            <w:del w:id="9207" w:author="Claude (AI) - proposed" w:date="2026-10-18T00:32:01Z">
               <w:r>
                 <w:rPr>
                   <w:rFonts w:ascii="Arial" w:cs="Arial" w:eastAsia="Arial" w:hAnsi="Arial"/>
@@ -16758,7 +16758,7 @@
                 <w:delText xml:space="preserve">10</w:delText>
               </w:r>
             </w:del>
-            <w:ins w:id="9208" w:author="Claude (AI) - proposed" w:date="2026-10-15T08:04:15Z">
+            <w:ins w:id="9208" w:author="Claude (AI) - proposed" w:date="2026-10-18T00:32:01Z">
               <w:r>
                 <w:rPr>
                   <w:rFonts w:ascii="Arial" w:cs="Arial" w:eastAsia="Arial" w:hAnsi="Arial"/>
@@ -16852,7 +16852,7 @@
               </w:rPr>
               <w:t xml:space="preserve">PART A: Teacher scans whiteboards for correct derivation steps — specifically whether learners correctly dropped the (αΔT)² term. Indicator of mastery: group can articulate WHY the squared term is negligible. For the </w:t>
             </w:r>
-            <w:ins w:id="9209" w:author="Claude (AI) - proposed" w:date="2026-10-15T08:04:15Z">
+            <w:ins w:id="9209" w:author="Claude (AI) - proposed" w:date="2026-10-18T00:32:01Z">
               <w:r>
                 <w:rPr>
                   <w:rFonts w:ascii="Arial" w:cs="Arial" w:eastAsia="Arial" w:hAnsi="Arial"/>
@@ -16880,7 +16880,7 @@
               </w:rPr>
               <w:t xml:space="preserve">sufuria problem, check </w:t>
             </w:r>
-            <w:del w:id="9210" w:author="Claude (AI) - proposed" w:date="2026-10-15T08:04:15Z">
+            <w:del w:id="9210" w:author="Claude (AI) - proposed" w:date="2026-10-18T00:32:01Z">
               <w:r>
                 <w:rPr>
                   <w:rFonts w:ascii="Arial" w:cs="Arial" w:eastAsia="Arial" w:hAnsi="Arial"/>
@@ -16895,7 +16895,7 @@
                 <w:delText xml:space="preserve">whether</w:delText>
               </w:r>
             </w:del>
-            <w:ins w:id="9211" w:author="Claude (AI) - proposed" w:date="2026-10-15T08:04:15Z">
+            <w:ins w:id="9211" w:author="Claude (AI) - proposed" w:date="2026-10-18T00:32:01Z">
               <w:r>
                 <w:rPr>
                   <w:rFonts w:ascii="Arial" w:cs="Arial" w:eastAsia="Arial" w:hAnsi="Arial"/>
@@ -16923,7 +16923,7 @@
               </w:rPr>
               <w:t xml:space="preserve"> learners used γ = </w:t>
             </w:r>
-            <w:del w:id="9212" w:author="Claude (AI) - proposed" w:date="2026-10-15T08:04:15Z">
+            <w:del w:id="9212" w:author="Claude (AI) - proposed" w:date="2026-10-18T00:32:01Z">
               <w:r>
                 <w:rPr>
                   <w:rFonts w:ascii="Arial" w:cs="Arial" w:eastAsia="Arial" w:hAnsi="Arial"/>
@@ -16938,7 +16938,7 @@
                 <w:delText xml:space="preserve">72</w:delText>
               </w:r>
             </w:del>
-            <w:ins w:id="9213" w:author="Claude (AI) - proposed" w:date="2026-10-15T08:04:15Z">
+            <w:ins w:id="9213" w:author="Claude (AI) - proposed" w:date="2026-10-18T00:32:01Z">
               <w:r>
                 <w:rPr>
                   <w:rFonts w:ascii="Arial" w:cs="Arial" w:eastAsia="Arial" w:hAnsi="Arial"/>
@@ -16966,7 +16966,7 @@
               </w:rPr>
               <w:t xml:space="preserve"> × 10⁻⁶ K⁻¹ </w:t>
             </w:r>
-            <w:del w:id="9214" w:author="Claude (AI) - proposed" w:date="2026-10-15T08:04:15Z">
+            <w:del w:id="9214" w:author="Claude (AI) - proposed" w:date="2026-10-18T00:32:01Z">
               <w:r>
                 <w:rPr>
                   <w:rFonts w:ascii="Arial" w:cs="Arial" w:eastAsia="Arial" w:hAnsi="Arial"/>
@@ -16981,7 +16981,7 @@
                 <w:delText xml:space="preserve">correctly</w:delText>
               </w:r>
             </w:del>
-            <w:ins w:id="9215" w:author="Claude (AI) - proposed" w:date="2026-10-15T08:04:15Z">
+            <w:ins w:id="9215" w:author="Claude (AI) - proposed" w:date="2026-10-18T00:32:01Z">
               <w:r>
                 <w:rPr>
                   <w:rFonts w:ascii="Arial" w:cs="Arial" w:eastAsia="Arial" w:hAnsi="Arial"/>
@@ -17009,7 +17009,7 @@
               </w:rPr>
               <w:t xml:space="preserve">. PART B: Each group's data table must show at least 6 temperature–height data pairs. The critical observable: does the capillary column rise (volume increase) as temperature drops below 4 °C? Teacher checks each group's graph before Phase 3 begins — a correctly drawn curve will show a minimum at approximately 4 °C (column lowest = volume smallest = densest). Any group whose graph shows a monotonically decreasing column is prompted: 'Look at your data between 6 °C and 2 °C — which direction is the column moving?'</w:t>
             </w:r>
-            <w:ins w:id="9216" w:author="Claude (AI) - proposed" w:date="2026-10-15T08:04:15Z">
+            <w:ins w:id="9216" w:author="Claude (AI) - proposed" w:date="2026-10-18T00:32:01Z">
               <w:r>
                 <w:rPr>
                   <w:rFonts w:ascii="Arial" w:cs="Arial" w:eastAsia="Arial" w:hAnsi="Arial"/>
@@ -17097,7 +17097,7 @@
               <w:spacing w:after="10" w:before="0"/>
               <w:ind w:left="120"/>
             </w:pPr>
-            <w:hyperlink w:history="1" r:id="rIddzjzfodw-9xo4xlvnsbtn">
+            <w:hyperlink w:history="1" r:id="rIdiq-5w0i2v3s67c77u2-d6">
               <w:r>
                 <w:rPr>
                   <w:rFonts w:ascii="Arial" w:cs="Arial" w:eastAsia="Arial" w:hAnsi="Arial"/>
@@ -17157,7 +17157,7 @@
             <w:pPr>
               <w:spacing w:after="20" w:before="0"/>
             </w:pPr>
-            <w:hyperlink w:history="1" r:id="rIdl20mks993iksamxinycv-">
+            <w:hyperlink w:history="1" r:id="rIdlw5-yxelzutgevejuuzfj">
               <w:r>
                 <w:rPr>
                   <w:rFonts w:ascii="Arial" w:cs="Arial" w:eastAsia="Arial" w:hAnsi="Arial"/>
@@ -17206,7 +17206,7 @@
               <w:spacing w:after="10" w:before="0"/>
               <w:ind w:left="120"/>
             </w:pPr>
-            <w:hyperlink w:history="1" r:id="rIdj2ov3k-aybg4qjg8dabiu">
+            <w:hyperlink w:history="1" r:id="rIdwb5s2br48zda-jrxh68bx">
               <w:r>
                 <w:rPr>
                   <w:rFonts w:ascii="Arial" w:cs="Arial" w:eastAsia="Arial" w:hAnsi="Arial"/>
@@ -17251,7 +17251,7 @@
               </w:rPr>
               <w:t xml:space="preserve">Learners use their experimental graphs and the molecular-level cross-section diagram (introduced in the anchoring phenomenon) to construct a written explanation in their notebooks answering three scaffolded questions: (1) 'At what temperature did water have its smallest volume (highest capillary column minimum)? What does this mean for density?' (2) 'Freezing increases the volume of water by about 9% (a phase-change effect that ΔV = γV₀ΔT cannot describe). Calculate the volume increase when 500 ml of water freezes at 0 °C. Compare this to the volume of the original bottle — was there room for expansion?' (3) 'Using the molecular diagram, explain in two sentences why ice occupies more space than liquid water at the same mass.' Groups then participate in a whole-class 'Evidence Line' discussion: the teacher draws a horizontal line on the board labelled 'SHRINKS when cooled' on the left and 'EXPANDS when cooled' on the right. Each group places a sticky arrow on the line to show where water sits below 4 °C, and justifies their placement with one piece of data from their graph. Finally, learners individually complete a 'Claim–Evidence–Reasoning' (CER) frame in their notebooks: Claim — </w:t>
             </w:r>
-            <w:del w:id="9217" w:author="Claude (AI) - proposed" w:date="2026-10-15T08:04:15Z">
+            <w:del w:id="9217" w:author="Claude (AI) - proposed" w:date="2026-10-18T00:32:01Z">
               <w:r>
                 <w:rPr>
                   <w:rFonts w:ascii="Arial" w:cs="Arial" w:eastAsia="Arial" w:hAnsi="Arial"/>
@@ -17266,7 +17266,7 @@
                 <w:delText xml:space="preserve">'Water expands / contracts below 4 °C because…'</w:delText>
               </w:r>
             </w:del>
-            <w:ins w:id="9218" w:author="Claude (AI) - proposed" w:date="2026-10-15T08:04:15Z">
+            <w:ins w:id="9218" w:author="Claude (AI) - proposed" w:date="2026-10-18T00:32:01Z">
               <w:r>
                 <w:rPr>
                   <w:rFonts w:ascii="Arial" w:cs="Arial" w:eastAsia="Arial" w:hAnsi="Arial"/>
@@ -17294,7 +17294,7 @@
               </w:rPr>
               <w:t xml:space="preserve">; Evidence —</w:t>
             </w:r>
-            <w:ins w:id="9219" w:author="Claude (AI) - proposed" w:date="2026-10-15T08:04:15Z">
+            <w:ins w:id="9219" w:author="Claude (AI) - proposed" w:date="2026-10-18T00:32:01Z">
               <w:r>
                 <w:rPr>
                   <w:rFonts w:ascii="Arial" w:cs="Arial" w:eastAsia="Arial" w:hAnsi="Arial"/>
@@ -17322,7 +17322,7 @@
               </w:rPr>
               <w:t xml:space="preserve"> one data point from their graph</w:t>
             </w:r>
-            <w:ins w:id="9220" w:author="Claude (AI) - proposed" w:date="2026-10-15T08:04:15Z">
+            <w:ins w:id="9220" w:author="Claude (AI) - proposed" w:date="2026-10-18T00:32:01Z">
               <w:r>
                 <w:rPr>
                   <w:rFonts w:ascii="Arial" w:cs="Arial" w:eastAsia="Arial" w:hAnsi="Arial"/>
@@ -17350,7 +17350,7 @@
               </w:rPr>
               <w:t xml:space="preserve">; Reasoning — the </w:t>
             </w:r>
-            <w:del w:id="9221" w:author="Claude (AI) - proposed" w:date="2026-10-15T08:04:15Z">
+            <w:del w:id="9221" w:author="Claude (AI) - proposed" w:date="2026-10-18T00:32:01Z">
               <w:r>
                 <w:rPr>
                   <w:rFonts w:ascii="Arial" w:cs="Arial" w:eastAsia="Arial" w:hAnsi="Arial"/>
@@ -17365,7 +17365,7 @@
                 <w:delText xml:space="preserve">molecular explanation linking hexagonal ice lattice to greater intermolecular spacing</w:delText>
               </w:r>
             </w:del>
-            <w:ins w:id="9222" w:author="Claude (AI) - proposed" w:date="2026-10-15T08:04:15Z">
+            <w:ins w:id="9222" w:author="Claude (AI) - proposed" w:date="2026-10-18T00:32:01Z">
               <w:r>
                 <w:rPr>
                   <w:rFonts w:ascii="Arial" w:cs="Arial" w:eastAsia="Arial" w:hAnsi="Arial"/>
@@ -17426,7 +17426,7 @@
               </w:rPr>
               <w:t xml:space="preserve">Distribute the three scaffolded questions on a half-sheet. Say: 'Use your graph, your molecular diagram, and your formula sheet — not your neighbour, not yet. Individual writing for </w:t>
             </w:r>
-            <w:del w:id="9223" w:author="Claude (AI) - proposed" w:date="2026-10-15T08:04:15Z">
+            <w:del w:id="9223" w:author="Claude (AI) - proposed" w:date="2026-10-18T00:32:01Z">
               <w:r>
                 <w:rPr>
                   <w:rFonts w:ascii="Arial" w:cs="Arial" w:eastAsia="Arial" w:hAnsi="Arial"/>
@@ -17441,7 +17441,7 @@
                 <w:delText xml:space="preserve">6</w:delText>
               </w:r>
             </w:del>
-            <w:ins w:id="9224" w:author="Claude (AI) - proposed" w:date="2026-10-15T08:04:15Z">
+            <w:ins w:id="9224" w:author="Claude (AI) - proposed" w:date="2026-10-18T00:32:01Z">
               <w:r>
                 <w:rPr>
                   <w:rFonts w:ascii="Arial" w:cs="Arial" w:eastAsia="Arial" w:hAnsi="Arial"/>
@@ -17469,7 +17469,7 @@
               </w:rPr>
               <w:t xml:space="preserve"> minutes.' [Set timer.] [Circulate, reading over shoulders. For Q2: if a learner is confused about which γ to use, prompt: '</w:t>
             </w:r>
-            <w:del w:id="9225" w:author="Claude (AI) - proposed" w:date="2026-10-15T08:04:15Z">
+            <w:del w:id="9225" w:author="Claude (AI) - proposed" w:date="2026-10-18T00:32:01Z">
               <w:r>
                 <w:rPr>
                   <w:rFonts w:ascii="Arial" w:cs="Arial" w:eastAsia="Arial" w:hAnsi="Arial"/>
@@ -17484,7 +17484,7 @@
                 <w:delText xml:space="preserve">Are we expanding liquid water or ice here? Check your notes from Lesson 3</w:delText>
               </w:r>
             </w:del>
-            <w:ins w:id="9226" w:author="Claude (AI) - proposed" w:date="2026-10-15T08:04:15Z">
+            <w:ins w:id="9226" w:author="Claude (AI) - proposed" w:date="2026-10-18T00:32:01Z">
               <w:r>
                 <w:rPr>
                   <w:rFonts w:ascii="Arial" w:cs="Arial" w:eastAsia="Arial" w:hAnsi="Arial"/>
@@ -17512,7 +17512,7 @@
               </w:rPr>
               <w:t xml:space="preserve">.'] After </w:t>
             </w:r>
-            <w:del w:id="9227" w:author="Claude (AI) - proposed" w:date="2026-10-15T08:04:15Z">
+            <w:del w:id="9227" w:author="Claude (AI) - proposed" w:date="2026-10-18T00:32:01Z">
               <w:r>
                 <w:rPr>
                   <w:rFonts w:ascii="Arial" w:cs="Arial" w:eastAsia="Arial" w:hAnsi="Arial"/>
@@ -17527,7 +17527,7 @@
                 <w:delText xml:space="preserve">6</w:delText>
               </w:r>
             </w:del>
-            <w:ins w:id="9228" w:author="Claude (AI) - proposed" w:date="2026-10-15T08:04:15Z">
+            <w:ins w:id="9228" w:author="Claude (AI) - proposed" w:date="2026-10-18T00:32:01Z">
               <w:r>
                 <w:rPr>
                   <w:rFonts w:ascii="Arial" w:cs="Arial" w:eastAsia="Arial" w:hAnsi="Arial"/>
@@ -17555,7 +17555,7 @@
               </w:rPr>
               <w:t xml:space="preserve"> minutes: 'Now share your Q1 answer with your partner — do you agree on the temperature of maximum density?' Cold-call </w:t>
             </w:r>
-            <w:del w:id="9229" w:author="Claude (AI) - proposed" w:date="2026-10-15T08:04:15Z">
+            <w:del w:id="9229" w:author="Claude (AI) - proposed" w:date="2026-10-18T00:32:01Z">
               <w:r>
                 <w:rPr>
                   <w:rFonts w:ascii="Arial" w:cs="Arial" w:eastAsia="Arial" w:hAnsi="Arial"/>
@@ -17570,7 +17570,7 @@
                 <w:delText xml:space="preserve">3</w:delText>
               </w:r>
             </w:del>
-            <w:ins w:id="9230" w:author="Claude (AI) - proposed" w:date="2026-10-15T08:04:15Z">
+            <w:ins w:id="9230" w:author="Claude (AI) - proposed" w:date="2026-10-18T00:32:01Z">
               <w:r>
                 <w:rPr>
                   <w:rFonts w:ascii="Arial" w:cs="Arial" w:eastAsia="Arial" w:hAnsi="Arial"/>
@@ -17598,7 +17598,7 @@
               </w:rPr>
               <w:t xml:space="preserve"> individuals on Q1, then </w:t>
             </w:r>
-            <w:del w:id="9231" w:author="Claude (AI) - proposed" w:date="2026-10-15T08:04:15Z">
+            <w:del w:id="9231" w:author="Claude (AI) - proposed" w:date="2026-10-18T00:32:01Z">
               <w:r>
                 <w:rPr>
                   <w:rFonts w:ascii="Arial" w:cs="Arial" w:eastAsia="Arial" w:hAnsi="Arial"/>
@@ -17613,7 +17613,7 @@
                 <w:delText xml:space="preserve">2</w:delText>
               </w:r>
             </w:del>
-            <w:ins w:id="9232" w:author="Claude (AI) - proposed" w:date="2026-10-15T08:04:15Z">
+            <w:ins w:id="9232" w:author="Claude (AI) - proposed" w:date="2026-10-18T00:32:01Z">
               <w:r>
                 <w:rPr>
                   <w:rFonts w:ascii="Arial" w:cs="Arial" w:eastAsia="Arial" w:hAnsi="Arial"/>
@@ -17641,7 +17641,7 @@
               </w:rPr>
               <w:t xml:space="preserve"> on Q2 (ask them to narrate their calculation step by step). For Q3, say: 'I want molecular language — use the words lattice, spacing, and hexagonal.' [WAIT 15 seconds after posing Q3.] Conduct the Evidence Line: 'Each group, send your representative to place your sticky arrow. You must say one sentence that starts with: Our data shows…' After all groups place arrows: 'Notice — every group's arrow is on the right side of this line for below 4 °C. That is not a coincidence — that is a scientific consensus built from your own data.' Transition to CER: 'Now write your CER individually. This is your explanation of the cracked bottle — you are the scientist filing the report.'</w:t>
             </w:r>
-            <w:ins w:id="9233" w:author="Claude (AI) - proposed" w:date="2026-10-15T08:04:15Z">
+            <w:ins w:id="9233" w:author="Claude (AI) - proposed" w:date="2026-10-18T00:32:01Z">
               <w:r>
                 <w:rPr>
                   <w:rFonts w:ascii="Arial" w:cs="Arial" w:eastAsia="Arial" w:hAnsi="Arial"/>
@@ -17722,7 +17722,7 @@
               </w:rPr>
               <w:t xml:space="preserve">Observable indicators: (1) In Q2, learners should calculate ΔV ≈ 0.09 × 500 ml ≈ 45 ml and recognise that this phase-change expansion cannot be obtained from ΔV = γV₀ΔT, which describes only gradual expansion within one phase. (2) CER quality rubric (3 points): Claim </w:t>
             </w:r>
-            <w:del w:id="9234" w:author="Claude (AI) - proposed" w:date="2026-10-15T08:04:15Z">
+            <w:del w:id="9234" w:author="Claude (AI) - proposed" w:date="2026-10-18T00:32:01Z">
               <w:r>
                 <w:rPr>
                   <w:rFonts w:ascii="Arial" w:cs="Arial" w:eastAsia="Arial" w:hAnsi="Arial"/>
@@ -17737,7 +17737,7 @@
                 <w:delText xml:space="preserve">correctly identifies expansion below 4 °C</w:delText>
               </w:r>
             </w:del>
-            <w:ins w:id="9235" w:author="Claude (AI) - proposed" w:date="2026-10-15T08:04:15Z">
+            <w:ins w:id="9235" w:author="Claude (AI) - proposed" w:date="2026-10-18T00:32:01Z">
               <w:r>
                 <w:rPr>
                   <w:rFonts w:ascii="Arial" w:cs="Arial" w:eastAsia="Arial" w:hAnsi="Arial"/>
@@ -17765,7 +17765,7 @@
               </w:rPr>
               <w:t xml:space="preserve"> (1 pt); Evidence </w:t>
             </w:r>
-            <w:del w:id="9236" w:author="Claude (AI) - proposed" w:date="2026-10-15T08:04:15Z">
+            <w:del w:id="9236" w:author="Claude (AI) - proposed" w:date="2026-10-18T00:32:01Z">
               <w:r>
                 <w:rPr>
                   <w:rFonts w:ascii="Arial" w:cs="Arial" w:eastAsia="Arial" w:hAnsi="Arial"/>
@@ -17780,7 +17780,7 @@
                 <w:delText xml:space="preserve">cites</w:delText>
               </w:r>
             </w:del>
-            <w:ins w:id="9237" w:author="Claude (AI) - proposed" w:date="2026-10-15T08:04:15Z">
+            <w:ins w:id="9237" w:author="Claude (AI) - proposed" w:date="2026-10-18T00:32:01Z">
               <w:r>
                 <w:rPr>
                   <w:rFonts w:ascii="Arial" w:cs="Arial" w:eastAsia="Arial" w:hAnsi="Arial"/>
@@ -17808,7 +17808,7 @@
               </w:rPr>
               <w:t xml:space="preserve"> a specific temperature–height </w:t>
             </w:r>
-            <w:del w:id="9238" w:author="Claude (AI) - proposed" w:date="2026-10-15T08:04:15Z">
+            <w:del w:id="9238" w:author="Claude (AI) - proposed" w:date="2026-10-18T00:32:01Z">
               <w:r>
                 <w:rPr>
                   <w:rFonts w:ascii="Arial" w:cs="Arial" w:eastAsia="Arial" w:hAnsi="Arial"/>
@@ -17836,7 +17836,7 @@
               </w:rPr>
               <w:t xml:space="preserve">point from their graph</w:t>
             </w:r>
-            <w:ins w:id="9239" w:author="Claude (AI) - proposed" w:date="2026-10-15T08:04:15Z">
+            <w:ins w:id="9239" w:author="Claude (AI) - proposed" w:date="2026-10-18T00:32:01Z">
               <w:r>
                 <w:rPr>
                   <w:rFonts w:ascii="Arial" w:cs="Arial" w:eastAsia="Arial" w:hAnsi="Arial"/>
@@ -17864,7 +17864,7 @@
               </w:rPr>
               <w:t xml:space="preserve"> (1 pt); Reasoning </w:t>
             </w:r>
-            <w:del w:id="9240" w:author="Claude (AI) - proposed" w:date="2026-10-15T08:04:15Z">
+            <w:del w:id="9240" w:author="Claude (AI) - proposed" w:date="2026-10-18T00:32:01Z">
               <w:r>
                 <w:rPr>
                   <w:rFonts w:ascii="Arial" w:cs="Arial" w:eastAsia="Arial" w:hAnsi="Arial"/>
@@ -17879,7 +17879,7 @@
                 <w:delText xml:space="preserve">mentions hexagonal lattice and increased intermolecular spacing</w:delText>
               </w:r>
             </w:del>
-            <w:ins w:id="9241" w:author="Claude (AI) - proposed" w:date="2026-10-15T08:04:15Z">
+            <w:ins w:id="9241" w:author="Claude (AI) - proposed" w:date="2026-10-18T00:32:01Z">
               <w:r>
                 <w:rPr>
                   <w:rFonts w:ascii="Arial" w:cs="Arial" w:eastAsia="Arial" w:hAnsi="Arial"/>
@@ -17980,7 +17980,7 @@
               <w:spacing w:after="10" w:before="0"/>
               <w:ind w:left="120"/>
             </w:pPr>
-            <w:hyperlink w:history="1" r:id="rIdt5i8jop7dbldoblfurmk6">
+            <w:hyperlink w:history="1" r:id="rIdmpqqjscycdwbcew6bokaq">
               <w:r>
                 <w:rPr>
                   <w:rFonts w:ascii="Arial" w:cs="Arial" w:eastAsia="Arial" w:hAnsi="Arial"/>
@@ -18040,7 +18040,7 @@
             <w:pPr>
               <w:spacing w:after="20" w:before="0"/>
             </w:pPr>
-            <w:hyperlink w:history="1" r:id="rIdezgu03m-0ijtw-3m8ar0u">
+            <w:hyperlink w:history="1" r:id="rIdyeuexilcm_qp9rn8defb9">
               <w:r>
                 <w:rPr>
                   <w:rFonts w:ascii="Arial" w:cs="Arial" w:eastAsia="Arial" w:hAnsi="Arial"/>
@@ -18089,7 +18089,7 @@
               <w:spacing w:after="10" w:before="0"/>
               <w:ind w:left="120"/>
             </w:pPr>
-            <w:hyperlink w:history="1" r:id="rIdmk5loybbyu2wlvb9fzo6b">
+            <w:hyperlink w:history="1" r:id="rIdfp7dhm8jynwhhjxl6fiaa">
               <w:r>
                 <w:rPr>
                   <w:rFonts w:ascii="Arial" w:cs="Arial" w:eastAsia="Arial" w:hAnsi="Arial"/>
@@ -18134,7 +18134,7 @@
               </w:rPr>
               <w:t xml:space="preserve">Learners return to the class Driving Question Board: 'Why did the sealed water bottle crack in the freezer — and what does this reveal about how all matter responds to changes in temperature?' Each group is assigned one of four DQB zones to update: (A) 'What we now KNOW for certain' — groups add new confirmed facts with blue sticky notes (e.g., 'Water is densest at 4 °C'; 'Volume expansion: ΔV = γV₀ΔT'; 'Ice has a hexagonal lattice with greater spacing than liquid water'). (B) 'What EXPLAINS the crack' — groups add one causal chain arrow card (pre-printed template): 'Water cools </w:t>
             </w:r>
-            <w:del w:id="9242" w:author="Claude (AI) - proposed" w:date="2026-10-15T08:04:15Z">
+            <w:del w:id="9242" w:author="Claude (AI) - proposed" w:date="2026-10-18T00:32:01Z">
               <w:r>
                 <w:rPr>
                   <w:rFonts w:ascii="Arial" w:cs="Arial" w:eastAsia="Arial" w:hAnsi="Arial"/>
@@ -18149,7 +18149,7 @@
                 <w:delText xml:space="preserve">below</w:delText>
               </w:r>
             </w:del>
-            <w:ins w:id="9243" w:author="Claude (AI) - proposed" w:date="2026-10-15T08:04:15Z">
+            <w:ins w:id="9243" w:author="Claude (AI) - proposed" w:date="2026-10-18T00:32:01Z">
               <w:r>
                 <w:rPr>
                   <w:rFonts w:ascii="Arial" w:cs="Arial" w:eastAsia="Arial" w:hAnsi="Arial"/>
@@ -18177,7 +18177,7 @@
               </w:rPr>
               <w:t xml:space="preserve"> 4 °C </w:t>
             </w:r>
-            <w:del w:id="9244" w:author="Claude (AI) - proposed" w:date="2026-10-15T08:04:15Z">
+            <w:del w:id="9244" w:author="Claude (AI) - proposed" w:date="2026-10-18T00:32:01Z">
               <w:r>
                 <w:rPr>
                   <w:rFonts w:ascii="Arial" w:cs="Arial" w:eastAsia="Arial" w:hAnsi="Arial"/>
@@ -18192,7 +18192,7 @@
                 <w:delText xml:space="preserve">and</w:delText>
               </w:r>
             </w:del>
-            <w:ins w:id="9245" w:author="Claude (AI) - proposed" w:date="2026-10-15T08:04:15Z">
+            <w:ins w:id="9245" w:author="Claude (AI) - proposed" w:date="2026-10-18T00:32:01Z">
               <w:r>
                 <w:rPr>
                   <w:rFonts w:ascii="Arial" w:cs="Arial" w:eastAsia="Arial" w:hAnsi="Arial"/>
@@ -18220,7 +18220,7 @@
               </w:rPr>
               <w:t xml:space="preserve"> freezes at 0 °C → expands</w:t>
             </w:r>
-            <w:ins w:id="9246" w:author="Claude (AI) - proposed" w:date="2026-10-15T08:04:15Z">
+            <w:ins w:id="9246" w:author="Claude (AI) - proposed" w:date="2026-10-18T00:32:01Z">
               <w:r>
                 <w:rPr>
                   <w:rFonts w:ascii="Arial" w:cs="Arial" w:eastAsia="Arial" w:hAnsi="Arial"/>
@@ -18248,7 +18248,7 @@
               </w:rPr>
               <w:t xml:space="preserve"> → pressure builds → exceeds tensile strength of glass → crack.' (C) 'What we are STILL wondering' — groups add any residual questions raised by the experiment (e.g., 'Why does the hexagonal lattice have bigger spacing?'; 'Does salt water also expand when frozen?'; '</w:t>
             </w:r>
-            <w:del w:id="9247" w:author="Claude (AI) - proposed" w:date="2026-10-15T08:04:15Z">
+            <w:del w:id="9247" w:author="Claude (AI) - proposed" w:date="2026-10-18T00:32:01Z">
               <w:r>
                 <w:rPr>
                   <w:rFonts w:ascii="Arial" w:cs="Arial" w:eastAsia="Arial" w:hAnsi="Arial"/>
@@ -18263,7 +18263,7 @@
                 <w:delText xml:space="preserve">What happens to Lake Victoria fish in cold seasons</w:delText>
               </w:r>
             </w:del>
-            <w:ins w:id="9248" w:author="Claude (AI) - proposed" w:date="2026-10-15T08:04:15Z">
+            <w:ins w:id="9248" w:author="Claude (AI) - proposed" w:date="2026-10-18T00:32:01Z">
               <w:r>
                 <w:rPr>
                   <w:rFonts w:ascii="Arial" w:cs="Arial" w:eastAsia="Arial" w:hAnsi="Arial"/>
@@ -18291,7 +18291,7 @@
               </w:rPr>
               <w:t xml:space="preserve">?'). (D) 'How this connects to LESSONS 1–3' — groups draw a connecting thread on the board linking today's volumetric expansion (γ ≈ 3α) back to the linear expansion (α) from Lesson </w:t>
             </w:r>
-            <w:del w:id="9249" w:author="Claude (AI) - proposed" w:date="2026-10-15T08:04:15Z">
+            <w:del w:id="9249" w:author="Claude (AI) - proposed" w:date="2026-10-18T00:32:01Z">
               <w:r>
                 <w:rPr>
                   <w:rFonts w:ascii="Arial" w:cs="Arial" w:eastAsia="Arial" w:hAnsi="Arial"/>
@@ -18306,7 +18306,7 @@
                 <w:delText xml:space="preserve">2</w:delText>
               </w:r>
             </w:del>
-            <w:ins w:id="9250" w:author="Claude (AI) - proposed" w:date="2026-10-15T08:04:15Z">
+            <w:ins w:id="9250" w:author="Claude (AI) - proposed" w:date="2026-10-18T00:32:01Z">
               <w:r>
                 <w:rPr>
                   <w:rFonts w:ascii="Arial" w:cs="Arial" w:eastAsia="Arial" w:hAnsi="Arial"/>
@@ -18367,7 +18367,7 @@
               </w:rPr>
               <w:t xml:space="preserve">Say: 'Our DQB is a living record of our growing understanding. Lessons 1 to 3 gave us the tools — α, linear expansion, thermal stress. Today's experiment gave us the key evidence. Now we update the board.' Assign groups to zones explicitly. Give </w:t>
             </w:r>
-            <w:del w:id="9251" w:author="Claude (AI) - proposed" w:date="2026-10-15T08:04:15Z">
+            <w:del w:id="9251" w:author="Claude (AI) - proposed" w:date="2026-10-18T00:32:01Z">
               <w:r>
                 <w:rPr>
                   <w:rFonts w:ascii="Arial" w:cs="Arial" w:eastAsia="Arial" w:hAnsi="Arial"/>
@@ -18382,7 +18382,7 @@
                 <w:delText xml:space="preserve">5</w:delText>
               </w:r>
             </w:del>
-            <w:ins w:id="9252" w:author="Claude (AI) - proposed" w:date="2026-10-15T08:04:15Z">
+            <w:ins w:id="9252" w:author="Claude (AI) - proposed" w:date="2026-10-18T00:32:01Z">
               <w:r>
                 <w:rPr>
                   <w:rFonts w:ascii="Arial" w:cs="Arial" w:eastAsia="Arial" w:hAnsi="Arial"/>
@@ -18410,7 +18410,7 @@
               </w:rPr>
               <w:t xml:space="preserve"> minutes for group discussion before writing sticky notes. Circulate and prompt Zone C groups: 'Think beyond the bottle — where else in Kenya does water freezing and expanding matter? Think of pipes in high-altitude areas like Nyandarua or the Aberdares.' [WAIT 10 seconds.] After groups post, conduct a </w:t>
             </w:r>
-            <w:del w:id="9253" w:author="Claude (AI) - proposed" w:date="2026-10-15T08:04:15Z">
+            <w:del w:id="9253" w:author="Claude (AI) - proposed" w:date="2026-10-18T00:32:01Z">
               <w:r>
                 <w:rPr>
                   <w:rFonts w:ascii="Arial" w:cs="Arial" w:eastAsia="Arial" w:hAnsi="Arial"/>
@@ -18425,7 +18425,7 @@
                 <w:delText xml:space="preserve">4</w:delText>
               </w:r>
             </w:del>
-            <w:ins w:id="9254" w:author="Claude (AI) - proposed" w:date="2026-10-15T08:04:15Z">
+            <w:ins w:id="9254" w:author="Claude (AI) - proposed" w:date="2026-10-18T00:32:01Z">
               <w:r>
                 <w:rPr>
                   <w:rFonts w:ascii="Arial" w:cs="Arial" w:eastAsia="Arial" w:hAnsi="Arial"/>
@@ -18453,7 +18453,7 @@
               </w:rPr>
               <w:t xml:space="preserve">-minute whole-class DQB gallery walk — each group reads one new sticky note from a different group's zone and gives a thumbs-up if it is accurate or a side-tap on the shoulder of the poster group if they want to challenge it. Teacher closes by pointing to the causal chain in Zone B: 'This chain — right here — is the answer to our driving question. We are not done yet: Lesson 5 will </w:t>
             </w:r>
-            <w:del w:id="9255" w:author="Claude (AI) - proposed" w:date="2026-10-15T08:04:15Z">
+            <w:del w:id="9255" w:author="Claude (AI) - proposed" w:date="2026-10-18T00:32:01Z">
               <w:r>
                 <w:rPr>
                   <w:rFonts w:ascii="Arial" w:cs="Arial" w:eastAsia="Arial" w:hAnsi="Arial"/>
@@ -18468,7 +18468,7 @@
                 <w:delText xml:space="preserve">test whether other liquids behave the same way</w:delText>
               </w:r>
             </w:del>
-            <w:ins w:id="9256" w:author="Claude (AI) - proposed" w:date="2026-10-15T08:04:15Z">
+            <w:ins w:id="9256" w:author="Claude (AI) - proposed" w:date="2026-10-18T00:32:01Z">
               <w:r>
                 <w:rPr>
                   <w:rFonts w:ascii="Arial" w:cs="Arial" w:eastAsia="Arial" w:hAnsi="Arial"/>
@@ -18529,7 +18529,7 @@
               </w:rPr>
               <w:t xml:space="preserve">Driving Question Board — Cumulative Knowledge Tracking: The DQB functions as a public, evolving 'knowledge map' that externalises the class's collective understanding. Assigning groups to distinct zones prevents passive copying and ensures every learner actively generates new content. The causal-chain arrow card in Zone B is particularly powerful — it forces learners to express mechanism, not just correlation, linking directly back to the anchoring phenomenon. The 'connecting thread' in Zone D reinforces that science is cumulative: today's γ ≈ 3α did not appear from nowhere but grew from Lesson </w:t>
             </w:r>
-            <w:del w:id="9257" w:author="Claude (AI) - proposed" w:date="2026-10-15T08:04:15Z">
+            <w:del w:id="9257" w:author="Claude (AI) - proposed" w:date="2026-10-18T00:32:01Z">
               <w:r>
                 <w:rPr>
                   <w:rFonts w:ascii="Arial" w:cs="Arial" w:eastAsia="Arial" w:hAnsi="Arial"/>
@@ -18544,7 +18544,7 @@
                 <w:delText xml:space="preserve">2</w:delText>
               </w:r>
             </w:del>
-            <w:ins w:id="9258" w:author="Claude (AI) - proposed" w:date="2026-10-15T08:04:15Z">
+            <w:ins w:id="9258" w:author="Claude (AI) - proposed" w:date="2026-10-18T00:32:01Z">
               <w:r>
                 <w:rPr>
                   <w:rFonts w:ascii="Arial" w:cs="Arial" w:eastAsia="Arial" w:hAnsi="Arial"/>
@@ -18678,7 +18678,7 @@
               <w:spacing w:after="10" w:before="0"/>
               <w:ind w:left="120"/>
             </w:pPr>
-            <w:hyperlink w:history="1" r:id="rIdycprtsmtbsnrkd7jhbfad">
+            <w:hyperlink w:history="1" r:id="rIdsl4nbsokyy2k3celnz9dr">
               <w:r>
                 <w:rPr>
                   <w:rFonts w:ascii="Arial" w:cs="Arial" w:eastAsia="Arial" w:hAnsi="Arial"/>
@@ -18738,7 +18738,7 @@
             <w:pPr>
               <w:spacing w:after="20" w:before="0"/>
             </w:pPr>
-            <w:hyperlink w:history="1" r:id="rIdawu1qcier-8lyvfk5-yff">
+            <w:hyperlink w:history="1" r:id="rId-d6_nygxtuqfppwxmmlyi">
               <w:r>
                 <w:rPr>
                   <w:rFonts w:ascii="Arial" w:cs="Arial" w:eastAsia="Arial" w:hAnsi="Arial"/>
@@ -18787,7 +18787,7 @@
               <w:spacing w:after="10" w:before="0"/>
               <w:ind w:left="120"/>
             </w:pPr>
-            <w:hyperlink w:history="1" r:id="rIdnjnzsnmw4bqvufygabexi">
+            <w:hyperlink w:history="1" r:id="rIdalzf1y1antaxk15gpfhvc">
               <w:r>
                 <w:rPr>
                   <w:rFonts w:ascii="Arial" w:cs="Arial" w:eastAsia="Arial" w:hAnsi="Arial"/>
@@ -18832,7 +18832,7 @@
               </w:rPr>
               <w:t xml:space="preserve">Learners open their cumulative class model (started in Lesson 1 as a simple particle diagram of the bottle before freezing). Today's revision task has two components: (A) MOLECULAR SCALE — Each learner adds a new panel to their model notebook showing: (i) liquid water molecules at 20 °C (random arrangement, moderate spacing, label: 'Volume = V₀'); (ii) water molecules at 4 °C (closest packing, label: 'Maximum density, minimum volume'); (iii) ice crystal at 0 °C (hexagonal lattice, clearly larger intermolecular spacing than panel ii, label: 'Volume ≈ 1.09 V₀ (about +9% on freezing)'). Arrows between panels show the direction of volume change. (B) MACROSCOPIC SCALE — Learners add quantitative annotations to their bottle diagram: the calculated ΔV for 500 ml of water freezing, an arrow showing outward pressure direction on the glass wall, and a label indicating 'Pressure exceeds tensile strength of glass → crack'. Groups then do a </w:t>
             </w:r>
-            <w:del w:id="9259" w:author="Claude (AI) - proposed" w:date="2026-10-15T08:04:15Z">
+            <w:del w:id="9259" w:author="Claude (AI) - proposed" w:date="2026-10-18T00:32:01Z">
               <w:r>
                 <w:rPr>
                   <w:rFonts w:ascii="Arial" w:cs="Arial" w:eastAsia="Arial" w:hAnsi="Arial"/>
@@ -18847,7 +18847,7 @@
                 <w:delText xml:space="preserve">3</w:delText>
               </w:r>
             </w:del>
-            <w:ins w:id="9260" w:author="Claude (AI) - proposed" w:date="2026-10-15T08:04:15Z">
+            <w:ins w:id="9260" w:author="Claude (AI) - proposed" w:date="2026-10-18T00:32:01Z">
               <w:r>
                 <w:rPr>
                   <w:rFonts w:ascii="Arial" w:cs="Arial" w:eastAsia="Arial" w:hAnsi="Arial"/>
@@ -18908,7 +18908,7 @@
               </w:rPr>
               <w:t xml:space="preserve">Distribute the Model Quality Checklist. Say: 'Your model is not a drawing — it is an argument. Every arrow, every label must be doing explanatory work. If you can remove a label and the model still makes sense, the label was decorative, not scientific.' [Give </w:t>
             </w:r>
-            <w:del w:id="9261" w:author="Claude (AI) - proposed" w:date="2026-10-15T08:04:15Z">
+            <w:del w:id="9261" w:author="Claude (AI) - proposed" w:date="2026-10-18T00:32:01Z">
               <w:r>
                 <w:rPr>
                   <w:rFonts w:ascii="Arial" w:cs="Arial" w:eastAsia="Arial" w:hAnsi="Arial"/>
@@ -18923,7 +18923,7 @@
                 <w:delText xml:space="preserve">10</w:delText>
               </w:r>
             </w:del>
-            <w:ins w:id="9262" w:author="Claude (AI) - proposed" w:date="2026-10-15T08:04:15Z">
+            <w:ins w:id="9262" w:author="Claude (AI) - proposed" w:date="2026-10-18T00:32:01Z">
               <w:r>
                 <w:rPr>
                   <w:rFonts w:ascii="Arial" w:cs="Arial" w:eastAsia="Arial" w:hAnsi="Arial"/>
@@ -18951,7 +18951,7 @@
               </w:rPr>
               <w:t xml:space="preserve"> minutes for individual model revision.] Circulate and probe: 'Show me in your model exactly where the pressure builds. Now show me where the glass fails. Can I see that in your diagram?' [WAIT 12 seconds between question and follow-up.] Cold-call 2 learners to display their models under the document camera (or hold up for class): 'Class, using the checklist — two stars and one wish for this model. Hands up.' [Take 3–4 contributions per model shown.] After peer critique swap: 'You have </w:t>
             </w:r>
-            <w:del w:id="9263" w:author="Claude (AI) - proposed" w:date="2026-10-15T08:04:15Z">
+            <w:del w:id="9263" w:author="Claude (AI) - proposed" w:date="2026-10-18T00:32:01Z">
               <w:r>
                 <w:rPr>
                   <w:rFonts w:ascii="Arial" w:cs="Arial" w:eastAsia="Arial" w:hAnsi="Arial"/>
@@ -18966,7 +18966,7 @@
                 <w:delText xml:space="preserve">3</w:delText>
               </w:r>
             </w:del>
-            <w:ins w:id="9264" w:author="Claude (AI) - proposed" w:date="2026-10-15T08:04:15Z">
+            <w:ins w:id="9264" w:author="Claude (AI) - proposed" w:date="2026-10-18T00:32:01Z">
               <w:r>
                 <w:rPr>
                   <w:rFonts w:ascii="Arial" w:cs="Arial" w:eastAsia="Arial" w:hAnsi="Arial"/>
@@ -18994,7 +18994,7 @@
               </w:rPr>
               <w:t xml:space="preserve"> minutes to implement at least one wish from your partner's feedback — make the revision in a different colour so we can see the growth.' Close the lesson: 'From a single cracked bottle, we have now built a model that works at the molecular scale and the macroscopic scale. That is what physicists do — they connect the invisible to the visible. Well done.' Remind learners: 'For Lesson 5, we will </w:t>
             </w:r>
-            <w:del w:id="9265" w:author="Claude (AI) - proposed" w:date="2026-10-15T08:04:15Z">
+            <w:del w:id="9265" w:author="Claude (AI) - proposed" w:date="2026-10-18T00:32:01Z">
               <w:r>
                 <w:rPr>
                   <w:rFonts w:ascii="Arial" w:cs="Arial" w:eastAsia="Arial" w:hAnsi="Arial"/>
@@ -19009,7 +19009,7 @@
                 <w:delText xml:space="preserve">test other liquids and gases</w:delText>
               </w:r>
             </w:del>
-            <w:ins w:id="9266" w:author="Claude (AI) - proposed" w:date="2026-10-15T08:04:15Z">
+            <w:ins w:id="9266" w:author="Claude (AI) - proposed" w:date="2026-10-18T00:32:01Z">
               <w:r>
                 <w:rPr>
                   <w:rFonts w:ascii="Arial" w:cs="Arial" w:eastAsia="Arial" w:hAnsi="Arial"/>
@@ -19198,7 +19198,7 @@
               </w:rPr>
               <w:t xml:space="preserve">After the lesson, reflect on the following questions: (1) CONCEPTUAL SHIFT — Compare the Phase 1 sticky-note tally (AGREE/DISAGREE/UNSURE about the bottle cracking) with an identical tally administered at the end of Phase 3. What percentage of learners shifted from DISAGREE or UNSURE to AGREE with correct CER reasoning? If fewer than 70% shifted, what was the sticking point — the molecular explanation, the formula, or the graph interpretation? (2) EXPERIMENTAL DATA QUALITY — Did all groups obtain data clearly showing the volume minimum near 4 °C? If not, was this due to equipment limitations (thermometer resolution, capillary tube diameter), procedural errors (flask not fully sealed, ice bath not cold enough), or conceptual errors (reading the capillary incorrectly)? What adjustments will you make to the apparatus setup for next year's cohort? (3) GENDER AND PARTICIPATION — Were girls as likely as boys to be assigned the thermometer-reading and data-recording roles, or did gendered patterns emerge? Intentionally rotate roles in Lesson 5 to ensure equitable participation in all hands-on tasks. (4) MATHEMATICAL DEMAND — Did learners successfully navigate the derivation of β ≈ 2α and γ ≈ 3α, or did the binomial approximation step cause confusion? If many groups struggled, consider adding a visual 'area of the border strip' diagram to the Derivation Card in future iterations. (5) DQB VITALITY — Are the questions in Zone C (What we are still wondering) scientifically generative — pointing toward Lessons 5 and 6? If learners' questions were superficial, model a 'rich question' before the next DQB update: e.g., '</w:t>
             </w:r>
-            <w:del w:id="9267" w:author="Claude (AI) - proposed" w:date="2026-10-15T08:04:15Z">
+            <w:del w:id="9267" w:author="Claude (AI) - proposed" w:date="2026-10-18T00:32:01Z">
               <w:r>
                 <w:rPr>
                   <w:rFonts w:ascii="Arial" w:cs="Arial" w:eastAsia="Arial" w:hAnsi="Arial"/>
@@ -19213,7 +19213,7 @@
                 <w:delText xml:space="preserve">Does the anomalous expansion of water affect the density of Lake Victoria at different depths — and could that affect the fish populations that Kenyan fishing communities depend on</w:delText>
               </w:r>
             </w:del>
-            <w:ins w:id="9268" w:author="Claude (AI) - proposed" w:date="2026-10-15T08:04:15Z">
+            <w:ins w:id="9268" w:author="Claude (AI) - proposed" w:date="2026-10-18T00:32:01Z">
               <w:r>
                 <w:rPr>
                   <w:rFonts w:ascii="Arial" w:cs="Arial" w:eastAsia="Arial" w:hAnsi="Arial"/>
@@ -19439,7 +19439,7 @@
               </w:rPr>
               <w:t xml:space="preserve">Learners learned that: (1) superficial expansivity β ≈ 2α and volumetric expansivity γ ≈ 3α can be derived mathematically from linear expansivity α, and used in the formula ΔV = γV₀ΔT; (2) most substances contract when cooled, but water is anomalous — it expands as it cools below 4 °C, and on freezing at 0 °C water molecules arrange into a hexagonal ice crystal lattice with greater intermolecular spacing than liquid water; (3) water reaches its maximum density at 4 °C; (4) </w:t>
             </w:r>
-            <w:del w:id="9269" w:author="Claude (AI) - proposed" w:date="2026-10-15T08:04:15Z">
+            <w:del w:id="9269" w:author="Claude (AI) - proposed" w:date="2026-10-18T00:32:01Z">
               <w:r>
                 <w:rPr>
                   <w:rFonts w:ascii="Arial" w:cs="Arial" w:eastAsia="Arial" w:hAnsi="Arial"/>
@@ -19454,7 +19454,7 @@
                 <w:delText xml:space="preserve">this anomalous expansion is the direct cause of the cracked frozen bottle in the anchoring phenomenon, as the expanding ice</w:delText>
               </w:r>
             </w:del>
-            <w:ins w:id="9270" w:author="Claude (AI) - proposed" w:date="2026-10-15T08:04:15Z">
+            <w:ins w:id="9270" w:author="Claude (AI) - proposed" w:date="2026-10-18T00:32:01Z">
               <w:r>
                 <w:rPr>
                   <w:rFonts w:ascii="Arial" w:cs="Arial" w:eastAsia="Arial" w:hAnsi="Arial"/>
@@ -19482,7 +19482,7 @@
               </w:rPr>
               <w:t xml:space="preserve"> generated pressure exceeding the tensile strength of the glass</w:t>
             </w:r>
-            <w:del w:id="9271" w:author="Claude (AI) - proposed" w:date="2026-10-15T08:04:15Z">
+            <w:del w:id="9271" w:author="Claude (AI) - proposed" w:date="2026-10-18T00:32:01Z">
               <w:r>
                 <w:rPr>
                   <w:rFonts w:ascii="Arial" w:cs="Arial" w:eastAsia="Arial" w:hAnsi="Arial"/>
@@ -19497,7 +19497,7 @@
                 <w:delText xml:space="preserve">.</w:delText>
               </w:r>
             </w:del>
-            <w:ins w:id="9272" w:author="Claude (AI) - proposed" w:date="2026-10-15T08:04:15Z">
+            <w:ins w:id="9272" w:author="Claude (AI) - proposed" w:date="2026-10-18T00:32:01Z">
               <w:r>
                 <w:rPr>
                   <w:rFonts w:ascii="Arial" w:cs="Arial" w:eastAsia="Arial" w:hAnsi="Arial"/>
@@ -19600,7 +19600,7 @@
         </w:rPr>
         <w:t xml:space="preserve">© 2026 SeaVuria and ARES. Aligned with KICD objectives. Developed by SeaVuria; technical implementation by ARES (with AI assistance from Claude). Licensed under </w:t>
       </w:r>
-      <w:hyperlink w:history="1" r:id="rIdfmveqk9wrosyak32_ngld">
+      <w:hyperlink w:history="1" r:id="rIdeut6e-csj1msgwq29kaee">
         <w:r>
           <w:rPr>
             <w:rFonts w:ascii="Arial" w:cs="Arial" w:eastAsia="Arial" w:hAnsi="Arial"/>
@@ -19621,7 +19621,7 @@
         </w:rPr>
         <w:t xml:space="preserve"> (</w:t>
       </w:r>
-      <w:hyperlink w:history="1" r:id="rIdexoxnuu5jg15ocavb6qbv">
+      <w:hyperlink w:history="1" r:id="rIdrkymm6ugbxri7hfxnjjlc">
         <w:r>
           <w:rPr>
             <w:rFonts w:ascii="Arial" w:cs="Arial" w:eastAsia="Arial" w:hAnsi="Arial"/>
@@ -20129,10 +20129,10 @@
               <w:spacing w:after="40" w:before="0"/>
               <w:jc w:val="left"/>
               <w:rPr>
-                <w:ins w:id="9274" w:author="Claude (AI) - proposed" w:date="2026-10-15T08:04:15Z"/>
-              </w:rPr>
-            </w:pPr>
-            <w:ins w:id="9273" w:author="Claude (AI) - proposed" w:date="2026-10-15T08:04:15Z">
+                <w:ins w:id="9274" w:author="Claude (AI) - proposed" w:date="2026-10-18T00:32:01Z"/>
+              </w:rPr>
+            </w:pPr>
+            <w:ins w:id="9273" w:author="Claude (AI) - proposed" w:date="2026-10-18T00:32:01Z">
               <w:r>
                 <w:rPr>
                   <w:rFonts w:ascii="Arial" w:cs="Arial" w:eastAsia="Arial" w:hAnsi="Arial"/>
@@ -20154,10 +20154,10 @@
               <w:spacing w:after="40" w:before="0"/>
               <w:jc w:val="left"/>
               <w:rPr>
-                <w:del w:id="9276" w:author="Claude (AI) - proposed" w:date="2026-10-15T08:04:15Z"/>
-              </w:rPr>
-            </w:pPr>
-            <w:del w:id="9275" w:author="Claude (AI) - proposed" w:date="2026-10-15T08:04:15Z">
+                <w:del w:id="9276" w:author="Claude (AI) - proposed" w:date="2026-10-18T00:32:01Z"/>
+              </w:rPr>
+            </w:pPr>
+            <w:del w:id="9275" w:author="Claude (AI) - proposed" w:date="2026-10-18T00:32:01Z">
               <w:r>
                 <w:rPr>
                   <w:rFonts w:ascii="Arial" w:cs="Arial" w:eastAsia="Arial" w:hAnsi="Arial"/>
@@ -20240,7 +20240,7 @@
               </w:rPr>
               <w:t xml:space="preserve">Having established in Lessons 2 to 4 that materials expand predictably with temperature and that water expands </w:t>
             </w:r>
-            <w:del w:id="9277" w:author="Claude (AI) - proposed" w:date="2026-10-15T08:04:15Z">
+            <w:del w:id="9277" w:author="Claude (AI) - proposed" w:date="2026-10-18T00:32:01Z">
               <w:r>
                 <w:rPr>
                   <w:rFonts w:ascii="Arial" w:cs="Arial" w:eastAsia="Arial" w:hAnsi="Arial"/>
@@ -20255,7 +20255,7 @@
                 <w:delText xml:space="preserve">anomalously below 4 degrees C causing the cracked</w:delText>
               </w:r>
             </w:del>
-            <w:ins w:id="9278" w:author="Claude (AI) - proposed" w:date="2026-10-15T08:04:15Z">
+            <w:ins w:id="9278" w:author="Claude (AI) - proposed" w:date="2026-10-18T00:32:01Z">
               <w:r>
                 <w:rPr>
                   <w:rFonts w:ascii="Arial" w:cs="Arial" w:eastAsia="Arial" w:hAnsi="Arial"/>
@@ -20446,7 +20446,7 @@
               </w:rPr>
               <w:t xml:space="preserve">Learners open the lesson by revisiting the cracked bottle phenomenon and asking: if engineers know materials expand, how do they stop structures from cracking the way the bottle did? Working in groups of four, learners receive Kenya-context application cards describing expansion joints on the Thika Superhighway, bimetallic strip thermostats in electric irons, fitting of metal tyres on wooden cart wheels, and riveting in metal roofing sheets. Each group analyses one application, identifies the expansion principle at work, and presents a </w:t>
             </w:r>
-            <w:del w:id="9279" w:author="Claude (AI) - proposed" w:date="2026-10-15T08:04:15Z">
+            <w:del w:id="9279" w:author="Claude (AI) - proposed" w:date="2026-10-18T00:32:01Z">
               <w:r>
                 <w:rPr>
                   <w:rFonts w:ascii="Arial" w:cs="Arial" w:eastAsia="Arial" w:hAnsi="Arial"/>
@@ -20461,7 +20461,7 @@
                 <w:delText xml:space="preserve">two</w:delText>
               </w:r>
             </w:del>
-            <w:ins w:id="9280" w:author="Claude (AI) - proposed" w:date="2026-10-15T08:04:15Z">
+            <w:ins w:id="9280" w:author="Claude (AI) - proposed" w:date="2026-10-18T00:32:01Z">
               <w:r>
                 <w:rPr>
                   <w:rFonts w:ascii="Arial" w:cs="Arial" w:eastAsia="Arial" w:hAnsi="Arial"/>
@@ -20489,7 +20489,7 @@
               </w:rPr>
               <w:t xml:space="preserve">-minute explanation to the class.</w:t>
             </w:r>
-            <w:ins w:id="9281" w:author="Claude (AI) - proposed" w:date="2026-10-15T08:04:15Z">
+            <w:ins w:id="9281" w:author="Claude (AI) - proposed" w:date="2026-10-18T00:32:01Z">
               <w:r>
                 <w:rPr>
                   <w:rFonts w:ascii="Arial" w:cs="Arial" w:eastAsia="Arial" w:hAnsi="Arial"/>
@@ -20822,7 +20822,7 @@
               <w:spacing w:after="10" w:before="0"/>
               <w:ind w:left="120"/>
             </w:pPr>
-            <w:hyperlink w:history="1" r:id="rIdxhn8ywferubcwwehlc0wq">
+            <w:hyperlink w:history="1" r:id="rIdeoyw4njv8ykzp720ptebw">
               <w:r>
                 <w:rPr>
                   <w:rFonts w:ascii="Arial" w:cs="Arial" w:eastAsia="Arial" w:hAnsi="Arial"/>
@@ -20899,7 +20899,7 @@
               <w:spacing w:after="10" w:before="0"/>
               <w:ind w:left="120"/>
             </w:pPr>
-            <w:hyperlink w:history="1" r:id="rIdgchbcroeuycikhqegkpsx">
+            <w:hyperlink w:history="1" r:id="rIdcdw4mg2xh5movo5ratdcx">
               <w:r>
                 <w:rPr>
                   <w:rFonts w:ascii="Arial" w:cs="Arial" w:eastAsia="Arial" w:hAnsi="Arial"/>
@@ -20992,7 +20992,7 @@
               </w:rPr>
               <w:t xml:space="preserve">Display the cracked bottle image and say: We have spent four lessons understanding why this bottle cracked. Today we flip the question — if you were designing a steel bridge in Kisumu and you knew the metal would expand every hot season, what would you actually build into the design to stop the bridge from cracking like this bottle? Give learners 60 seconds of silent writing time, then say: Share your idea with your partner. You have 30 seconds each. After paired sharing, cold-call two learners and record their key words on the board — likely words will include gap, space, joint, or room to expand. Do not evaluate — say: Let us test these ideas against what engineers actually do.</w:t>
             </w:r>
-            <w:ins w:id="9282" w:author="Claude (AI) - proposed" w:date="2026-10-15T08:04:15Z">
+            <w:ins w:id="9282" w:author="Claude (AI) - proposed" w:date="2026-10-18T00:32:01Z">
               <w:r>
                 <w:rPr>
                   <w:rFonts w:ascii="Arial" w:cs="Arial" w:eastAsia="Arial" w:hAnsi="Arial"/>
@@ -21073,7 +21073,7 @@
               </w:rPr>
               <w:t xml:space="preserve">Listen for whether learners spontaneously reference the expansion formula or expansion coefficient from Lesson 3. If no learner mentions the formula, ask: which formula from </w:t>
             </w:r>
-            <w:del w:id="9283" w:author="Claude (AI) - proposed" w:date="2026-10-15T08:04:15Z">
+            <w:del w:id="9283" w:author="Claude (AI) - proposed" w:date="2026-10-18T00:32:01Z">
               <w:r>
                 <w:rPr>
                   <w:rFonts w:ascii="Arial" w:cs="Arial" w:eastAsia="Arial" w:hAnsi="Arial"/>
@@ -21088,7 +21088,7 @@
                 <w:delText xml:space="preserve">last lesson</w:delText>
               </w:r>
             </w:del>
-            <w:ins w:id="9284" w:author="Claude (AI) - proposed" w:date="2026-10-15T08:04:15Z">
+            <w:ins w:id="9284" w:author="Claude (AI) - proposed" w:date="2026-10-18T00:32:01Z">
               <w:r>
                 <w:rPr>
                   <w:rFonts w:ascii="Arial" w:cs="Arial" w:eastAsia="Arial" w:hAnsi="Arial"/>
@@ -21189,7 +21189,7 @@
               <w:spacing w:after="10" w:before="0"/>
               <w:ind w:left="120"/>
             </w:pPr>
-            <w:hyperlink w:history="1" r:id="rId5gj-bqtuplr6tft7r-06d">
+            <w:hyperlink w:history="1" r:id="rId2paxkgvgshyhtxbqgpnmd">
               <w:r>
                 <w:rPr>
                   <w:rFonts w:ascii="Arial" w:cs="Arial" w:eastAsia="Arial" w:hAnsi="Arial"/>
@@ -21266,7 +21266,7 @@
               <w:spacing w:after="10" w:before="0"/>
               <w:ind w:left="120"/>
             </w:pPr>
-            <w:hyperlink w:history="1" r:id="rIduz-uewzmpsi-ybkm9rmzs">
+            <w:hyperlink w:history="1" r:id="rIdbtdukqppdhisdib4talit">
               <w:r>
                 <w:rPr>
                   <w:rFonts w:ascii="Arial" w:cs="Arial" w:eastAsia="Arial" w:hAnsi="Arial"/>
@@ -21326,7 +21326,7 @@
               </w:rPr>
               <w:t xml:space="preserve">Groups of four receive one Application Card each. The four cards are: Card A — Expansion Joints on the Thika Superhighway: photographs and a short text describing the rubber-filled gaps cut into the concrete road surface every 6 m, explaining that concrete has a linear expansivity of approximately 10 x 10 to the power of minus 6 per degree C and Nairobi temperatures range from 10 degrees C to 30 degrees C. Card B — Bimetallic Strip Thermostat in an Electric Iron: a labelled diagram showing a strip of brass bonded to a strip of invar steel, with brass having a higher expansivity so the strip bends toward the invar side on heating, breaking an electrical circuit and switching the iron off. Card C — Fitting a Metal Tyre onto a Wooden Cart Wheel in Rural Kenya: a description of blacksmiths heating a slightly undersized iron tyre until it expands enough to slip over the wooden wheel, then cooling it with water so it contracts and grips tightly. Card D — Riveting Corrugated Metal Roofing Sheets: a description of how roofers in Kenyan construction leave small gaps between adjacent sheets and use dome-headed rivets that allow slight movement, preventing buckling during afternoon heat. Each group reads their card, identifies the specific type of expansion (linear, superficial, or volumetric), names the engineering principle being exploited (accommodate, exploit, or prevent expansion), and prepares a </w:t>
             </w:r>
-            <w:del w:id="9285" w:author="Claude (AI) - proposed" w:date="2026-10-15T08:04:15Z">
+            <w:del w:id="9285" w:author="Claude (AI) - proposed" w:date="2026-10-18T00:32:01Z">
               <w:r>
                 <w:rPr>
                   <w:rFonts w:ascii="Arial" w:cs="Arial" w:eastAsia="Arial" w:hAnsi="Arial"/>
@@ -21341,7 +21341,7 @@
                 <w:delText xml:space="preserve">two</w:delText>
               </w:r>
             </w:del>
-            <w:ins w:id="9286" w:author="Claude (AI) - proposed" w:date="2026-10-15T08:04:15Z">
+            <w:ins w:id="9286" w:author="Claude (AI) - proposed" w:date="2026-10-18T00:32:01Z">
               <w:r>
                 <w:rPr>
                   <w:rFonts w:ascii="Arial" w:cs="Arial" w:eastAsia="Arial" w:hAnsi="Arial"/>
@@ -21402,7 +21402,7 @@
               </w:rPr>
               <w:t xml:space="preserve">Distribute cards and say: You have </w:t>
             </w:r>
-            <w:del w:id="9287" w:author="Claude (AI) - proposed" w:date="2026-10-15T08:04:15Z">
+            <w:del w:id="9287" w:author="Claude (AI) - proposed" w:date="2026-10-18T00:32:01Z">
               <w:r>
                 <w:rPr>
                   <w:rFonts w:ascii="Arial" w:cs="Arial" w:eastAsia="Arial" w:hAnsi="Arial"/>
@@ -21417,7 +21417,7 @@
                 <w:delText xml:space="preserve">8</w:delText>
               </w:r>
             </w:del>
-            <w:ins w:id="9288" w:author="Claude (AI) - proposed" w:date="2026-10-15T08:04:15Z">
+            <w:ins w:id="9288" w:author="Claude (AI) - proposed" w:date="2026-10-18T00:32:01Z">
               <w:r>
                 <w:rPr>
                   <w:rFonts w:ascii="Arial" w:cs="Arial" w:eastAsia="Arial" w:hAnsi="Arial"/>
@@ -21445,7 +21445,7 @@
               </w:rPr>
               <w:t xml:space="preserve"> minutes. Your group must answer three questions about your application: one — what type of expansion is involved? Two — is the engineer accommodating expansion, exploiting it, or preventing it? Three — how does this connect to the cracked bottle? Circulate to each group. For Card B groups struggling with the bimetallic strip, hold up a physical bimetallic strip (or a diagram) and say: Look — two metals are bonded together. Brass expands more than invar for the same temperature rise. What will the strip do when heated? Wait 10 seconds. For Card C groups, ask: Why does the tyre grip tighter when it cools rather than when it is hot? Wait 10 seconds before offering: think about what happens to the diameter of the tyre as it cools. At the </w:t>
             </w:r>
-            <w:del w:id="9289" w:author="Claude (AI) - proposed" w:date="2026-10-15T08:04:15Z">
+            <w:del w:id="9289" w:author="Claude (AI) - proposed" w:date="2026-10-18T00:32:01Z">
               <w:r>
                 <w:rPr>
                   <w:rFonts w:ascii="Arial" w:cs="Arial" w:eastAsia="Arial" w:hAnsi="Arial"/>
@@ -21460,7 +21460,7 @@
                 <w:delText xml:space="preserve">8</w:delText>
               </w:r>
             </w:del>
-            <w:ins w:id="9290" w:author="Claude (AI) - proposed" w:date="2026-10-15T08:04:15Z">
+            <w:ins w:id="9290" w:author="Claude (AI) - proposed" w:date="2026-10-18T00:32:01Z">
               <w:r>
                 <w:rPr>
                   <w:rFonts w:ascii="Arial" w:cs="Arial" w:eastAsia="Arial" w:hAnsi="Arial"/>
@@ -21488,7 +21488,7 @@
               </w:rPr>
               <w:t xml:space="preserve">-minute mark, bring the class together for group presentations. After each presentation say: Does anyone want to add or challenge anything in that explanation? Allow </w:t>
             </w:r>
-            <w:del w:id="9291" w:author="Claude (AI) - proposed" w:date="2026-10-15T08:04:15Z">
+            <w:del w:id="9291" w:author="Claude (AI) - proposed" w:date="2026-10-18T00:32:01Z">
               <w:r>
                 <w:rPr>
                   <w:rFonts w:ascii="Arial" w:cs="Arial" w:eastAsia="Arial" w:hAnsi="Arial"/>
@@ -21503,7 +21503,7 @@
                 <w:delText xml:space="preserve">30</w:delText>
               </w:r>
             </w:del>
-            <w:ins w:id="9292" w:author="Claude (AI) - proposed" w:date="2026-10-15T08:04:15Z">
+            <w:ins w:id="9292" w:author="Claude (AI) - proposed" w:date="2026-10-18T00:32:01Z">
               <w:r>
                 <w:rPr>
                   <w:rFonts w:ascii="Arial" w:cs="Arial" w:eastAsia="Arial" w:hAnsi="Arial"/>
@@ -21670,7 +21670,7 @@
               <w:spacing w:after="10" w:before="0"/>
               <w:ind w:left="120"/>
             </w:pPr>
-            <w:hyperlink w:history="1" r:id="rIdcxs71rtm7lek-dn-cdx_m">
+            <w:hyperlink w:history="1" r:id="rIdhamez9129p1gun5tizjd4">
               <w:r>
                 <w:rPr>
                   <w:rFonts w:ascii="Arial" w:cs="Arial" w:eastAsia="Arial" w:hAnsi="Arial"/>
@@ -21747,7 +21747,7 @@
               <w:spacing w:after="10" w:before="0"/>
               <w:ind w:left="120"/>
             </w:pPr>
-            <w:hyperlink w:history="1" r:id="rIdch5llvi1lpeluqh8iuakw">
+            <w:hyperlink w:history="1" r:id="rIdqq3pqbaobjh4mhdqlvvxz">
               <w:r>
                 <w:rPr>
                   <w:rFonts w:ascii="Arial" w:cs="Arial" w:eastAsia="Arial" w:hAnsi="Arial"/>
@@ -21807,7 +21807,7 @@
               </w:rPr>
               <w:t xml:space="preserve">The teacher leads a whole-class worked example on the board. Problem: A steel bridge beam in Kisumu is 10 m long at an installation temperature of 20 degrees C. The seasonal temperature in Kisumu ranges from 18 degrees C to 35 degrees C, giving a maximum temperature rise of 15 degrees C. The linear expansivity of steel is 11 x 10 to the power of minus 6 per degree C. What </w:t>
             </w:r>
-            <w:del w:id="9293" w:author="Claude (AI) - proposed" w:date="2026-10-15T08:04:15Z">
+            <w:del w:id="9293" w:author="Claude (AI) - proposed" w:date="2026-10-18T00:32:01Z">
               <w:r>
                 <w:rPr>
                   <w:rFonts w:ascii="Arial" w:cs="Arial" w:eastAsia="Arial" w:hAnsi="Arial"/>
@@ -21822,7 +21822,7 @@
                 <w:delText xml:space="preserve">minimum expansion</w:delText>
               </w:r>
             </w:del>
-            <w:ins w:id="9294" w:author="Claude (AI) - proposed" w:date="2026-10-15T08:04:15Z">
+            <w:ins w:id="9294" w:author="Claude (AI) - proposed" w:date="2026-10-18T00:32:01Z">
               <w:r>
                 <w:rPr>
                   <w:rFonts w:ascii="Arial" w:cs="Arial" w:eastAsia="Arial" w:hAnsi="Arial"/>
@@ -21850,7 +21850,7 @@
               </w:rPr>
               <w:t xml:space="preserve"> gap must the engineer leave at each end </w:t>
             </w:r>
-            <w:del w:id="9295" w:author="Claude (AI) - proposed" w:date="2026-10-15T08:04:15Z">
+            <w:del w:id="9295" w:author="Claude (AI) - proposed" w:date="2026-10-18T00:32:01Z">
               <w:r>
                 <w:rPr>
                   <w:rFonts w:ascii="Arial" w:cs="Arial" w:eastAsia="Arial" w:hAnsi="Arial"/>
@@ -21865,7 +21865,7 @@
                 <w:delText xml:space="preserve">of the beam</w:delText>
               </w:r>
             </w:del>
-            <w:ins w:id="9296" w:author="Claude (AI) - proposed" w:date="2026-10-15T08:04:15Z">
+            <w:ins w:id="9296" w:author="Claude (AI) - proposed" w:date="2026-10-18T00:32:01Z">
               <w:r>
                 <w:rPr>
                   <w:rFonts w:ascii="Arial" w:cs="Arial" w:eastAsia="Arial" w:hAnsi="Arial"/>
@@ -21893,7 +21893,7 @@
               </w:rPr>
               <w:t xml:space="preserve">? Learners copy the problem into their notebooks and attempt the calculation individually for 3 minutes before the teacher works through it step by step on the board: deltaL = alphaL0deltaT = (11 x 10 to the power of minus 6) x 10 x 15 = 1.65 x 10 to the power of minus 3 m = 1.65 mm. The teacher then connects: the </w:t>
             </w:r>
-            <w:ins w:id="9297" w:author="Claude (AI) - proposed" w:date="2026-10-15T08:04:15Z">
+            <w:ins w:id="9297" w:author="Claude (AI) - proposed" w:date="2026-10-18T00:32:01Z">
               <w:r>
                 <w:rPr>
                   <w:rFonts w:ascii="Arial" w:cs="Arial" w:eastAsia="Arial" w:hAnsi="Arial"/>
@@ -21921,7 +21921,7 @@
               </w:rPr>
               <w:t xml:space="preserve">engineer must leave </w:t>
             </w:r>
-            <w:del w:id="9298" w:author="Claude (AI) - proposed" w:date="2026-10-15T08:04:15Z">
+            <w:del w:id="9298" w:author="Claude (AI) - proposed" w:date="2026-10-18T00:32:01Z">
               <w:r>
                 <w:rPr>
                   <w:rFonts w:ascii="Arial" w:cs="Arial" w:eastAsia="Arial" w:hAnsi="Arial"/>
@@ -21936,7 +21936,7 @@
                 <w:delText xml:space="preserve">at least 1.65</w:delText>
               </w:r>
             </w:del>
-            <w:ins w:id="9299" w:author="Claude (AI) - proposed" w:date="2026-10-15T08:04:15Z">
+            <w:ins w:id="9299" w:author="Claude (AI) - proposed" w:date="2026-10-18T00:32:01Z">
               <w:r>
                 <w:rPr>
                   <w:rFonts w:ascii="Arial" w:cs="Arial" w:eastAsia="Arial" w:hAnsi="Arial"/>
@@ -21964,7 +21964,7 @@
               </w:rPr>
               <w:t xml:space="preserve"> mm at each end</w:t>
             </w:r>
-            <w:del w:id="9300" w:author="Claude (AI) - proposed" w:date="2026-10-15T08:04:15Z">
+            <w:del w:id="9300" w:author="Claude (AI) - proposed" w:date="2026-10-18T00:32:01Z">
               <w:r>
                 <w:rPr>
                   <w:rFonts w:ascii="Arial" w:cs="Arial" w:eastAsia="Arial" w:hAnsi="Arial"/>
@@ -21979,7 +21979,7 @@
                 <w:delText xml:space="preserve">, so a total of 3.3 mm across the full beam</w:delText>
               </w:r>
             </w:del>
-            <w:ins w:id="9301" w:author="Claude (AI) - proposed" w:date="2026-10-15T08:04:15Z">
+            <w:ins w:id="9301" w:author="Claude (AI) - proposed" w:date="2026-10-18T00:32:01Z">
               <w:r>
                 <w:rPr>
                   <w:rFonts w:ascii="Arial" w:cs="Arial" w:eastAsia="Arial" w:hAnsi="Arial"/>
@@ -22179,7 +22179,7 @@
               <w:spacing w:after="10" w:before="0"/>
               <w:ind w:left="120"/>
             </w:pPr>
-            <w:hyperlink w:history="1" r:id="rId32fem5reu2ofecizbqtif">
+            <w:hyperlink w:history="1" r:id="rIdikz4sf9cubbfd2n9ptmh_">
               <w:r>
                 <w:rPr>
                   <w:rFonts w:ascii="Arial" w:cs="Arial" w:eastAsia="Arial" w:hAnsi="Arial"/>
@@ -22256,7 +22256,7 @@
               <w:spacing w:after="10" w:before="0"/>
               <w:ind w:left="120"/>
             </w:pPr>
-            <w:hyperlink w:history="1" r:id="rIddo2w7eoosk9btf2vdrcjf">
+            <w:hyperlink w:history="1" r:id="rId3nzkvgos2fbtcys-k0vx7">
               <w:r>
                 <w:rPr>
                   <w:rFonts w:ascii="Arial" w:cs="Arial" w:eastAsia="Arial" w:hAnsi="Arial"/>
@@ -22349,7 +22349,7 @@
               </w:rPr>
               <w:t xml:space="preserve">Point to the DQB and say: In Lesson 1 you asked whether expansion could be useful. Look at what we have discovered today — point to the application card examples still displayed. Now write a sticky note that begins with the words: Engineers use the expansion formula to ___. You have 2 minutes. While learners write, prepare a fresh column on the DQB labelled Engineering Solutions. After posting, read two or three notes aloud and say: Notice something — every one of these notes uses the same formula we first met in Lesson 3 when we heated a metal rod over a Bunsen burner. That formula connects the cracked bottle, the bridge in Kisumu, and the iron in your home. Ask: Is there any question left on our board that we still have not answered? Allow 30 seconds of silent reading of the board. </w:t>
             </w:r>
-            <w:ins w:id="9302" w:author="Claude (AI) - proposed" w:date="2026-10-15T08:04:15Z">
+            <w:ins w:id="9302" w:author="Claude (AI) - proposed" w:date="2026-10-18T00:32:01Z">
               <w:r>
                 <w:rPr>
                   <w:rFonts w:ascii="Arial" w:cs="Arial" w:eastAsia="Arial" w:hAnsi="Arial"/>
@@ -22377,7 +22377,7 @@
               </w:rPr>
               <w:t xml:space="preserve">Take one or two nominations and say: We will return to those in our final lesson when we build our complete explanation.</w:t>
             </w:r>
-            <w:ins w:id="9303" w:author="Claude (AI) - proposed" w:date="2026-10-15T08:04:15Z">
+            <w:ins w:id="9303" w:author="Claude (AI) - proposed" w:date="2026-10-18T00:32:01Z">
               <w:r>
                 <w:rPr>
                   <w:rFonts w:ascii="Arial" w:cs="Arial" w:eastAsia="Arial" w:hAnsi="Arial"/>
@@ -22531,7 +22531,7 @@
               <w:spacing w:after="10" w:before="0"/>
               <w:ind w:left="120"/>
             </w:pPr>
-            <w:hyperlink w:history="1" r:id="rIdym-gx5qhyjck8a04fphes">
+            <w:hyperlink w:history="1" r:id="rIdiq0g2izvtxs_6oar8qxyn">
               <w:r>
                 <w:rPr>
                   <w:rFonts w:ascii="Arial" w:cs="Arial" w:eastAsia="Arial" w:hAnsi="Arial"/>
@@ -22608,7 +22608,7 @@
               <w:spacing w:after="10" w:before="0"/>
               <w:ind w:left="120"/>
             </w:pPr>
-            <w:hyperlink w:history="1" r:id="rIdimvucoxgxtyilyjmldlqf">
+            <w:hyperlink w:history="1" r:id="rIdwm-fkhy-yashmwesbf64r">
               <w:r>
                 <w:rPr>
                   <w:rFonts w:ascii="Arial" w:cs="Arial" w:eastAsia="Arial" w:hAnsi="Arial"/>
@@ -22862,7 +22862,7 @@
               </w:rPr>
               <w:t xml:space="preserve">After the lesson, consider: Did learners spontaneously invoke the expansion formula when analysing the application cards, or did they describe applications in purely descriptive terms without mathematical connection? If the latter, </w:t>
             </w:r>
-            <w:del w:id="9304" w:author="Claude (AI) - proposed" w:date="2026-10-15T08:04:15Z">
+            <w:del w:id="9304" w:author="Claude (AI) - proposed" w:date="2026-10-18T00:32:01Z">
               <w:r>
                 <w:rPr>
                   <w:rFonts w:ascii="Arial" w:cs="Arial" w:eastAsia="Arial" w:hAnsi="Arial"/>
@@ -22877,7 +22877,7 @@
                 <w:delText xml:space="preserve">the parallel problem in Lesson 6 should be preceded by</w:delText>
               </w:r>
             </w:del>
-            <w:ins w:id="9305" w:author="Claude (AI) - proposed" w:date="2026-10-15T08:04:15Z">
+            <w:ins w:id="9305" w:author="Claude (AI) - proposed" w:date="2026-10-18T00:32:01Z">
               <w:r>
                 <w:rPr>
                   <w:rFonts w:ascii="Arial" w:cs="Arial" w:eastAsia="Arial" w:hAnsi="Arial"/>
@@ -22905,7 +22905,7 @@
               </w:rPr>
               <w:t xml:space="preserve"> an additional guided example</w:t>
             </w:r>
-            <w:ins w:id="9306" w:author="Claude (AI) - proposed" w:date="2026-10-15T08:04:15Z">
+            <w:ins w:id="9306" w:author="Claude (AI) - proposed" w:date="2026-10-18T00:32:01Z">
               <w:r>
                 <w:rPr>
                   <w:rFonts w:ascii="Arial" w:cs="Arial" w:eastAsia="Arial" w:hAnsi="Arial"/>
@@ -23063,7 +23063,7 @@
               </w:rPr>
               <w:t xml:space="preserve">Learners observed four real Kenyan applications of thermal expansion through application cards: expansion joints on the Thika Superhighway, bimetallic strip thermostats in electric irons, metal tyre fitting on wooden cart wheels, and riveted corrugated roofing. They also observed a worked calculation showing that a 10 m steel beam in Kisumu </w:t>
             </w:r>
-            <w:del w:id="9307" w:author="Claude (AI) - proposed" w:date="2026-10-15T08:04:15Z">
+            <w:del w:id="9307" w:author="Claude (AI) - proposed" w:date="2026-10-18T00:32:01Z">
               <w:r>
                 <w:rPr>
                   <w:rFonts w:ascii="Arial" w:cs="Arial" w:eastAsia="Arial" w:hAnsi="Arial"/>
@@ -23078,7 +23078,7 @@
                 <w:delText xml:space="preserve">requires at least</w:delText>
               </w:r>
             </w:del>
-            <w:ins w:id="9308" w:author="Claude (AI) - proposed" w:date="2026-10-15T08:04:15Z">
+            <w:ins w:id="9308" w:author="Claude (AI) - proposed" w:date="2026-10-18T00:32:01Z">
               <w:r>
                 <w:rPr>
                   <w:rFonts w:ascii="Arial" w:cs="Arial" w:eastAsia="Arial" w:hAnsi="Arial"/>
@@ -23106,7 +23106,7 @@
               </w:rPr>
               <w:t xml:space="preserve"> 1.65 mm </w:t>
             </w:r>
-            <w:del w:id="9309" w:author="Claude (AI) - proposed" w:date="2026-10-15T08:04:15Z">
+            <w:del w:id="9309" w:author="Claude (AI) - proposed" w:date="2026-10-18T00:32:01Z">
               <w:r>
                 <w:rPr>
                   <w:rFonts w:ascii="Arial" w:cs="Arial" w:eastAsia="Arial" w:hAnsi="Arial"/>
@@ -23121,7 +23121,7 @@
                 <w:delText xml:space="preserve">of expansion gap per end</w:delText>
               </w:r>
             </w:del>
-            <w:ins w:id="9310" w:author="Claude (AI) - proposed" w:date="2026-10-15T08:04:15Z">
+            <w:ins w:id="9310" w:author="Claude (AI) - proposed" w:date="2026-10-18T00:32:01Z">
               <w:r>
                 <w:rPr>
                   <w:rFonts w:ascii="Arial" w:cs="Arial" w:eastAsia="Arial" w:hAnsi="Arial"/>
@@ -23149,7 +23149,7 @@
               </w:rPr>
               <w:t xml:space="preserve"> to safely accommodate a 15 degree C </w:t>
             </w:r>
-            <w:del w:id="9311" w:author="Claude (AI) - proposed" w:date="2026-10-15T08:04:15Z">
+            <w:del w:id="9311" w:author="Claude (AI) - proposed" w:date="2026-10-18T00:32:01Z">
               <w:r>
                 <w:rPr>
                   <w:rFonts w:ascii="Arial" w:cs="Arial" w:eastAsia="Arial" w:hAnsi="Arial"/>
@@ -23333,7 +23333,7 @@
         </w:rPr>
         <w:t xml:space="preserve">© 2026 SeaVuria and ARES. Aligned with KICD objectives. Developed by SeaVuria; technical implementation by ARES (with AI assistance from Claude). Licensed under </w:t>
       </w:r>
-      <w:hyperlink w:history="1" r:id="rId2nubdla80mtvmvr4nm5z3">
+      <w:hyperlink w:history="1" r:id="rIdsov5euanxhl_zzek2hkdq">
         <w:r>
           <w:rPr>
             <w:rFonts w:ascii="Arial" w:cs="Arial" w:eastAsia="Arial" w:hAnsi="Arial"/>
@@ -23354,7 +23354,7 @@
         </w:rPr>
         <w:t xml:space="preserve"> (</w:t>
       </w:r>
-      <w:hyperlink w:history="1" r:id="rId18_atpd_qoto1npm8ext9">
+      <w:hyperlink w:history="1" r:id="rId8pz5qrlpiorsnbc4nhhm4">
         <w:r>
           <w:rPr>
             <w:rFonts w:ascii="Arial" w:cs="Arial" w:eastAsia="Arial" w:hAnsi="Arial"/>
@@ -23671,7 +23671,7 @@
               </w:rPr>
               <w:t xml:space="preserve">Learners will demonstrate understanding that: (1) water expands anomalously upon freezing because hydrogen bonding arranges water molecules into a hexagonal lattice with greater intermolecular spacing than liquid water; (2) the volumetric expansion of water (freezing increases the volume by about 9%, a phase-change effect; ordinary heating or cooling within one phase follows ΔV = γV₀ΔT) generates pressures sufficient to fracture glass; (3) </w:t>
             </w:r>
-            <w:del w:id="9312" w:author="Claude (AI) - proposed" w:date="2026-10-15T08:04:15Z">
+            <w:del w:id="9312" w:author="Claude (AI) - proposed" w:date="2026-10-18T00:32:01Z">
               <w:r>
                 <w:rPr>
                   <w:rFonts w:ascii="Arial" w:cs="Arial" w:eastAsia="Arial" w:hAnsi="Arial"/>
@@ -23686,7 +23686,7 @@
                 <w:delText xml:space="preserve">solids, liquids, and gases each expand at characteristically different rates</w:delText>
               </w:r>
             </w:del>
-            <w:ins w:id="9313" w:author="Claude (AI) - proposed" w:date="2026-10-15T08:04:15Z">
+            <w:ins w:id="9313" w:author="Claude (AI) - proposed" w:date="2026-10-18T00:32:01Z">
               <w:r>
                 <w:rPr>
                   <w:rFonts w:ascii="Arial" w:cs="Arial" w:eastAsia="Arial" w:hAnsi="Arial"/>
@@ -23714,7 +23714,7 @@
               </w:rPr>
               <w:t xml:space="preserve"> captured by their </w:t>
             </w:r>
-            <w:del w:id="9314" w:author="Claude (AI) - proposed" w:date="2026-10-15T08:04:15Z">
+            <w:del w:id="9314" w:author="Claude (AI) - proposed" w:date="2026-10-18T00:32:01Z">
               <w:r>
                 <w:rPr>
                   <w:rFonts w:ascii="Arial" w:cs="Arial" w:eastAsia="Arial" w:hAnsi="Arial"/>
@@ -23729,7 +23729,7 @@
                 <w:delText xml:space="preserve">respective expansion coefficients</w:delText>
               </w:r>
             </w:del>
-            <w:ins w:id="9315" w:author="Claude (AI) - proposed" w:date="2026-10-15T08:04:15Z">
+            <w:ins w:id="9315" w:author="Claude (AI) - proposed" w:date="2026-10-18T00:32:01Z">
               <w:r>
                 <w:rPr>
                   <w:rFonts w:ascii="Arial" w:cs="Arial" w:eastAsia="Arial" w:hAnsi="Arial"/>
@@ -23757,7 +23757,7 @@
               </w:rPr>
               <w:t xml:space="preserve">; (4) </w:t>
             </w:r>
-            <w:del w:id="9316" w:author="Claude (AI) - proposed" w:date="2026-10-15T08:04:15Z">
+            <w:del w:id="9316" w:author="Claude (AI) - proposed" w:date="2026-10-18T00:32:01Z">
               <w:r>
                 <w:rPr>
                   <w:rFonts w:ascii="Arial" w:cs="Arial" w:eastAsia="Arial" w:hAnsi="Arial"/>
@@ -23772,7 +23772,7 @@
                 <w:delText xml:space="preserve">temperature scales (Celsius, Kelvin, Fahrenheit)</w:delText>
               </w:r>
             </w:del>
-            <w:ins w:id="9317" w:author="Claude (AI) - proposed" w:date="2026-10-15T08:04:15Z">
+            <w:ins w:id="9317" w:author="Claude (AI) - proposed" w:date="2026-10-18T00:32:01Z">
               <w:r>
                 <w:rPr>
                   <w:rFonts w:ascii="Arial" w:cs="Arial" w:eastAsia="Arial" w:hAnsi="Arial"/>
@@ -24235,7 +24235,7 @@
               </w:rPr>
               <w:t xml:space="preserve">In this 80-minute capstone lesson</w:t>
             </w:r>
-            <w:ins w:id="9318" w:author="Claude (AI) - proposed" w:date="2026-10-15T08:04:15Z">
+            <w:ins w:id="9318" w:author="Claude (AI) - proposed" w:date="2026-10-18T00:32:01Z">
               <w:r>
                 <w:rPr>
                   <w:rFonts w:ascii="Arial" w:cs="Arial" w:eastAsia="Arial" w:hAnsi="Arial"/>
@@ -24551,7 +24551,7 @@
             <w:pPr>
               <w:spacing w:after="20" w:before="0"/>
             </w:pPr>
-            <w:hyperlink w:history="1" r:id="rIdijfg-_anhz8uy5tgeibcp">
+            <w:hyperlink w:history="1" r:id="rIdz8_xn5n3a6sbobhlnyfcm">
               <w:r>
                 <w:rPr>
                   <w:rFonts w:ascii="Arial" w:cs="Arial" w:eastAsia="Arial" w:hAnsi="Arial"/>
@@ -24600,7 +24600,7 @@
               <w:spacing w:after="10" w:before="0"/>
               <w:ind w:left="120"/>
             </w:pPr>
-            <w:hyperlink w:history="1" r:id="rIdmv4vjdjhagtqlsm334ja2">
+            <w:hyperlink w:history="1" r:id="rIdduzmz7kjqm5ihxmgxrond">
               <w:r>
                 <w:rPr>
                   <w:rFonts w:ascii="Arial" w:cs="Arial" w:eastAsia="Arial" w:hAnsi="Arial"/>
@@ -24645,7 +24645,7 @@
             <w:pPr>
               <w:spacing w:after="20" w:before="0"/>
             </w:pPr>
-            <w:hyperlink w:history="1" r:id="rIdyplqc6cdzezfegk3s3chg">
+            <w:hyperlink w:history="1" r:id="rIdy-3jwfw5ja-mnwkxipumo">
               <w:r>
                 <w:rPr>
                   <w:rFonts w:ascii="Arial" w:cs="Arial" w:eastAsia="Arial" w:hAnsi="Arial"/>
@@ -24694,7 +24694,7 @@
               <w:spacing w:after="10" w:before="0"/>
               <w:ind w:left="120"/>
             </w:pPr>
-            <w:hyperlink w:history="1" r:id="rIdu9fljckfvuijuux8nmtyc">
+            <w:hyperlink w:history="1" r:id="rIdiwlthr9ysupewu8isnowc">
               <w:r>
                 <w:rPr>
                   <w:rFonts w:ascii="Arial" w:cs="Arial" w:eastAsia="Arial" w:hAnsi="Arial"/>
@@ -24894,7 +24894,7 @@
             <w:pPr>
               <w:spacing w:after="20" w:before="0"/>
             </w:pPr>
-            <w:hyperlink w:history="1" r:id="rIdzhngrnuc3kajynysubvhy">
+            <w:hyperlink w:history="1" r:id="rId7xvszvqajenr1p-pa6gwa">
               <w:r>
                 <w:rPr>
                   <w:rFonts w:ascii="Arial" w:cs="Arial" w:eastAsia="Arial" w:hAnsi="Arial"/>
@@ -24943,7 +24943,7 @@
               <w:spacing w:after="10" w:before="0"/>
               <w:ind w:left="120"/>
             </w:pPr>
-            <w:hyperlink w:history="1" r:id="rIdtl4nk6t06r1iq5uvgecmv">
+            <w:hyperlink w:history="1" r:id="rIdjlqehhpvclqxq8yxxujza">
               <w:r>
                 <w:rPr>
                   <w:rFonts w:ascii="Arial" w:cs="Arial" w:eastAsia="Arial" w:hAnsi="Arial"/>
@@ -24988,7 +24988,7 @@
             <w:pPr>
               <w:spacing w:after="20" w:before="0"/>
             </w:pPr>
-            <w:hyperlink w:history="1" r:id="rIdq7r8kmrudhbs7yw9vyngo">
+            <w:hyperlink w:history="1" r:id="rIdws9-krn88annf1de8zwst">
               <w:r>
                 <w:rPr>
                   <w:rFonts w:ascii="Arial" w:cs="Arial" w:eastAsia="Arial" w:hAnsi="Arial"/>
@@ -25037,7 +25037,7 @@
               <w:spacing w:after="10" w:before="0"/>
               <w:ind w:left="120"/>
             </w:pPr>
-            <w:hyperlink w:history="1" r:id="rIdcnxagtlk9bjtamvbbhy6x">
+            <w:hyperlink w:history="1" r:id="rIdv4ppugbj4jcwg5md7ont7">
               <w:r>
                 <w:rPr>
                   <w:rFonts w:ascii="Arial" w:cs="Arial" w:eastAsia="Arial" w:hAnsi="Arial"/>
@@ -25082,7 +25082,7 @@
               </w:rPr>
               <w:t xml:space="preserve">Six evidence stations are arranged around the classroom walls, each summarising the key finding from one lesson in the unit. Each station contains: a headline statement, a key diagram or data table, one quantitative example, and a 'Connection to the Cracked Bottle' prompt. Station contents: (1) Temperature Scales — Celsius</w:t>
             </w:r>
-            <w:del w:id="9319" w:author="Claude (AI) - proposed" w:date="2026-10-15T08:04:15Z">
+            <w:del w:id="9319" w:author="Claude (AI) - proposed" w:date="2026-10-18T00:32:01Z">
               <w:r>
                 <w:rPr>
                   <w:rFonts w:ascii="Arial" w:cs="Arial" w:eastAsia="Arial" w:hAnsi="Arial"/>
@@ -25097,7 +25097,7 @@
                 <w:delText xml:space="preserve">, Kelvin, Fahrenheit conversion diagram</w:delText>
               </w:r>
             </w:del>
-            <w:ins w:id="9320" w:author="Claude (AI) - proposed" w:date="2026-10-15T08:04:15Z">
+            <w:ins w:id="9320" w:author="Claude (AI) - proposed" w:date="2026-10-18T00:32:01Z">
               <w:r>
                 <w:rPr>
                   <w:rFonts w:ascii="Arial" w:cs="Arial" w:eastAsia="Arial" w:hAnsi="Arial"/>
@@ -25125,7 +25125,7 @@
               </w:rPr>
               <w:t xml:space="preserve">; water freezes at 0°C/273 K; (2) Particle Kinetic Theory — diagram of liquid water molecules vs. hexagonal ice lattice, showing greater spacing; (3) Linear Expansion of Solids — formula ΔL = αL₀ΔT, worked example with </w:t>
             </w:r>
-            <w:del w:id="9321" w:author="Claude (AI) - proposed" w:date="2026-10-15T08:04:15Z">
+            <w:del w:id="9321" w:author="Claude (AI) - proposed" w:date="2026-10-18T00:32:01Z">
               <w:r>
                 <w:rPr>
                   <w:rFonts w:ascii="Arial" w:cs="Arial" w:eastAsia="Arial" w:hAnsi="Arial"/>
@@ -25140,7 +25140,7 @@
                 <w:delText xml:space="preserve">steel railway track on the SGR Nairobi–Mombasa line</w:delText>
               </w:r>
             </w:del>
-            <w:ins w:id="9322" w:author="Claude (AI) - proposed" w:date="2026-10-15T08:04:15Z">
+            <w:ins w:id="9322" w:author="Claude (AI) - proposed" w:date="2026-10-18T00:32:01Z">
               <w:r>
                 <w:rPr>
                   <w:rFonts w:ascii="Arial" w:cs="Arial" w:eastAsia="Arial" w:hAnsi="Arial"/>
@@ -25168,7 +25168,7 @@
               </w:rPr>
               <w:t xml:space="preserve">; (4) </w:t>
             </w:r>
-            <w:del w:id="9323" w:author="Claude (AI) - proposed" w:date="2026-10-15T08:04:15Z">
+            <w:del w:id="9323" w:author="Claude (AI) - proposed" w:date="2026-10-18T00:32:01Z">
               <w:r>
                 <w:rPr>
                   <w:rFonts w:ascii="Arial" w:cs="Arial" w:eastAsia="Arial" w:hAnsi="Arial"/>
@@ -25183,7 +25183,7 @@
                 <w:delText xml:space="preserve">Volumetric Expansion of Liquids — formula</w:delText>
               </w:r>
             </w:del>
-            <w:ins w:id="9324" w:author="Claude (AI) - proposed" w:date="2026-10-15T08:04:15Z">
+            <w:ins w:id="9324" w:author="Claude (AI) - proposed" w:date="2026-10-18T00:32:01Z">
               <w:r>
                 <w:rPr>
                   <w:rFonts w:ascii="Arial" w:cs="Arial" w:eastAsia="Arial" w:hAnsi="Arial"/>
@@ -25211,7 +25211,7 @@
               </w:rPr>
               <w:t xml:space="preserve"> ΔV = γV₀ΔT</w:t>
             </w:r>
-            <w:del w:id="9325" w:author="Claude (AI) - proposed" w:date="2026-10-15T08:04:15Z">
+            <w:del w:id="9325" w:author="Claude (AI) - proposed" w:date="2026-10-18T00:32:01Z">
               <w:r>
                 <w:rPr>
                   <w:rFonts w:ascii="Arial" w:cs="Arial" w:eastAsia="Arial" w:hAnsi="Arial"/>
@@ -25226,7 +25226,7 @@
                 <w:delText xml:space="preserve">, worked example with 500 ml water bottle</w:delText>
               </w:r>
             </w:del>
-            <w:ins w:id="9326" w:author="Claude (AI) - proposed" w:date="2026-10-15T08:04:15Z">
+            <w:ins w:id="9326" w:author="Claude (AI) - proposed" w:date="2026-10-18T00:32:01Z">
               <w:r>
                 <w:rPr>
                   <w:rFonts w:ascii="Arial" w:cs="Arial" w:eastAsia="Arial" w:hAnsi="Arial"/>
@@ -25254,7 +25254,7 @@
               </w:rPr>
               <w:t xml:space="preserve">; (5) Anomalous Expansion of Water — density vs. temperature graph showing maximum density at 4°C; (6) </w:t>
             </w:r>
-            <w:del w:id="9327" w:author="Claude (AI) - proposed" w:date="2026-10-15T08:04:15Z">
+            <w:del w:id="9327" w:author="Claude (AI) - proposed" w:date="2026-10-18T00:32:01Z">
               <w:r>
                 <w:rPr>
                   <w:rFonts w:ascii="Arial" w:cs="Arial" w:eastAsia="Arial" w:hAnsi="Arial"/>
@@ -25282,7 +25282,7 @@
               </w:rPr>
               <w:t xml:space="preserve">Real-World Applications — </w:t>
             </w:r>
-            <w:del w:id="9328" w:author="Claude (AI) - proposed" w:date="2026-10-15T08:04:15Z">
+            <w:del w:id="9328" w:author="Claude (AI) - proposed" w:date="2026-10-18T00:32:01Z">
               <w:r>
                 <w:rPr>
                   <w:rFonts w:ascii="Arial" w:cs="Arial" w:eastAsia="Arial" w:hAnsi="Arial"/>
@@ -25297,7 +25297,7 @@
                 <w:delText xml:space="preserve">Charles's Law, expansion gaps in Nairobi's Thika Superhighway, pipeline design at the Mombasa refinery</w:delText>
               </w:r>
             </w:del>
-            <w:ins w:id="9329" w:author="Claude (AI) - proposed" w:date="2026-10-15T08:04:15Z">
+            <w:ins w:id="9329" w:author="Claude (AI) - proposed" w:date="2026-10-18T00:32:01Z">
               <w:r>
                 <w:rPr>
                   <w:rFonts w:ascii="Arial" w:cs="Arial" w:eastAsia="Arial" w:hAnsi="Arial"/>
@@ -25325,7 +25325,7 @@
               </w:rPr>
               <w:t xml:space="preserve">. Learners move in groups of 3–4, spending </w:t>
             </w:r>
-            <w:del w:id="9330" w:author="Claude (AI) - proposed" w:date="2026-10-15T08:04:15Z">
+            <w:del w:id="9330" w:author="Claude (AI) - proposed" w:date="2026-10-18T00:32:01Z">
               <w:r>
                 <w:rPr>
                   <w:rFonts w:ascii="Arial" w:cs="Arial" w:eastAsia="Arial" w:hAnsi="Arial"/>
@@ -25340,7 +25340,7 @@
                 <w:delText xml:space="preserve">4</w:delText>
               </w:r>
             </w:del>
-            <w:ins w:id="9331" w:author="Claude (AI) - proposed" w:date="2026-10-15T08:04:15Z">
+            <w:ins w:id="9331" w:author="Claude (AI) - proposed" w:date="2026-10-18T00:32:01Z">
               <w:r>
                 <w:rPr>
                   <w:rFonts w:ascii="Arial" w:cs="Arial" w:eastAsia="Arial" w:hAnsi="Arial"/>
@@ -25368,7 +25368,7 @@
               </w:rPr>
               <w:t xml:space="preserve"> minutes at each station. Each learner records: (a) one key piece of evidence from the station, (b) how it connects to the cracked bottle. Groups have </w:t>
             </w:r>
-            <w:del w:id="9332" w:author="Claude (AI) - proposed" w:date="2026-10-15T08:04:15Z">
+            <w:del w:id="9332" w:author="Claude (AI) - proposed" w:date="2026-10-18T00:32:01Z">
               <w:r>
                 <w:rPr>
                   <w:rFonts w:ascii="Arial" w:cs="Arial" w:eastAsia="Arial" w:hAnsi="Arial"/>
@@ -25383,7 +25383,7 @@
                 <w:delText xml:space="preserve">2 minutes to travel</w:delText>
               </w:r>
             </w:del>
-            <w:ins w:id="9333" w:author="Claude (AI) - proposed" w:date="2026-10-15T08:04:15Z">
+            <w:ins w:id="9333" w:author="Claude (AI) - proposed" w:date="2026-10-18T00:32:01Z">
               <w:r>
                 <w:rPr>
                   <w:rFonts w:ascii="Arial" w:cs="Arial" w:eastAsia="Arial" w:hAnsi="Arial"/>
@@ -25411,7 +25411,7 @@
               </w:rPr>
               <w:t xml:space="preserve"> between stations. Total gallery walk: approximately </w:t>
             </w:r>
-            <w:del w:id="9334" w:author="Claude (AI) - proposed" w:date="2026-10-15T08:04:15Z">
+            <w:del w:id="9334" w:author="Claude (AI) - proposed" w:date="2026-10-18T00:32:01Z">
               <w:r>
                 <w:rPr>
                   <w:rFonts w:ascii="Arial" w:cs="Arial" w:eastAsia="Arial" w:hAnsi="Arial"/>
@@ -25426,7 +25426,7 @@
                 <w:delText xml:space="preserve">24</w:delText>
               </w:r>
             </w:del>
-            <w:ins w:id="9335" w:author="Claude (AI) - proposed" w:date="2026-10-15T08:04:15Z">
+            <w:ins w:id="9335" w:author="Claude (AI) - proposed" w:date="2026-10-18T00:32:01Z">
               <w:r>
                 <w:rPr>
                   <w:rFonts w:ascii="Arial" w:cs="Arial" w:eastAsia="Arial" w:hAnsi="Arial"/>
@@ -25487,7 +25487,7 @@
               </w:rPr>
               <w:t xml:space="preserve">Before the gallery walk: 'You have 6 stations. Each one is a piece of evidence your class has built over the last five lessons. Your job is not just to read — it is to collect and connect. At every station, write in your notebook: What is the key evidence? AND How does this connect to the cracked bottle?' Assign groups of 3–4 by numbering off. Say: 'In your groups, one person is the Recorder, one is the Timekeeper, one is the Reporter. Rotate these roles at every station.' [Ring a bell or clap to signal station transitions every </w:t>
             </w:r>
-            <w:del w:id="9336" w:author="Claude (AI) - proposed" w:date="2026-10-15T08:04:15Z">
+            <w:del w:id="9336" w:author="Claude (AI) - proposed" w:date="2026-10-18T00:32:01Z">
               <w:r>
                 <w:rPr>
                   <w:rFonts w:ascii="Arial" w:cs="Arial" w:eastAsia="Arial" w:hAnsi="Arial"/>
@@ -25502,7 +25502,7 @@
                 <w:delText xml:space="preserve">4</w:delText>
               </w:r>
             </w:del>
-            <w:ins w:id="9337" w:author="Claude (AI) - proposed" w:date="2026-10-15T08:04:15Z">
+            <w:ins w:id="9337" w:author="Claude (AI) - proposed" w:date="2026-10-18T00:32:01Z">
               <w:r>
                 <w:rPr>
                   <w:rFonts w:ascii="Arial" w:cs="Arial" w:eastAsia="Arial" w:hAnsi="Arial"/>
@@ -25652,7 +25652,7 @@
             <w:pPr>
               <w:spacing w:after="20" w:before="0"/>
             </w:pPr>
-            <w:hyperlink w:history="1" r:id="rIdmvauatlk6zopfbvxgrs2e">
+            <w:hyperlink w:history="1" r:id="rId2u0xumdiownhklprpwreg">
               <w:r>
                 <w:rPr>
                   <w:rFonts w:ascii="Arial" w:cs="Arial" w:eastAsia="Arial" w:hAnsi="Arial"/>
@@ -25701,7 +25701,7 @@
               <w:spacing w:after="10" w:before="0"/>
               <w:ind w:left="120"/>
             </w:pPr>
-            <w:hyperlink w:history="1" r:id="rIdgfaw_fp_m9tgri7watymd">
+            <w:hyperlink w:history="1" r:id="rIdmk3lzynbzmshktzvvlnfe">
               <w:r>
                 <w:rPr>
                   <w:rFonts w:ascii="Arial" w:cs="Arial" w:eastAsia="Arial" w:hAnsi="Arial"/>
@@ -25746,7 +25746,7 @@
             <w:pPr>
               <w:spacing w:after="20" w:before="0"/>
             </w:pPr>
-            <w:hyperlink w:history="1" r:id="rIdqenaqr4ci_u_teivhnpbq">
+            <w:hyperlink w:history="1" r:id="rId6lzra9xmtotr4lf6fdp5m">
               <w:r>
                 <w:rPr>
                   <w:rFonts w:ascii="Arial" w:cs="Arial" w:eastAsia="Arial" w:hAnsi="Arial"/>
@@ -25795,7 +25795,7 @@
               <w:spacing w:after="10" w:before="0"/>
               <w:ind w:left="120"/>
             </w:pPr>
-            <w:hyperlink w:history="1" r:id="rIdzqolelcczbmpl5llymbos">
+            <w:hyperlink w:history="1" r:id="rId97g1p79rfoq8sflccvunh">
               <w:r>
                 <w:rPr>
                   <w:rFonts w:ascii="Arial" w:cs="Arial" w:eastAsia="Arial" w:hAnsi="Arial"/>
@@ -25840,7 +25840,7 @@
               </w:rPr>
               <w:t xml:space="preserve">This is the heart of the lesson. Learners work in pairs to construct a Final Explanation Poster on A3 paper (or a folded A2 sheet). The poster must contain five labelled sections: (A) The Phenomenon — a sketch of the cracked bottle with labels identifying the crack pattern, the ice plug, and the direction of outward pressure. (B) The Particle-Level Explanation — a before/after particle diagram showing liquid water molecules (close-packed, disordered) vs. ice molecules (hexagonal lattice, greater spacing), with annotations explaining why spacing increases (hydrogen bonding, tetrahedral coordination). (C) The Quantitative Explanation — a worked example calculating the volume increase of 500 ml of water freezing (about 9%, so ΔV ≈ 45 ml; this is a phase-change effect that ΔV = γV₀ΔT does not describe), and explaining that because the glass bottle is rigid and sealed, this expansion generates enormous internal pressure sufficient to crack glass (tensile strength of glass ≈ 33–100 MPa). (D) Why Water is Anomalous — a mini density-vs-temperature graph showing the 4°C maximum density peak, with an explanation of why most substances contract on cooling but water does not. (E) Engineering Implications — two real Kenyan examples: (i) why water supply pipes in cold highland areas of Mount Kenya or Kericho sometimes burst in cold seasons, and (ii) how engineers design expansion joints in the SGR railway track between Nairobi and Mombasa to accommodate linear thermal expansion. Pairs display their posters and participate in a </w:t>
             </w:r>
-            <w:del w:id="9338" w:author="Claude (AI) - proposed" w:date="2026-10-15T08:04:15Z">
+            <w:del w:id="9338" w:author="Claude (AI) - proposed" w:date="2026-10-18T00:32:01Z">
               <w:r>
                 <w:rPr>
                   <w:rFonts w:ascii="Arial" w:cs="Arial" w:eastAsia="Arial" w:hAnsi="Arial"/>
@@ -25855,7 +25855,7 @@
                 <w:delText xml:space="preserve">10</w:delText>
               </w:r>
             </w:del>
-            <w:ins w:id="9339" w:author="Claude (AI) - proposed" w:date="2026-10-15T08:04:15Z">
+            <w:ins w:id="9339" w:author="Claude (AI) - proposed" w:date="2026-10-18T00:32:01Z">
               <w:r>
                 <w:rPr>
                   <w:rFonts w:ascii="Arial" w:cs="Arial" w:eastAsia="Arial" w:hAnsi="Arial"/>
@@ -25916,7 +25916,7 @@
               </w:rPr>
               <w:t xml:space="preserve">Distribute A3 paper and coloured markers. Say: 'This is your final explanation. Imagine you are sending this poster to a </w:t>
             </w:r>
-            <w:del w:id="9340" w:author="Claude (AI) - proposed" w:date="2026-10-15T08:04:15Z">
+            <w:del w:id="9340" w:author="Claude (AI) - proposed" w:date="2026-10-18T00:32:01Z">
               <w:r>
                 <w:rPr>
                   <w:rFonts w:ascii="Arial" w:cs="Arial" w:eastAsia="Arial" w:hAnsi="Arial"/>
@@ -25931,7 +25931,7 @@
                 <w:delText xml:space="preserve">Form 2 student</w:delText>
               </w:r>
             </w:del>
-            <w:ins w:id="9341" w:author="Claude (AI) - proposed" w:date="2026-10-15T08:04:15Z">
+            <w:ins w:id="9341" w:author="Claude (AI) - proposed" w:date="2026-10-18T00:32:01Z">
               <w:r>
                 <w:rPr>
                   <w:rFonts w:ascii="Arial" w:cs="Arial" w:eastAsia="Arial" w:hAnsi="Arial"/>
@@ -25959,7 +25959,7 @@
               </w:rPr>
               <w:t xml:space="preserve"> who missed all six lessons. Your poster must explain the cracked bottle so completely that they never need to ask another question.' Display the five required sections on the board. Say: 'You have </w:t>
             </w:r>
-            <w:del w:id="9342" w:author="Claude (AI) - proposed" w:date="2026-10-15T08:04:15Z">
+            <w:del w:id="9342" w:author="Claude (AI) - proposed" w:date="2026-10-18T00:32:01Z">
               <w:r>
                 <w:rPr>
                   <w:rFonts w:ascii="Arial" w:cs="Arial" w:eastAsia="Arial" w:hAnsi="Arial"/>
@@ -25974,7 +25974,7 @@
                 <w:delText xml:space="preserve">20</w:delText>
               </w:r>
             </w:del>
-            <w:ins w:id="9343" w:author="Claude (AI) - proposed" w:date="2026-10-15T08:04:15Z">
+            <w:ins w:id="9343" w:author="Claude (AI) - proposed" w:date="2026-10-18T00:32:01Z">
               <w:r>
                 <w:rPr>
                   <w:rFonts w:ascii="Arial" w:cs="Arial" w:eastAsia="Arial" w:hAnsi="Arial"/>
@@ -26002,7 +26002,7 @@
               </w:rPr>
               <w:t xml:space="preserve"> minutes. Both partners must write — I will be checking that both hands are moving.</w:t>
             </w:r>
-            <w:ins w:id="9344" w:author="Claude (AI) - proposed" w:date="2026-10-15T08:04:15Z">
+            <w:ins w:id="9344" w:author="Claude (AI) - proposed" w:date="2026-10-18T00:32:01Z">
               <w:r>
                 <w:rPr>
                   <w:rFonts w:ascii="Arial" w:cs="Arial" w:eastAsia="Arial" w:hAnsi="Arial"/>
@@ -26030,7 +26030,7 @@
               </w:rPr>
               <w:t xml:space="preserve">' [Set a </w:t>
             </w:r>
-            <w:del w:id="9345" w:author="Claude (AI) - proposed" w:date="2026-10-15T08:04:15Z">
+            <w:del w:id="9345" w:author="Claude (AI) - proposed" w:date="2026-10-18T00:32:01Z">
               <w:r>
                 <w:rPr>
                   <w:rFonts w:ascii="Arial" w:cs="Arial" w:eastAsia="Arial" w:hAnsi="Arial"/>
@@ -26045,7 +26045,7 @@
                 <w:delText xml:space="preserve">20</w:delText>
               </w:r>
             </w:del>
-            <w:ins w:id="9346" w:author="Claude (AI) - proposed" w:date="2026-10-15T08:04:15Z">
+            <w:ins w:id="9346" w:author="Claude (AI) - proposed" w:date="2026-10-18T00:32:01Z">
               <w:r>
                 <w:rPr>
                   <w:rFonts w:ascii="Arial" w:cs="Arial" w:eastAsia="Arial" w:hAnsi="Arial"/>
@@ -26073,7 +26073,7 @@
               </w:rPr>
               <w:t xml:space="preserve">-minute timer.] Circulate actively. At the </w:t>
             </w:r>
-            <w:del w:id="9347" w:author="Claude (AI) - proposed" w:date="2026-10-15T08:04:15Z">
+            <w:del w:id="9347" w:author="Claude (AI) - proposed" w:date="2026-10-18T00:32:01Z">
               <w:r>
                 <w:rPr>
                   <w:rFonts w:ascii="Arial" w:cs="Arial" w:eastAsia="Arial" w:hAnsi="Arial"/>
@@ -26088,7 +26088,7 @@
                 <w:delText xml:space="preserve">7</w:delText>
               </w:r>
             </w:del>
-            <w:ins w:id="9348" w:author="Claude (AI) - proposed" w:date="2026-10-15T08:04:15Z">
+            <w:ins w:id="9348" w:author="Claude (AI) - proposed" w:date="2026-10-18T00:32:01Z">
               <w:r>
                 <w:rPr>
                   <w:rFonts w:ascii="Arial" w:cs="Arial" w:eastAsia="Arial" w:hAnsi="Arial"/>
@@ -26116,7 +26116,7 @@
               </w:rPr>
               <w:t xml:space="preserve">-minute mark, check that ALL pairs have completed sections A and B. If any pair is stuck on the particle diagram, pose: 'Think about what you saw at Station 2 in the gallery walk. What did the hexagonal lattice look like compared to the liquid? Draw that.' [WAIT TIME: 10 seconds.] At the </w:t>
             </w:r>
-            <w:del w:id="9349" w:author="Claude (AI) - proposed" w:date="2026-10-15T08:04:15Z">
+            <w:del w:id="9349" w:author="Claude (AI) - proposed" w:date="2026-10-18T00:32:01Z">
               <w:r>
                 <w:rPr>
                   <w:rFonts w:ascii="Arial" w:cs="Arial" w:eastAsia="Arial" w:hAnsi="Arial"/>
@@ -26131,7 +26131,7 @@
                 <w:delText xml:space="preserve">14</w:delText>
               </w:r>
             </w:del>
-            <w:ins w:id="9350" w:author="Claude (AI) - proposed" w:date="2026-10-15T08:04:15Z">
+            <w:ins w:id="9350" w:author="Claude (AI) - proposed" w:date="2026-10-18T00:32:01Z">
               <w:r>
                 <w:rPr>
                   <w:rFonts w:ascii="Arial" w:cs="Arial" w:eastAsia="Arial" w:hAnsi="Arial"/>
@@ -26159,7 +26159,7 @@
               </w:rPr>
               <w:t xml:space="preserve">-minute mark, check that section C is underway. If pairs are struggling with the calculation, write on the board: ΔV ≈ 9% of 500 ml and ask: 'What is 9 divided by 100, times 500? Take 15 seconds.' [WAIT TIME: 15 seconds.] Cold-call one pair: 'What did you get?' After posters are complete, announce the Poster Parade: 'Stand up. Take your poster. Walk to the pair to your left. Read their poster. Use the sentence stems on the board. You have </w:t>
             </w:r>
-            <w:del w:id="9351" w:author="Claude (AI) - proposed" w:date="2026-10-15T08:04:15Z">
+            <w:del w:id="9351" w:author="Claude (AI) - proposed" w:date="2026-10-18T00:32:01Z">
               <w:r>
                 <w:rPr>
                   <w:rFonts w:ascii="Arial" w:cs="Arial" w:eastAsia="Arial" w:hAnsi="Arial"/>
@@ -26174,7 +26174,7 @@
                 <w:delText xml:space="preserve">5</w:delText>
               </w:r>
             </w:del>
-            <w:ins w:id="9352" w:author="Claude (AI) - proposed" w:date="2026-10-15T08:04:15Z">
+            <w:ins w:id="9352" w:author="Claude (AI) - proposed" w:date="2026-10-18T00:32:01Z">
               <w:r>
                 <w:rPr>
                   <w:rFonts w:ascii="Arial" w:cs="Arial" w:eastAsia="Arial" w:hAnsi="Arial"/>
@@ -26202,7 +26202,7 @@
               </w:rPr>
               <w:t xml:space="preserve"> minutes, then rotate once more.' After the parade: 'Return to your seat. In 2 minutes, revise ONE section of your poster based on the feedback you received. Circle the revision in red so I can see your thinking grew.'</w:t>
             </w:r>
-            <w:ins w:id="9353" w:author="Claude (AI) - proposed" w:date="2026-10-15T08:04:15Z">
+            <w:ins w:id="9353" w:author="Claude (AI) - proposed" w:date="2026-10-18T00:32:01Z">
               <w:r>
                 <w:rPr>
                   <w:rFonts w:ascii="Arial" w:cs="Arial" w:eastAsia="Arial" w:hAnsi="Arial"/>
@@ -26339,7 +26339,7 @@
             <w:pPr>
               <w:spacing w:after="20" w:before="0"/>
             </w:pPr>
-            <w:hyperlink w:history="1" r:id="rIdjnizscisi7o-uowha1zrb">
+            <w:hyperlink w:history="1" r:id="rId-cegljgn5-zo3ch5d_np-">
               <w:r>
                 <w:rPr>
                   <w:rFonts w:ascii="Arial" w:cs="Arial" w:eastAsia="Arial" w:hAnsi="Arial"/>
@@ -26388,7 +26388,7 @@
               <w:spacing w:after="10" w:before="0"/>
               <w:ind w:left="120"/>
             </w:pPr>
-            <w:hyperlink w:history="1" r:id="rIdkusasxqzoyscxgqbzndmi">
+            <w:hyperlink w:history="1" r:id="rIdufgzkjmpslzh99b_xtkjp">
               <w:r>
                 <w:rPr>
                   <w:rFonts w:ascii="Arial" w:cs="Arial" w:eastAsia="Arial" w:hAnsi="Arial"/>
@@ -26433,7 +26433,7 @@
             <w:pPr>
               <w:spacing w:after="20" w:before="0"/>
             </w:pPr>
-            <w:hyperlink w:history="1" r:id="rIdcnsugja3qhxpvwfjn__fp">
+            <w:hyperlink w:history="1" r:id="rIdbuwiwr_l30-ye6x5glfcv">
               <w:r>
                 <w:rPr>
                   <w:rFonts w:ascii="Arial" w:cs="Arial" w:eastAsia="Arial" w:hAnsi="Arial"/>
@@ -26482,7 +26482,7 @@
               <w:spacing w:after="10" w:before="0"/>
               <w:ind w:left="120"/>
             </w:pPr>
-            <w:hyperlink w:history="1" r:id="rId9prjtz3cxdupek9irt3kk">
+            <w:hyperlink w:history="1" r:id="rId4ngcpjx9slgba1uygs8kj">
               <w:r>
                 <w:rPr>
                   <w:rFonts w:ascii="Arial" w:cs="Arial" w:eastAsia="Arial" w:hAnsi="Arial"/>
@@ -26560,7 +26560,7 @@
               </w:rPr>
               <w:t xml:space="preserve">Bring out the DQB. Say: 'Look at this board. Every question on here was asked by someone in this room — by you — because the cracked bottle genuinely puzzled you. Count the questions with me.' [Count aloud together.] 'Every one of these questions deserves a real answer. Today, we close the board.' Assign groups their questions: 'Group 1 takes the blue cluster on the top left — those questions about why water is different. Group 2 takes the yellow cluster — questions about the formula and the numbers. Group 3 takes the pink cluster — questions about what happens to other liquids in a freezer. Group 4 takes the green cluster — engineering and real-world questions.' [Allow </w:t>
             </w:r>
-            <w:del w:id="9354" w:author="Claude (AI) - proposed" w:date="2026-10-15T08:04:15Z">
+            <w:del w:id="9354" w:author="Claude (AI) - proposed" w:date="2026-10-18T00:32:01Z">
               <w:r>
                 <w:rPr>
                   <w:rFonts w:ascii="Arial" w:cs="Arial" w:eastAsia="Arial" w:hAnsi="Arial"/>
@@ -26575,7 +26575,7 @@
                 <w:delText xml:space="preserve">8</w:delText>
               </w:r>
             </w:del>
-            <w:ins w:id="9355" w:author="Claude (AI) - proposed" w:date="2026-10-15T08:04:15Z">
+            <w:ins w:id="9355" w:author="Claude (AI) - proposed" w:date="2026-10-18T00:32:01Z">
               <w:r>
                 <w:rPr>
                   <w:rFonts w:ascii="Arial" w:cs="Arial" w:eastAsia="Arial" w:hAnsi="Arial"/>
@@ -26725,7 +26725,7 @@
             <w:pPr>
               <w:spacing w:after="20" w:before="0"/>
             </w:pPr>
-            <w:hyperlink w:history="1" r:id="rIdsxjbkqgmtdhxu9as47ivx">
+            <w:hyperlink w:history="1" r:id="rIdrbjgz00a651hvyrfubs9c">
               <w:r>
                 <w:rPr>
                   <w:rFonts w:ascii="Arial" w:cs="Arial" w:eastAsia="Arial" w:hAnsi="Arial"/>
@@ -26774,7 +26774,7 @@
               <w:spacing w:after="10" w:before="0"/>
               <w:ind w:left="120"/>
             </w:pPr>
-            <w:hyperlink w:history="1" r:id="rIdvq4tiolzzf4ba8rqa4yhi">
+            <w:hyperlink w:history="1" r:id="rIdlw9gv0hwva_ywwf8murkl">
               <w:r>
                 <w:rPr>
                   <w:rFonts w:ascii="Arial" w:cs="Arial" w:eastAsia="Arial" w:hAnsi="Arial"/>
@@ -26819,7 +26819,7 @@
             <w:pPr>
               <w:spacing w:after="20" w:before="0"/>
             </w:pPr>
-            <w:hyperlink w:history="1" r:id="rId5ixztutzbgs4avvmstyu-">
+            <w:hyperlink w:history="1" r:id="rIdyv4vopvfoym70f-kb3ai7">
               <w:r>
                 <w:rPr>
                   <w:rFonts w:ascii="Arial" w:cs="Arial" w:eastAsia="Arial" w:hAnsi="Arial"/>
@@ -26868,7 +26868,7 @@
               <w:spacing w:after="10" w:before="0"/>
               <w:ind w:left="120"/>
             </w:pPr>
-            <w:hyperlink w:history="1" r:id="rIddsegfkuqsqdkt_eb1_q0k">
+            <w:hyperlink w:history="1" r:id="rIdjt-xymhp8ptrnfpmtt4md">
               <w:r>
                 <w:rPr>
                   <w:rFonts w:ascii="Arial" w:cs="Arial" w:eastAsia="Arial" w:hAnsi="Arial"/>
@@ -26946,7 +26946,7 @@
               </w:rPr>
               <w:t xml:space="preserve">Distribute L1 model sheets (if collected) or ask learners to open notebooks to their Lesson 1 particle diagram. Say: 'Look at your L1 model. This was your best scientific thinking on Day 1. It was not wrong — it was the beginning. Now make your final revision. You have </w:t>
             </w:r>
-            <w:del w:id="9356" w:author="Claude (AI) - proposed" w:date="2026-10-15T08:04:15Z">
+            <w:del w:id="9356" w:author="Claude (AI) - proposed" w:date="2026-10-18T00:32:01Z">
               <w:r>
                 <w:rPr>
                   <w:rFonts w:ascii="Arial" w:cs="Arial" w:eastAsia="Arial" w:hAnsi="Arial"/>
@@ -26961,7 +26961,7 @@
                 <w:delText xml:space="preserve">8</w:delText>
               </w:r>
             </w:del>
-            <w:ins w:id="9357" w:author="Claude (AI) - proposed" w:date="2026-10-15T08:04:15Z">
+            <w:ins w:id="9357" w:author="Claude (AI) - proposed" w:date="2026-10-18T00:32:01Z">
               <w:r>
                 <w:rPr>
                   <w:rFonts w:ascii="Arial" w:cs="Arial" w:eastAsia="Arial" w:hAnsi="Arial"/>
@@ -26989,7 +26989,7 @@
               </w:rPr>
               <w:t xml:space="preserve"> minutes. Add, correct, and annotate. Your L6 model should be the most detailed, accurate, and complete scientific diagram you have ever drawn in this class.' [Set </w:t>
             </w:r>
-            <w:del w:id="9358" w:author="Claude (AI) - proposed" w:date="2026-10-15T08:04:15Z">
+            <w:del w:id="9358" w:author="Claude (AI) - proposed" w:date="2026-10-18T00:32:01Z">
               <w:r>
                 <w:rPr>
                   <w:rFonts w:ascii="Arial" w:cs="Arial" w:eastAsia="Arial" w:hAnsi="Arial"/>
@@ -27004,7 +27004,7 @@
                 <w:delText xml:space="preserve">an 8</w:delText>
               </w:r>
             </w:del>
-            <w:ins w:id="9359" w:author="Claude (AI) - proposed" w:date="2026-10-15T08:04:15Z">
+            <w:ins w:id="9359" w:author="Claude (AI) - proposed" w:date="2026-10-18T00:32:01Z">
               <w:r>
                 <w:rPr>
                   <w:rFonts w:ascii="Arial" w:cs="Arial" w:eastAsia="Arial" w:hAnsi="Arial"/>
@@ -27032,7 +27032,7 @@
               </w:rPr>
               <w:t xml:space="preserve">-minute timer. Circulate silently for the first </w:t>
             </w:r>
-            <w:del w:id="9360" w:author="Claude (AI) - proposed" w:date="2026-10-15T08:04:15Z">
+            <w:del w:id="9360" w:author="Claude (AI) - proposed" w:date="2026-10-18T00:32:01Z">
               <w:r>
                 <w:rPr>
                   <w:rFonts w:ascii="Arial" w:cs="Arial" w:eastAsia="Arial" w:hAnsi="Arial"/>
@@ -27047,7 +27047,7 @@
                 <w:delText xml:space="preserve">3</w:delText>
               </w:r>
             </w:del>
-            <w:ins w:id="9361" w:author="Claude (AI) - proposed" w:date="2026-10-15T08:04:15Z">
+            <w:ins w:id="9361" w:author="Claude (AI) - proposed" w:date="2026-10-18T00:32:01Z">
               <w:r>
                 <w:rPr>
                   <w:rFonts w:ascii="Arial" w:cs="Arial" w:eastAsia="Arial" w:hAnsi="Arial"/>
@@ -27075,7 +27075,7 @@
               </w:rPr>
               <w:t xml:space="preserve"> minutes — do not interrupt.] At the </w:t>
             </w:r>
-            <w:del w:id="9362" w:author="Claude (AI) - proposed" w:date="2026-10-15T08:04:15Z">
+            <w:del w:id="9362" w:author="Claude (AI) - proposed" w:date="2026-10-18T00:32:01Z">
               <w:r>
                 <w:rPr>
                   <w:rFonts w:ascii="Arial" w:cs="Arial" w:eastAsia="Arial" w:hAnsi="Arial"/>
@@ -27090,7 +27090,7 @@
                 <w:delText xml:space="preserve">3</w:delText>
               </w:r>
             </w:del>
-            <w:ins w:id="9363" w:author="Claude (AI) - proposed" w:date="2026-10-15T08:04:15Z">
+            <w:ins w:id="9363" w:author="Claude (AI) - proposed" w:date="2026-10-18T00:32:01Z">
               <w:r>
                 <w:rPr>
                   <w:rFonts w:ascii="Arial" w:cs="Arial" w:eastAsia="Arial" w:hAnsi="Arial"/>
@@ -27118,7 +27118,7 @@
               </w:rPr>
               <w:t xml:space="preserve">-minute mark, pose to the whole class without stopping their work: 'Does your model show the hexagonal lattice AND the direction of outward pressure AND the result at the macroscopic level? If any of those three are missing, add them now.' [WAIT TIME: allow them to continue working.] After the </w:t>
             </w:r>
-            <w:del w:id="9364" w:author="Claude (AI) - proposed" w:date="2026-10-15T08:04:15Z">
+            <w:del w:id="9364" w:author="Claude (AI) - proposed" w:date="2026-10-18T00:32:01Z">
               <w:r>
                 <w:rPr>
                   <w:rFonts w:ascii="Arial" w:cs="Arial" w:eastAsia="Arial" w:hAnsi="Arial"/>
@@ -27133,7 +27133,7 @@
                 <w:delText xml:space="preserve">8</w:delText>
               </w:r>
             </w:del>
-            <w:ins w:id="9365" w:author="Claude (AI) - proposed" w:date="2026-10-15T08:04:15Z">
+            <w:ins w:id="9365" w:author="Claude (AI) - proposed" w:date="2026-10-18T00:32:01Z">
               <w:r>
                 <w:rPr>
                   <w:rFonts w:ascii="Arial" w:cs="Arial" w:eastAsia="Arial" w:hAnsi="Arial"/>
@@ -27161,7 +27161,7 @@
               </w:rPr>
               <w:t xml:space="preserve"> minutes: 'Place your L6 model next to your L1 model. Write your three comparison statements using the frame on the board.' [Display the frame. Allow </w:t>
             </w:r>
-            <w:del w:id="9366" w:author="Claude (AI) - proposed" w:date="2026-10-15T08:04:15Z">
+            <w:del w:id="9366" w:author="Claude (AI) - proposed" w:date="2026-10-18T00:32:01Z">
               <w:r>
                 <w:rPr>
                   <w:rFonts w:ascii="Arial" w:cs="Arial" w:eastAsia="Arial" w:hAnsi="Arial"/>
@@ -27176,7 +27176,7 @@
                 <w:delText xml:space="preserve">5</w:delText>
               </w:r>
             </w:del>
-            <w:ins w:id="9367" w:author="Claude (AI) - proposed" w:date="2026-10-15T08:04:15Z">
+            <w:ins w:id="9367" w:author="Claude (AI) - proposed" w:date="2026-10-18T00:32:01Z">
               <w:r>
                 <w:rPr>
                   <w:rFonts w:ascii="Arial" w:cs="Arial" w:eastAsia="Arial" w:hAnsi="Arial"/>
@@ -27445,7 +27445,7 @@
               </w:rPr>
               <w:t xml:space="preserve">2. MODEL GROWTH: When learners placed their L1 model beside their L6 model, was the growth genuinely visible? Did learners who held the 'things shrink when cold' misconception in Lesson 1 show evidence of having resolved it? How many learners' L6 models still lacked the hexagonal ice lattice diagram — and what does this tell you about the adequacy of </w:t>
             </w:r>
-            <w:del w:id="9368" w:author="Claude (AI) - proposed" w:date="2026-10-15T08:04:15Z">
+            <w:del w:id="9368" w:author="Claude (AI) - proposed" w:date="2026-10-18T00:32:01Z">
               <w:r>
                 <w:rPr>
                   <w:rFonts w:ascii="Arial" w:cs="Arial" w:eastAsia="Arial" w:hAnsi="Arial"/>
@@ -27460,7 +27460,7 @@
                 <w:delText xml:space="preserve">Lesson 3's molecular modelling activity</w:delText>
               </w:r>
             </w:del>
-            <w:ins w:id="9369" w:author="Claude (AI) - proposed" w:date="2026-10-15T08:04:15Z">
+            <w:ins w:id="9369" w:author="Claude (AI) - proposed" w:date="2026-10-18T00:32:01Z">
               <w:r>
                 <w:rPr>
                   <w:rFonts w:ascii="Arial" w:cs="Arial" w:eastAsia="Arial" w:hAnsi="Arial"/>
@@ -27778,7 +27778,7 @@
               </w:rPr>
               <w:t xml:space="preserve">Learners conducted a six-station Evidence Gallery Walk, revisiting and recording key findings from all five prior lessons — including particle diagrams of liquid water vs. ice, the density-vs-temperature graph showing the 4°C anomaly, and the </w:t>
             </w:r>
-            <w:del w:id="9370" w:author="Claude (AI) - proposed" w:date="2026-10-15T08:04:15Z">
+            <w:del w:id="9370" w:author="Claude (AI) - proposed" w:date="2026-10-18T00:32:01Z">
               <w:r>
                 <w:rPr>
                   <w:rFonts w:ascii="Arial" w:cs="Arial" w:eastAsia="Arial" w:hAnsi="Arial"/>
@@ -27793,7 +27793,7 @@
                 <w:delText xml:space="preserve">volumetric expansion formula ΔV = γV₀ΔT applied to</w:delText>
               </w:r>
             </w:del>
-            <w:ins w:id="9371" w:author="Claude (AI) - proposed" w:date="2026-10-15T08:04:15Z">
+            <w:ins w:id="9371" w:author="Claude (AI) - proposed" w:date="2026-10-18T00:32:01Z">
               <w:r>
                 <w:rPr>
                   <w:rFonts w:ascii="Arial" w:cs="Arial" w:eastAsia="Arial" w:hAnsi="Arial"/>
@@ -27821,7 +27821,7 @@
               </w:rPr>
               <w:t xml:space="preserve"> a 500 ml water bottle</w:t>
             </w:r>
-            <w:ins w:id="9372" w:author="Claude (AI) - proposed" w:date="2026-10-15T08:04:15Z">
+            <w:ins w:id="9372" w:author="Claude (AI) - proposed" w:date="2026-10-18T00:32:01Z">
               <w:r>
                 <w:rPr>
                   <w:rFonts w:ascii="Arial" w:cs="Arial" w:eastAsia="Arial" w:hAnsi="Arial"/>
@@ -28005,7 +28005,7 @@
         </w:rPr>
         <w:t xml:space="preserve">© 2026 SeaVuria and ARES. Aligned with KICD objectives. Developed by SeaVuria; technical implementation by ARES (with AI assistance from Claude). Licensed under </w:t>
       </w:r>
-      <w:hyperlink w:history="1" r:id="rId-qje_pjs1oeziqd8llh4s">
+      <w:hyperlink w:history="1" r:id="rIdjumw5gftkyweycnwuxuyz">
         <w:r>
           <w:rPr>
             <w:rFonts w:ascii="Arial" w:cs="Arial" w:eastAsia="Arial" w:hAnsi="Arial"/>
@@ -28026,7 +28026,7 @@
         </w:rPr>
         <w:t xml:space="preserve"> (</w:t>
       </w:r>
-      <w:hyperlink w:history="1" r:id="rIdajzle20ohbqrm8vdlhpy6">
+      <w:hyperlink w:history="1" r:id="rIdmb2wzkkhmd538bygyjp_m">
         <w:r>
           <w:rPr>
             <w:rFonts w:ascii="Arial" w:cs="Arial" w:eastAsia="Arial" w:hAnsi="Arial"/>
